--- a/測試報告_v20260512.001-mid(#38568).docx
+++ b/測試報告_v20260512.001-mid(#38568).docx
@@ -322,351 +322,7 @@
           <w:szCs w:val="24"/>
         </w:rPr>
         <w:lastRenderedPageBreak/>
-        <w:t>3o\nz5FwGmlnzlhhUeTo2/H/LRgUzv/5TEziOYYj+Hj03G3oFN5N7hvrjqCmdu+sqd3x01R//FpNTc1l\nITix6+nTe9/+1N6L1+9//s5arlC/823DA9UJvPvCT7aj7X2ffcvHXgA3gUs+8r2Zr7+7/WL75Sdf\n/uGnQB6sfMenSFv/59wHEYt3BmxyJ0cjAzwOrESDgEMjXVkE5BtUh4LuzJazvzt0nWoM3jNwEu8E\nZ4QZNzY5eSP6U1k1pvxnvpZc5y6C6WYgkEGJZqv36UOnCx7L7PdfbQFp5JMgjzIF0F3Bs7xw59pN\ng1ddkJ9ev/a2q3eVI159eG4o5r738FuOX/BXL1ZOvDIlWOD/NCMZzf1D+7k/feTgyvzBdSMXvPGh\nrZtmkqOjzSHHrswOFeb+7vjc0KEffOu9uc2feTp6qebMnyJtfAPp15tIv27o9Oo4eA20l45vp30q\nY3f+7m3tt7lrPa0e2FI5shd8g2IwdXjz/Pzs9ftmNgwNRXXLC5UvvOitl+9+739PDX7oZzuPvOPQ\ngT3RoDOUX73xxA1b992wfB9DYfKBL4B9m+++d+Vcfmhz2nEqA7bk5HfcvGVnbc/L7XMX6NHLf9b+\n76MDB/fdcX/QiQ1EgplV48s3XfD8/1mbowEABC9bSd9/jLCOHrDIk9WslGX2RnESJBqgBhIa/P0X\nvnCk1V6z+sjZv4eX1c5+APwerJt86fDU1OGXRijtzB9RuWsPt527nfTRYKBI7KHfC/8/z0/6LmUk\nmMSZGx759tHG3x647c49J7clbS2rTS+/5N7N2zevPvH45tU6fGv47BfhQ2/6ysVvan/3lmUzW+++\nPGQGwwN6dLaQP3r8S1+5eM+74S8vJc/y0Llb0aUEj5nAEGnOYgviWr2lJ15jhZ0WxDVL7TRHTSWB\n8Mb733dw9UMXnG4/XD4A6EMbXpc3g56hx6UVpYn2v/556+SBn90Cr7773ks/1P7znZvhk2eeA7eO\nrLtxXVw1DTdZNZ1GPnJWaZz95uylvwH7u31yybk3oEdxqWONEBHEKoD2IMFyQzW6OE/4ECcdgR79\n0daGPyrU3IpvDW1XJEU7235dSKBbDopQ323/ov0vL/4q4QX3JW31slPgJfD5w7cHbSd6+eCFhMUC\nhIWuO3cXupNgNBZoBObI/V7D3q3sX9rP+Xj0P6+lbHjZTeUr7j32jnceufFN1WPX1TZcfODhNxy8\n5vjA7y+urt2w6tqbNk4fW3cZQAjT+z/eWnbFlSvGL8ytuAB+ckvp2Me+etXOvae+/DfH8/U1Y7uv\nefTQ/nV7P/zR7bFt9WUXPvnk7i1717/tmQPzRfLMiJrb9h+vn1u/YeWpKzclc4QJyHg+QPB0BXme\nYmCMPM159qWpr7G3JdhqNXNLH4Gw0P+8/eH7tm09dsm7vrlvet+l3zm6/ljMTadtORWfrY4+Mj1i\nc8AufPTIivWjjYtugsceufLkCz+647Zvv739ufa9L/+yvvK</w:t>
-      </w:r>
-      <w:r>
-        <w:rPr>
-          <w:rFonts w:asciiTheme="minorEastAsia" w:hAnsiTheme="minorEastAsia"/>
-          <w:szCs w:val="24"/>
-        </w:rPr>
-        <w:lastRenderedPageBreak/>
-        <w:t>2ZalozHQibig7mXEfuOEPh++Ov3Tr\n/z145Xce373VH2cITp+7A96OLlnk3aU9b7zmNwT5xFgpWx/LJUvZ2pLv6JJgcXpsgHyrjw4kzw4s\n/RXojPHYuafRl3E5EAxkA3VyJ0pTMZ3y7ZUMnFYnrNsFOtaWWlruPFcM14Lr2u0jb2wfyrdkcX0e\nfOzTJ06dfc9oas0Hdr/5+O4vPfHE9YcuP73z3s1uCt493P5a+5WtidGgVaIu2TKyZ98jr1x59ieb\ndGFk56c/sn1ufPXm+9+9vqkYY51+CKw49wz6PGmfTqyQeMU4GSqTgXnQdQtFkEglra6rqPY4Hq4A\nl4Pw2w7Wbm4/0X5bctVhDE6NHoqFC6OfOzHpmKUDuPy7x9r/+h9vaX9wdDN15bp1Z+6uqdLju08f\ne+7XNwFfE+XOfQh9l9wzESgFAmQoCYGlQErrE9n5HcPQma7F+y2BLQBrO43vtL/69+si7S9my5K8\nLgnue/7Su3bMtltP3r3q2vandm2Al5796aWj8PNnv793dNQ0h6kT61tr9v3V+/escoorPwMq64md\nrzr3JvQi3kgsL2DYiz1fAek+RMkmg8ku4jJGxq6HCbIJndq44tb337tzprXsc8+2/zB27Ot73h+U\n7dH9hZ0rL77/0Y1Ds41r3wkOX3/F47tvWebFh4+A0fetfuDK3adOzW+cGttz5tT+j6wVBtoP6M9u\nu/b6NZfdsKKWq13T/umHTxwp2xlwZ4eLyqSfvkf6yRcaWd9D+0MRg4nWQh8le16V0JGBnjEGNx9P\n7Nk5AtqnQWHQdtaF33yI5hBEMF9Ho5Po6+l9T2w9874DAIyMavoUtW/rf0smS7wZONB+jNyvRuz3\n74g/IEgACasz8D0b6I6H1emKDlDjIUA2wfvBaH7j4O6Xvrqrum0QXCXMu25r9lqA9xTx4Oi2Vw/d\nte3xeza9FX1m3eiophZfveBN6/eDMnpyW5drK8Q2/oHcb5T8QJ0H7NyDdLYLyGgs3JJB/hD1xUo9\nJwB6weu1wDe/61nRVgbsH2y4T38yPDEJZqyRqBn+0R9TQW803L59cJ372W/mL2i0HwvvasCjkF0Z\nSo+NZayp9rXEHyRzY2OpYKudPfvy5khyfDxlTIO/ae/YFhwYHz/ZbacC/gr9AbEBp89qpFG5Zhcl\nPQpDf7j2zumbf7jpwIl8qrX1otal3sG3j0zXIkX4kT+uvOHOyI7lB4el2vpKeJRc75Fzh5jrcCRA\nXE7G0Cug52+7aFeASf4hKtLXST2uVBC5bQWgzBTs3LZld4/2N3aBwWDfUfUZawpUybktdDMFYhqK\nFKbXKJKk8yyA+NPRMWmLEWpWlm+58pJIHMtzMlhxz8z6Qg0DBItzMTPU5LR6aPegnf3MK+0XrVuq\nn5xMiMWZCX0cFOzxUBbNgdB8lpEdL6ErKhtKbpwiCKP56WeytEaFQlYwwiuKQgF89uGwwLCUCADM\nGY6nhQECEJhhqDJBRxwqBmVAQeKJfJ7c2f4hczveQ+KYTwe+2vWFjs10/S+DujD33d0UqPd4qJHN\nNXyD7R7jRzb+M3c+vS99R6NAckTmvC0A0UuDJf86pN+cagz1XNIU1STm37evxZ4lA5Bp1Tvd3ldJ\nfgtBf0B6VyJOrEFxgF4DAQMomgICIodonKwIcQA4SfNITwBIcXz27gdXaQzN5yGEFEYc2LLn/sco\nYKcq65NWXJDHlrPotnXj9ZaTXT11qlj+LUN6ESAvU7TzyLmgkOc1gOZH8phK8Izfv+Q/CPjvQ4pS\nkKGm9owmlcxw1Rm6+NhlgAwKS4ekhDZyGqsWffbThenKylahXs0EscyjCKQBVQ6LMViaSI+1j98X\nqVYgMPTwalvhowMXfexvkaqE4qqzgrXk6md2FXmWJw1HENNIBBce+cWrD6eiQ1kpYTWt4CX7hags\nyGrCjUcQoMx2vbazkt7uHVi1r05FLotFGdaCwCGojDrz0axnGJGWCZ4n3UOOpmjdliIeQT4jy0bx\nBX38gplKUAzpuZosZqu3tC2NKLj9mzes2TjM03LX1x5t/wvzAH4nwdAzgRcW9VTngyzCnK8VWM2G\n0WqQwezaDnMekozzIdQ5AGcXhpeMN+FCxwN2V3ZZMdAz1z5sfQTrXXro7PF</w:t>
-      </w:r>
-      <w:r>
-        <w:rPr>
-          <w:rFonts w:asciiTheme="minorEastAsia" w:hAnsiTheme="minorEastAsia"/>
-          <w:szCs w:val="24"/>
-        </w:rPr>
-        <w:lastRenderedPageBreak/>
-        <w:t>gDPRBkka5JZgC/ci9\nC0Vf08EyIyyTEPL1JYb+iMOYZeqRGK/wNOE/GtFYIHYxk7lm2TDLiEzu4w9udRQIvdTMiKPr28Ww\ng2AkaSW8KF1ubR0SpA4uICVoX9zghUPLZyAYTt2/aesaAkJ7+3vfviUoO/Egy3AUhLK45sqH27++\nI3djurI6WR4P2wdhWrtkeyo2Xps+qLMAWCw8g9lBV81wVnEsFmx/E1P57D5kGWp2qjgxnTbjlaPL\nbbDcMLY6YYqjZQ6xm1LHUxEssuzAcwDdv2O0WasVXMnRvHutQhZNf+auH45OSmww5+S3cUzkSp8a\nHMnIMNfuWxUVgqGgTVGeGnYYrbCq/ctPPGlET213+fWjk/NDzbLeuPb74HtvzouG54qyiG14pa3H\n3NqumYtSMiNBQPAxfa7FXIyLgQOB7wT+awk+fC3aw0ifDrpUs0gnjWarPgnrFfAalPjH6D5MYqDL\nBIRreogD2Qr00dLhCn9Mu4dPgex5jO8TfY+xFoR+MkWnCIAIGfWxhxbB2CX9FMX0Gb9zuQ7f2x2I\n965q6D60ydWgJbBTLNUlHMhHTY2VZdGPAAyCCZbjJIEFmPK/QppzP3hfSuF4y+Wt7TtOvw+DvJXL\nDNMOryQaBM4siyAHOTeOCf4oz1NLEmeOAiKQrTXWwbEjo+WsKYi5mdYqLbiZE5RhrxhMGoWxYQML\nAmfD4SuxwKrpmJZscSqzd8v16z3VW7vLQ0LJHQ+1/3T9Z9YEN1fCctSYmItWb71xkACdZunN3jAv\nf75eFgTjO/ejIIPzYSGh2lhnaUXKj7RPXjW0oqCrUYpmpUFVUSOR4rLj25zD03yEwoBjN4aiFCfH\nX9picqxghbnwvn1/D/Bjg9FIJiEwMh1sXhjPZCQJU+Kr/zn6aMhtZqyHD4/SGDG2YpB/JMrg1PjF\n28pBTXIylQ0FMyaRAFFgOJrLJUwd+YEgRjTFu44lhKpf9lpm+1cMrzHJgbzj+zmKU0RKEWg25EVk\nElqq8DMU4U9RvGft6WtW5UYUMAToHYWwC0M5n8+owO7275nn8DWBiwm1rAMnfPXRgddr3J0+ierO\nUq7rOrwOEnzZ6u+wugSGSCi71Ov5LDiFmo2OQwXZPvK7EjgGOsD0MeYfnqKLIEcveD4CtZpdc1qN\nZufTWmAzVG/UJ0G9B3IfkV3rortIXwSyby0UbTG+UaBmV9Mwna39tvumoIBU76HPe6BuJ+SWGNhf\nKgFiNFNdc0wxeAqTu3QceKNO9Fsylexe12LAVzDP8SJ15dM8Q7GUTIyAeeKN7wynmyVLVsmo0nLT\nMUw0jGhEDIgCVcsfbKAAnoMJR2ckXQ4JChHaEEiA2BAWZLY4Oh5LFEPssrG9GFsKL0gs0UacEZLI\nyQlH46KWKzg8RhQFrN/5pvnISjubSbr16x+OIj6he7Ky26d9hBVEKVubmkIp42ZoIH90bkPhYt/L\n4zsH8yGGYxiUXmdrQaDayUQBUZCGlAngFFQl3bztJpqOmUEp9h8vfvF0ghlQJgeK96yKNluFteqy\nmhGTFAyDkxNTN1wyyFCyGs2v3D8SfJdIaGN+gFGDoAyiqmM5ZitnUGGPSBSmxQg0xOCjfgsAD79H\ni6Ko0A8doSkOUxqieebZnwP5ehazJQgrWVc05ShiOD6yLxdP4Y1EC5E+RGC5qyGEKFrmNw62H0AU\nd+SQKpZHcrqdHE1oyeHLY2FToH7gZB/Nn/0zOZ92LRtRmk2j9LgoDM0NQV8n1AB86sbpoM5Z2Bc+\nOKllGAXz8CKVVRVDQrRoMpQK1Ts3c0ExTCNkNPzcBSOnd69FikxIj1J13XR1UcaSFXESeJPGMgz0\nhxLUFMPledmMze8iGyiABN0feMAIVvBUuc7pb16zxqKhhDlVZCmJ8+wpqT6gBnkJQau+d+LqoABF\nlteDK3YcAMeNceNkVSYiGwlfhIhCFOs3+VrCurwUl3PAEjWT1tFW4qf2nxtivonXB24L/AvwfD/l\n490DjmXWqlP9JLMPdtQ1Yx/uHYvrG3+qp1SJ9SqLeRjfzqBvKKhrmaDnfc7TOAqwnUVPlvkLtiFc\n4x/P+DGJgnxjJObdOYgcTzQWWKKw/BsSGV1vGX7zcoD4s575+i0nn9fYcJ8yu</w:t>
-      </w:r>
-      <w:r>
-        <w:rPr>
-          <w:rFonts w:asciiTheme="minorEastAsia" w:hAnsiTheme="minorEastAsia"/>
-          <w:szCs w:val="24"/>
-        </w:rPr>
-        <w:lastRenderedPageBreak/>
-        <w:t>nywVH0h9LUhVgaS\nUP4ajUX1KYJD2xysSmIwbBDN6tGkO+P5nfVJG1MsZzRueuetYfmzGV0v5JqMlIltiLx8Z0gLNQQu\nF7Q4KvsNhv/JTKTYHJkfuj+xq5pV9lHsmE5JTnxtfPjs9yorb1gXgmRk1dETj21tRNyxKqQQjFJ6\nbs2sxDhxHwVEm9GYIS0BYcvWIhEMVa4jsQAgfhVdI1mW+7aTV5+su24JI5bIKo4ar1aaCTs2mSpu\nZ9YetotitjyxgTEEkS3qDV4IxfLNXEpJrNsE/hy2ZCu3Qv5m0g6fQiIvvcV/ZqvSUqrZOCWhiU0v\nzwdFivHcMZ2IMcDSjJy78LkHXjcywGPLkwWEMcXjjC2q9gWGOpMXZSBMvskLpYfkaCzoASAiltgi\nsZFiVNKQFMleVKj+bnr+9XnSzzSWh9/2rRdvWMvSdGKQiA0WUVHsTd92XMHRAZWwkuM21Uv3/uuA\nHtf3M8LsVHNyqiAYfGOvIptSECEIcs7m9CDf/lvZcaKPb9waV1hVYvxYkHSewFlyaX15+g3C3pul\nECN509s5W1b4WmxvKlUeTxscx9nFkQAOHGn/mlmBryex8r+DEJgAu4k9MLCPSXR+wLfUB/bx3Bf9\nHd8XA6/J/ZMrTPpuicA6B9CSQK+v+wwFLwp1pt7NEdFFyJA/PbfTc5kEuCizkBXomyjofu04MwV2\njLKPa/9M4oQAaXu1t4PsIhaz8KPzWL67UijfjwKm+9SwLxf7rhB2zR50Gk62VjtmtiQgJS0EP5Ze\nvkbHUIOKIJri5bdNLMtzJGAEVqg+yxDAoo7ejjI8jnizlqOlORJ8IXKAa+maS2J61o8gJP+oKgsM\nTDSk6SR8/mIhizaphqaLOyfTVmZq1JuJVTYeOzrh0FD2BAQnKAcSN064n7gIWQyFo5LFS+HAuffM\nenx6hZyo8FkqGKPmNKb0vTFA7IqQ9O49W8fDNCeA0Kqd6fFq2QFvPN1+jJFJyHiHEQsJQQaCpu9D\nMI0xC/2WdrBF1QRt1eajNwMEBbr9ki2xErnK8UxOATCiuol60tIxcUjbL5d44k1ClEKzSWLP4bUX\n1WNDEUdLrUVWnEUJvf2fK3hEgjBNVGz5lh8deeu+0ZLqpSDMDCc5Yuukx4hH1EYUkx+rXZt19YG4\nlp15W/tTxKnzc3sZzZRrzcLEdE5LNy5VLE2nwM/jG+MRW/fG2n84+0+NDZZl11YNsCzjRufNlQMg\nKyA/XSdaYiQcE0j3Y1oUWFrev8lESQqMor2xdDQZvtwLu65gYIT4fCgqJtlQypD5DM432MdsjuWR\nEnN4x1KmZ0Re4Vhirm6s6BGnA1gEric/oQ6J7yM9hjlZUqyQHU7KggoxJoKE1SgPcooeZyVprnbm\ncwon06wg3bFmvRdLEfcclg3RoIlwPbqVYzA4lSAuECAFUFKutm5w4/Kw3jyGE8NsoDMLPt7+LxJz\nHQlsC9wc+HDgi4GfBP4v+Aj4Ovgp+G9/FtJ+jXAFtNV1asRhdMygG8Ms+CDd8LFPIrElVtbVkb65\nZfyQq+fbHNsDZC+5xHgv0MOdC3etyvBPhXQvgdYzX9DzkZ1zFqMxXO0aJtnktOodcwSI/BqH3fuQ\nw7pXK4IudTit2oLQXeIQCQLRgmesLAkDu0/erPls1G2GTzOTfqarz13dhFRfOPvy3mktcE2372LA\nsLs3qizEoHQF9jxsdwqtkzDrdlmKJhHuItF0OCTF9BMSiwzT29+JKRC5XmPhwfrzEwow+sf4/4Nb\nkcJQXNq3RUhEsW+S1HLLC1G8ICgiYqhjt5kcZrH1t5eniFi1+VRIr2GyKcgpLKZ5XWUSNLg2Hopo\nRJ25hVRGg6JihgWU9Sqr2r+Zz9ZiEQDiyeKqn8dF+9tUKMZKSBIszjGlGj8QlYfDmJGJhiPG5DYH\nNJNvnyVtIJK96iSgFU6I/OvzN9eJ+0MAszI/SgNojF8xKNBmekCKZ8GOJKRIpMwJ4opw6PTVK4nv\n/jIQddWMcbIyZX2UaAFKx+nBWhEC3hfLSJQFno6p8UQo5wIQDNXHgrb7cd6K6oKgeUJMcobqY6e+\nern3cObDjYLJJFZ5hgyATGOORIZgNBaGQCCRoRukM2LEUZI0k4ipqi4g4pUgwIKkzVaJxCD0ywd3\niocEDZDN73t+</w:t>
-      </w:r>
-      <w:r>
-        <w:rPr>
-          <w:rFonts w:asciiTheme="minorEastAsia" w:hAnsiTheme="minorEastAsia"/>
-          <w:szCs w:val="24"/>
-        </w:rPr>
-        <w:lastRenderedPageBreak/>
-        <w:t>WSQj6+QR9HEzCWTTWD4RDmqGlfGTiTxFuQ5F27ohyccNtspb+/LDhh4fYoTyYOJA\no3RThdNC1P5MlRughpFDkd4XBj3EQQqz6SPpklew2//46qrxOGGJXGvsE3c9PmqX6af2yDRH0xHA\ng/mjRkszMBVTBbWiMawnSk0jpgmilYmrM+I70yPjOZYSWEkYdiIcR6cxy0NW1mRtWpMINWFMa69e\no2qk/+3JvW8Njw67IqUSwc7ylErCHuKWQNyxsRkc+oyvvDlMg3+ngIlS4O9iih8cQcJaZGhlxFoc\nJ0gM8xVWJzxPtiGNkRUm44mf/AfgIwEJHouC357Kc3me04JGkHfcge/4Spywoiatqo5TNI8wUfil\nakbS1IH2GT8fS87EkLGChgOReJd7b6gg2XyUBDUM78luMyi0fze3oQSQNjJBLkQBcgZNPMMqz3Qx\nloPDJT547VhmK8NnTIGEhwxrTHMX+VQLwacjxDFRGLBhXQTwLCAjxhE8qMQ2pOT6LQK5DiYtQAQa\nqAApQ9F45Za4oFJ+9uYZSgyl6HcKmAQmPIkZ/qZ9jnmC6KTDJGr4pJ8pWJpfXBJ2+9Kd6Sn2/iGL\noXov9w26oqOfIFNem/XqZuAbGaYbaXTzBOeREeOLkcpiRqGCejQ7Bard48iw9vi7E8PAX7I8jYe0\ndHaovmriq8cu3DkQ5uXmVEwmbipp6oOZDQOFYthLxvKawDBarKK5Q3k7lOcNau2arT8q6SuTjjox\nsGZ03+uqSZYSxWLy5g3jK9tChkI86957+YMSA8NeYQ4BQ0lcuXfVoZ3UphaX9coEb5SCJTlhiXwx\nNz6XTSYgv7+W2fDIyecBM5yMbjp4dDpTTYNv+xpJNUMycTc4pZPG81Y4o8tE/sCqt/8nn9w3HIns\n3dawZcwKVlKaz66+bsXpqDGtlSWxlJDTQe/4ys2TU3OWTJrEJ9zT60/cvpJG2yWiiBnaueqeL5ya\nchLNDKurlQ/vnp0eA4kZfjgzRluQtmnDHPIMZcpJUciyKCobOfr1fY+sl3lVpkTFivpFHRTg2t+n\n/xtfHjgZuDvwUuDVPhIWsVCr1pYmNvsepTfQ1SVqerHuQCGxRx8Ara7+9McUKn+ZculEeD1d3qgz\nvQQlcc3IIiGs6ViO7yz9z1Kl3fITrM1OHVLXJcb62DN8pLSaOVTvu+mFRgFtabjZ0+J9pwrfzpkR\nhxOi8kwhbm0k5CHp3z9iSqoW4ycdTptsrXnhgRWWbm7DfFCXjT1I98JZPl8fSUcigibxb37z6MkD\nl0UxJQEqMvfg+yJD9lClVGGEeK5ghwSKYyKnT+7U33Zvrg4hzfGiKuYSKyNy5nQLcdkRE836ghQE\nFZ11XAp0/4MOHVJNSiSOrsgJo6W6EuVkQDuqpeeGds8phPMQQ/gmGoqH16oUYQJRSLphIlEZajvo\naFxk+l6BB9AKURQhaqTSYcfVxZhWjrKWlryXSGdE2JlAUImnXHUgWSeazWj/4pn51+2qSFClqdD4\nzb8vYCUxvWya4aPJlCjTPMvG7vrC/VvbG6rpweVjvKqbEXvFpmeSQeKkhgG1xflQ+78oLOluXhZo\niWWJVcYqXqpsyzbNCyxD8WJ0CgRWNxWOhKMUwkiKyl7s1TtEwtNe7UPogrlDM7kYlxxMpxQvpmhT\n17/6QnmVvjk3vaK5S6d90uMT0QiFBejnPk+3f0B/FV8cuDfwbOAnwPSjPjLmHYW1mIIEnQBuaolW\n6xEV+VGEfQJT4CL5WQvKaNEqelfsaLVar8rB1zV+uvN/470c6ou+jgYbB/0TukwJGILzzswQ+Zfp\ni9mWnwfx/54Eiyjvi18ro52Xll2k5O50ZA4tnXjqPCicnwaQdbAkSnxEzAoRUdv+gfAKRVGGEmxC\nzreqPCTaAdFpdyJTxIyz7AVaPm4mvC+E4jFB9dZovnMlIieiiGJmIDPRyKosJ4UbBtkuMlyimVy+\nPKSHJiaP2izIrts8Pj13dVSkGSnyxGWrB7LgEnJ54mfFy5vLiWYawSnIhictdUO9iurkyo6iM1K2\nMx+JAEG9bJEgjJnkBbCe8eEdXOnKkpazQ1hhmKCuNQ2XsQENdFPRca60Z16xiMqiKWFI09Z/fduk\nyuk4HKGI2KBkFanJqC1JiEg6ROc3PGuIHuMgpp7gw2OV</w:t>
-      </w:r>
-      <w:r>
-        <w:rPr>
-          <w:rFonts w:asciiTheme="minorEastAsia" w:hAnsiTheme="minorEastAsia"/>
-          <w:szCs w:val="24"/>
-        </w:rPr>
-        <w:lastRenderedPageBreak/>
-        <w:t>PMGjlPAEo5OkkQulzOwP9u8qkbFMrVnu\ncJijnezTKy64qTxV4fgnr9o2NtmSMTFg+7ZPXHf1FfOcCO5TiKA0aQQ+rjAa/1NiVICSMWVI9Nn7\n0rrIKizDywxKlaJGLYE5mzFINEUlXUkEw7NjGmOTaJSCRpz34rF3vfrVxpYdycm51ta4JGqZUISI\nRcKmWOPcf0QbZ7bsiiQISw2mErqb29Wdxzx5jqX/A98feEvghcAfO8jvSfbeVE+XCyvgNchczOMt\nTBx1AoqFZISH7D7m+rhHnZxdB6j+/Hr3WoaPr06I0Esjtgh7M92yScdcQHWjC2pif42l1P2XvH0+\ncs8n7kp/mqzL2g//Vd6QIlk2zbuxfD63/tff8UeR0+7eFMO0oY6uumLT1KCqj0+3opEHGIEXVyo8\nYqxYJL4+WIqFV5wjkCF2kdq8OjXsTRA5Ru8QidSK2Y4StRkqRtvELfz4V2WekYT8ztcfP1mAf6T6\nPG1HqO7sOaFpl4hpu8pxtWJD9XyOVoKKQeUqu2dlIhc6JO2F48HlvBcTmbhOYMzS8NdFDiPMI0Fz\nHEummFSc1Uz5wUizptBAFZhwYk1z2WCuHLcURhihMGYyMTUXSl9AYYoWLV0jgcEWT6E6lslgfiY+\nsm6EgJw52v7sGxvBjMzggYk8grO1uBOXrz4GdkuxfPtzhwwMOIZLrrr4wYf3fbr9n0jljbhFUxzH\nwEwxkio5Sogmd5AMQQgSQp9vKZzNsrQclSLeqzcLRDDHa0+ijctnjrlJRowNppJqJClb469/9aul\naX1bcW5Za62YiAlMzIxgAt8AG/jr9g+Zk/hzgXLg9sC7A18IfCfwG+CCaYLWzBIoknEllI2ZZL+S\nYqE+hcgQEvC20FLg+vrAtLpRbNeVL2SEe2Tp57/7iuI8QdJJTS9MOjlG1ykQB0EO6YfDprVE3LR6\nkTZpHlFzfoWXZZxnGshn7VoVnK+ElvgDYCwmDvo87re966PgEkmNejXH5LNgPL7GXnK+fzZ6Htz5\n4smMNDh/YdC95PoHDrVubz/7RhIpyHT9wVbNHR6bik0iwsB6edPN/KOzwxEhPDDLZwjBlqIxNUIp\nKXUAhEQZoTzUVYpmFSmF2edSxbTiQtrNTo47As0BJImrY4IgxSAX06KFlnYqZinJMniyGGXcBIkn\nCK3zWGRUORlWQjwOm1GtSIE6JTmZD0J/ZuTi1uWpwTE7mQ0hP+qa1DjwFftClQotGxtyorXWJEtI\nMWlxGOygWdqWo5o6EgwqvA1BNDONvErCzJk0aWGsElHH6Kd5PxUFDF2UiQly5A5BLiIFy0WiejRP\nDrOpQcfkBXLrKAmUABeSxGg8ZPgtldq/jUmW6FYinDH7jM0pJtN+8bLtY1ls5PQi6QyGAxJL+47w\n6KdiNKeyxoHpY8MGJ1C0a9//1tqhUzX7wAilsY7QNmic4DjxAx7j5x9FImxk4gSu9utREMdQfq6f\nNd83jnDEiWUEv9oGNbRkanD9Ji+eI1GZZu6VkNx+Jf/spbF80uVEtTFaZViNDqsM/eo7wJ5rNudC\nokfJtC4IYqh5/OzXPrD+4pXDZtakMQ8FjX8rND5vBa0EZlnEQ5DMZNIld0Ktf75V0fkQp6lhwXQ6\nPmLruZXMFpwIXB14PvANYnV995DLOp1Jon4iq1FfqpoVaiFO810KIbHFALC1EADqneiP/l/ETwv0\nJArqBHSN+jjoVErWnFa1P7m7xFxQz5y64ohJpphcJ3gwmosqqxNd1O6ZNGQzlrAAjGE+lmyVHoRE\n3UphS8Ch6khdtgmovdh9I6birahBwCQMmeynis0T08lwUKsafrYjknCDpfjQ4OQ0K93N8ALPrT29\nbUdzQ9TPNiX3XTgxMmOiERrHRNGiyn41hBbRI7TqigR9mU8AWsrN5HWH4lyhsXxKnfbmhkqMKMqR\nVpD4ewhOTLOyPL9+7YyfWEIhmsW0FIr8AX4jadK6IbKmX1PBRlhN1obvODHcSOm0mUt7jBlbJklv\nuDltMIOZoCQMudscOxz8Wfvf9o+tqa+N+EVf0CCctemLAL5+HFp2MhGP/+HLt+9oljQsMTh9+G37\nrrlnpp1Oe2YqB/4OYUZelrBYA0HBI95O0lgBUlKhEGTNnbe2v+HKhORp31CF1cSYeUUGdwghTbC5\no</w:t>
-      </w:r>
-      <w:r>
-        <w:rPr>
-          <w:rFonts w:asciiTheme="minorEastAsia" w:hAnsiTheme="minorEastAsia"/>
-          <w:szCs w:val="24"/>
-        </w:rPr>
-        <w:lastRenderedPageBreak/>
-        <w:t>O/eKFzydQYLxHNJpoyPBD4R+NvA9wl/s6AIpsDzBE1T+LXVTyl/+LpKeiEN2ZHeCxKjW4iq9BKG\nsLe1Vy+pEJrtV6v0p/16uVg/K9mH2msL+RZvRSLCTK+OZkFkoFbnrGT3sk4vs9u9jocV3wL6E6Jk\nP+MXYlFgKckvUdoO6jW7YyBMb/aGWnBZhlN1llRp+WdlcwtTS0uL8zvGV+u6GuLm/Evy/dIdf/1I\nqkJlU/GlM02darOG2qvjKS+WAvVsB9MM3o0JM4mCSrNcyC4NpXmmNFBnBIoCpRLFGqoseHYmkd+x\nai2FVV4xeJ6JCeFE6a2WIoSQSdOSlfTiGp+1IqVl+QgKui5rXkZXCk+XElpQ04iS10zRikKgcIxI\nVAxLIA5mlLjNIL/iDPHmjtkECQajjaqaHx0RsQxGK67FsQBoyuCkoaFTkBY0bjO2wpYcjCF9oOCu\ny7gUyzbqN7FoNnqPBWheEQqTblRXQzTnpOK6l916dn9uMBociobYIORomkUapZDwsRWcGQxjmgca\nZhQIWKFEyxzPMJmwLjl6figIMGAmY+VG2Jvway/2EsrmeUAJnZl1gQsTy1EJ6MVYWL3ogwT2eHBo\nz/TK5WNVL5xJuE7MGpkeH0uT55Zs17Lib/+r9uDvtg2FZS8ZM0MiCbEp166nH4WDYGDvUFQNzjWS\nrEQut6s9/9cfQo/6SUU/ICfBv6PrIvJnoohUpR/wc40Qi4pqCRx3kz9D5JdekSd3gqIfDaF3+SUI\nFEaA1oKqYpOdmEIiQ+RgimmsybTK2orCJS9uX2swGyi/FAFMyqZM8ZjTIHFKFz6yphQOORFRyW5c\nrlDiaH7ZsCLyium6Ts2kz+581FewGFGc8BzxW4DGcLmfiKeIx6MZFsyNM9hGc/5BFEtR9P2+1iRR\nN+ERPhbKVKN8Ckk8K2AHUwJoO1lt50SBtB6GWBWicOKQHNMtRdmwsZlc19JRnPSAoNq1Rny5q1JI\nvRFzKqOmsrvaH/x2Zd+TY45dlPjutDghJEYEFMXQNFGjnew8ROWBUqSzC0C+adpSpZCSckM3X58H\nyj1DILdpOfR0Sm5leJnNRMI26eGIGAxAYLc/ygzi9waOB77WyXEhk/E/vqUT6WXUG0vIIgZ6ddOL\n+ax+5hMuLTvolxfVqktyUq1OJXrS5z+/qK8be/nKrqck+zlSIsxSPZnZq+nr3S/VpRGmV8LdKd9g\nFieVHXJjDIMwRlARLgTJHZBKnlInYXjcyDWU4JPju7AWYwZWrbZNIr6FeLgyMWi5nMQOI0cGBicx\ngkHQynMal9ILmhgk40mgKNEDfqmNIMRH6DPP0Q4LoEurlWEzHn7HHpPE/BvmEoXdo4kiAJey/iwN\n98XJrCdYraF5vrIq6jm6JWlSwWCxLYPnRD4SbT+1djwiZ5qNMGAL6Pu1G179MKQhxxlnTvDTqw10\nHU6GpItbhuSKGq/GFR1gLp3xODeoSOP1lz+w+sKMpPPjlKsCnaMFivGRhxhKGoje77AWFSQ2cee4\nViCIpOHZGvzJiqLGW4iVRUPdu8dEKDbhBmVGTViiCiqWzTKQ4dxf5kWRiziqC4CIiSX5ukCCbPvq\nE0jRhdsiA9rgYIgABxOfRwfWtr9JvxefDswEXhf4CWBAEizzV1d0agn8EjGwmE7C3WJ8ZklJwVJF\nBJuGrpGIAy2kzHP1Ho7+l8OXlvP7HqOHh87eImA6Wx3LWYyKe/6pnurXFtidK3QqOvuibTElGoP9\nNWGLtXUAdetoeqFQP6sPu6KLolM5ox8GdTf0lhmA3FJ7WPSVxFhgZdDIzq2ySoJhh7yD019bo20x\n1OJ4sn372PMz7/LVBaRUIbR9y93TY7ktCZ5m+dCqz15zVJYdRylNGiENhOVQaRkAqi5BJFiDjS21\nPIsl8K23P3yATYjL18/oA6k9nGXqYU3mJdMPhrc6rEDUSTzTDKs5tg55miLqOCSoiIpUJ8OyRiS6\nbjwMAK+EFVGnDJOJKzExxNE4v/wSFgOYyQysZw1WuurmcCXoyNGBzJQ6FsmGcgYFS5KaPQWQ0hRc\nxwkqk/Jo7uoTe1yM1zbdUnbWMjQtHlcUa0pmiWr8loEEGkXGthxzgqXMmKybairNCgr1JVFXSJCA\niDX7LkAUEiLhUE8LZQcZ</w:t>
-      </w:r>
-      <w:r>
-        <w:rPr>
-          <w:rFonts w:asciiTheme="minorEastAsia" w:hAnsiTheme="minorEastAsia"/>
-          <w:szCs w:val="24"/>
-        </w:rPr>
-        <w:lastRenderedPageBreak/>
-        <w:t>G0sE5zwFWdaY2va1P/36ifVFr24xJHoKr/4cqAAe8JsikVd+Z8nNtQO1\npAloQDuC4boiz4lE5tm10kzIpAQO/SwcziKxWgzxRv5Y+78ihuaFSBfRHs/ZCQv/IRS6c+VWZ1ys\nEGeKOAhMrlMvzlFm8MCPxwplFuJQKXVn9N0ty5U4P8sFZPrjG3VNZNVg2aM5AStvbp9BNKFn4pIE\nyAvaNVEJpiC2AGIItSCKxCbtu5GhAOWrGkK8X7KA/afmANfeFyK7AWfkWwP5qfl1ejBiVzKsqAYQ\nuO6cTD+I7wtsDNwWeJhYnZ/4WYiTF6APcZ+h/2ICa0nlaI/G/XVAJMCmrSWp4UnQZ/2/mMcA3YI1\nBeBcN3HcKwclguMp4twbbibKiSxTWnHVuv2arEeL8crZlyNvf9Aqx4iHVjFKWUaK0aQH3jM7kSIB\nR6QxScY7mras+ZebmonlWQMwJrGCOutqwzqM8WKDTtiJx75594aSPrx2KkQiP71J0xSxzuw/tZ96\nY3Sw1HjgAmsTlytK85UXpj+2E4VETVsTL2UEzCEjUt108UX5sDWUnjyIY3FGJRIHYVivNNMmxTIr\nv7/vxjWNUn18VCQNcdxIZPN/ThhEJ716E4XGALX+zDuaJqZsyEISP0txO6w2S3HJNTR17mWGxTqr\nAzk+hzCxfhkRmfejWaMZ4SOyn4O/5VyEeT9+IbA6cGXgXYEv+ZWIvQLzhWr3pQV8FQCX8iNoLoQC\nDV/kLxmIhShyIQGSzpw/TD00MJlFCvOFNLUQOCr9hviVC726hVa1Zi8Ev+eNPfq9mormf3nr3j3J\nJyfU4ICVPzrmrEgWx07ieuTBqZGvfGrvHRdsrLOUyNV/BuQP66A/YYPDkWUrQrLQ/ipDG6ZqUHGm\nZESrA3FAwL6Cjc6tDYVUKZOm+RikExvPno1WU9nQcKXsyi2cpTBLQUQRrwQZaUYr/83PyBXJ8LHg\nia/dFUrylpNoqb4b5IyNwQtPD4zLBjmBQeH8VIr6gRKPZn+wZ8WgNhdiiJ4XaCyzmr36rcxU8pPT\n4+2vP71r+6hHXD9Lpx4B+396IyaAoFki+IhmbAQrw57mKsYrl2dioVgGTGzIqoJlKMY6Y6CU4qOx\nhHfqCkQCHRoIIEfMncCKuE/IQNlMyYKsWYbIxUfcYSZWoMWEWYkdgNsjMhG5vOoqCCAOaQ6jdVao\nAMMzNaaTl7j7XIp+E74tcE/gk4EvdNctdqCxxBtmW/3i1P7wdKHUDb6m4BIcBBQwtVCLsmQxV6/0\nx2eKSg9MFdqve/nLGUkSESp095QYWJyd7E5w+2eiTM8zMhh9M2XUZmgXWYysEbZdns3QxPPw0dW3\nXL+D4RjTLU+KkPHsQUHT3nMr48qYi+2p0nSlvkJo/+mfZ6LFrVtb35+raKWV0240xdIKG4F0wV3V\nfvXuqbToYTra4kgX+wXGEEOJl9zgB3e8Z1eZoQSmCvCdT//iiutYSZYVjo9pk1gRnOXrHE1EvKaa\nl21OObJ757xKJ5aDlwvQXFeYaj8E75GN2kaGxFsk/JEhk1dkCDiaDY0fffb146u1RDmicURQhqLL\niNhKLKckwvgj8RBxLKnsDqn92EuTCPMylwtqlZLLJVIHbLMUPwkoS9EhJnEkBiiRfig6r+th29SG\n+VKSN7Ubhi5wZeKHcQqg3Xc9fw0hPEmRVZ6PK3XIYC4UDRtNWTLN0BtvaipEBOvMmdsLL/BHo8uE\nKR8n7z1nM+/GHwm8J/D9wCv++s/F9MBfZAL6M2/NcbAgbhCtdHeh86cXOusm4ULaoC/OFrBGBryz\nbNZ3MMnuhB3VSxH05sf9o5lmq4OV/rQ4fq3k6iS97JqzRGDBXrVYJ4mAequ3Fz1VKpli0L9TqlMI\nzQyO6ClBHDCX25whYAaTjkYc3Sg3iOi36fDQqEwZQUxkLKvyoY2XrCPhjkLFU2P7eBNi5doWL5c1\nd2h07a6rbhe1XOGj799CpcxRY2BnY4YmhptN5MYy8USEscITHzE2t5/95VgltDcUitbqwydp2SoX\n3VK5MhSL7q5CEvBjGtMGr65/T/ufLuIcRXPomGgIppxmCFABC8dkx44eXXumMmnodk6ojtuD1bNX\nVlblUruGTtQHZEnLMDHN1bkBvmhXT</w:t>
-      </w:r>
-      <w:r>
-        <w:rPr>
-          <w:rFonts w:asciiTheme="minorEastAsia" w:hAnsiTheme="minorEastAsia"/>
-          <w:szCs w:val="24"/>
-        </w:rPr>
-        <w:lastRenderedPageBreak/>
-        <w:t>RIQvgSPgA7AMSNp6qgx5TAqCVPYKOKwxu+59k1rFKqSLdkK\nec6ayLIRJQoQq4rA3VaOsqKtRzKMlbvxeRRWEZaskGMZtma2/x8RH0aUjAZiByNhz38NAQkrCdlh\nCTKJLM9SOvY8SSaixV+RSOiMiBiePnvYD7gRIsE78XOsDefsaPlXe1OGIUq+dOrUtTJCSlKxRUdT\nLhesvfNKRAJUTHHow5PlJC+jzl0gTTFU3M+dMeCG9rfoHP5xYH/gqsB9gacDPw78EdCBQOa8VbgE\nGfX+mxoafVfX7AWjvax/b/lg7008RP3YS4siF4MNAuTcIhP6l/FRWVnCj7HufHXSXzODO6a0qJpi\n3Yb0AKmArhCy+wmmxRmXbhu74uh8wdVNCS7OdneL/fynWpj/8J8T/tsRIn950XKiArR9AemH/hbO\nRez448s+VblyNiUaTe1CLUr0JeXIybiqCm68PcBqrAG55cX87nc8m+Epliusmdq6gbrg3bUf7BqO\n6ZAz2axE4XbqdeHQFHSORL54a33Q9ZQGEniiijg4NNj+7QOOZQ5Dz2t+4tl62UiZDVkZHXygcnz3\nrLYGvosMoAHgIOI5xc62331cC8eEtGLFeTeYbQYzyeLEWPGOlcWYQ3ur1iplLXn2HTsuvHl1UQ4V\nhSusucY6a4+1G3wkTsuDd596UyE5HZ+/5MNE1wvR9OBkcEK+4Q13i/qYhf0EEEgTrc+TCDTB2o7o\ncpWQ4NV/Gdu8Y7gcHZwuxqLO6PwQxRLNTEU8KxTceOdqlWJZNrOidfHeyBtEJsqLRG0jsdbaMCIh\n1ixAhgprPEfJj2HidSFNJw1WHSa3cmyOpVWFPu7FDFrRJYDBMgJeTSDopjLc0Mw/bNVdiZUlg9gE\nTVSfxiCeGcjHdSkrj72eE1WVuylh5TmWgzw2X/l/EUzJJCpfd+HJVRDOJra+vrse7dn2l5hR/BlA\ngQGwFRxc8O6LC6Ezi3VgHapN5VLZYmeSIUWncH/p1kKyd6mq7yIIWTFgLVhDP0e7YD+tbo3GFGyo\nuWyvaGlhVcyScjIiCjp83KsOPs+XdCY+fNkAz8vANvoT1V1zyXTmAJfEILBfGuXbIrNgpD1/45cp\nZ8m1WZoxljS8Z/HnT4t0ylMYnEtWujE50ysdQf8Ulup2kLOGdl6oi+CynRfyWWFovRkKrVUs2Qkm\nNImNlASOKwntX2OR3xg0BH+Y2aRXeCUUZllLC3HF1Unbtvw8PyrYicGwxXHhwSSBDgndYNSvNyxc\nkKz5aVV9z44/r5eENctLlD/1XTrYcN1TeRdTLzM8Oy5TFGtsOpaWGU6Oj8fKiBL1dExTFJ5PMA7l\numresON6QSIEy7GKLNGcrK4CcYpNarmc+tlwK2mUV5aU8c3EszlK0KjN1pL373ycBFH2lEP05iNY\nYrlZMgq0okXjRDOHkl5W0GFQ02WOk2hLiBnaoBRONzfWE3I6v9LK8VEn1f4Ny2Hjn3WYomlpeCw1\nRH3KMjbWWgbNDQ6trDsKMTfIpTjDlKJdCc8gBpeTYshQIEsFhVJyON4pqcVMTncckS9U2mdHGq3M\nZWvfvToTSQv8wMo06S9C9QCkGNJT0Czf+svyBLjGCSKkhiNCxDFnVEgbnp0kgrmaOHUwQswqb7E6\nUejxO3ISZjjRrU5sG2p2HJGf6GQA2nT2Jw/tK4wPekMnPjv8wFAiVxdMQ2QETOkGFoYH9u3IZrDK\n50MGQ4J0P2dKQjqaMICwCYtIqyRH1zp6SuPDun5fjaELPEXitU4W1c9Dn3luNmjsPDDnBSVa40Lk\nvoJmSEYsxEdHYnsUVYcqAJPOCUnJQ//FRgxHbJoLfKn9KLMZ/4TE408EPh/4l8DvQBTUwD5wqrPa\nFCzNNflVTI1mr0xq6rxFWv14kOlmkPxaeNipPvFXsyxKr1THA6FO4O5/TKtjYP7lJ1Hdn9r31T3u\nmxzVU2+9JQBGrdnqGWFD6SfQMrY/KbXgUnsrZvxZfYAWJvl7y1gV4FEL06S+oRM9GQPVv8gtKN0l\narlm78L9zBnC9NIVP9nWeSmGznKDnnEnmVyvwhJ3TiXS7+MbWxuhv5REEeWUXrEIrIQsuywX3fh0\nZKtBFE98wvEYNt2QJipMVLa22w0FerIhawTDT0In</w:t>
-      </w:r>
-      <w:r>
-        <w:rPr>
-          <w:rFonts w:asciiTheme="minorEastAsia" w:hAnsiTheme="minorEastAsia"/>
-          <w:szCs w:val="24"/>
-        </w:rPr>
-        <w:lastRenderedPageBreak/>
-        <w:t>Gc9tOVbIpuKtoDERqkzOr1DQrkJm7t5KPH64\ncinhfCAyuiqYgp/ZD09NDIRPrzhKcxyX1NMra+n9//Snx/9Hqjfz3qjMTK0YXFXj0zxgiS8c3MrK\nsmQJqXA8mgCjs0AU2ViMNJMpeG64AEgASxWxlFS+xhk3xzUmTbEQ0mHE1B9d094nBb1QSEiqHE8h\nNVnC3J5TFEshXvGGSlTQDPIpbXj2UBMLKn/Q6ygtyuKdyTkXroSWo3IcFEXaFkG4lBWNB1cznMfk\nttiiaXtqUpfe9swPAImXQafsAACXhT8Gj/MUDWnXVC74xZUlgyPajLQYGlKI0imKZhmJ4wWVdq2w\nIA47M+3fztNlvwzNvMW3E0agMKKITbLJrBv0w13gz8+EL99WoW0kUdevyafo27Sg5Sbn1jqPIpbF\nSBV0vwFsKqjriEgHGbwZkKCBYreUbB/y7Tu6r92ghXf5WgcBCuPf5iLhur8i3JfQoiESQ8zJDQzb\nhyHlIkWLE1a8CCBdYYhfVg3wldGbbmmlNM5fy0QiziZpFMBR10ZCJnoor6gyYhltyE+M2ywtKuqy\nVMjDkgb/fog0Xt4qX1YJehpjAIGDyIkiJJZEBwpy0N1TC6oysAolzowbnChLAkcoKRwNUGDHuRUk\nVp8P3BR4hNi9/xae+hRqtDrTHvXXFm3Bhaiqt9qzYxeLb63pBvgW01203Z1y7Sz8XlSW3YRNtbOW\nZmFdqm9hqLsCrmtscEFfgsxrRahmWr04qzt7U0QLwZW/kq47z3ueVzcm4ZIJnhryF9lUFzVHrdqq\nN5qTvURgA/lm3X2nDlQ4/6mK3UWEvnt+qJsRggizwInM1RBgFIFTptbaSSqcLQ2IUT3mPlYd0cMj\njh5v5lzNo/zhR8B3RZFQ7LLDqsEJaXINVvY4R/CgZOuGzDgkJkOFRHVMM4eKyfCmTFk3iNpNhhzd\nmChDzAEZMan4qtjstvbXoJtIfO14gpOE4emtWI7QkEOJZFnhWc02FdtyGrcmLp1szfmvDQEPXV8U\nJCFBiyHPCfI2T8ksFBTsKDWaMKG1PfGzF9/HJZqxoJUgV5CwCTtr6Ii+9GFLW/q4GTx29WVBN5ZM\np5K7G1KTH4P+2hjsv13mJOY5jsWYt0MlzXbSmDJSYY/FkDeLybqi0KxuWjKDMPk4v2EhLRKSykYM\nLmbuFohSgjwCCUslhEV3FiAChknOPLEpTemC4K+uQ/4Li36DGajLOhHKxJjOvthZdecn0Rg5wqw1\ncmyYsAEDf14g3BoiEmegluCF2FT7yzL+1fPvb47ctGa9rSfKA4D2s2KQo33qao4tixmVyy/JvD0G\nfhKytBviBZmVDQjPDAAosKwfVFo0zW6kGUERYznPvHDVAAdCn8pbQ8rmZYaKOAZ1FnFT/uLHgeb2\nz1/746eGnwrgwEXtPzGP4b8O/BkkwL+A30PDV8n9F4EsVh3339nhu0jYCds6r2Ylv3NLTK9fFsec\nrx8hfX4hRjexTfV2Ljlu4V00562n7qRPPMT4RfiO2VmzfX6l8lRvcTmztOi0//KSXKNTeYpS3Qfp\nNBr2PWXPVy4kcaDTE8r+DYClQIvpen6fKTotatYW144s5Ah7Z9UWcv0LSeauFwf+Apbz1um2Fkqd\nOj7d56q/KNxbvNTCmpSOsTeaPUVTb9U7iZtULz/Uze1UcH+tg3++0c9/xxYnJfqFTJ0P+COxDyK+\n+DRrMBGWwqw6butirhbfZBfT6fgg2rcB8fa6hnYgGi7OrcgBG4lpJ8vY00wYxYKUGFHsZNEVHJUv\nxuv0BkWKmI5teIPbo84kxTE0TaVkxSwQNR5J5lPi4IYpxOaI0dJE8s9gLPGYjTBBrxwZkrPu2omO\nxZgWEcBRlmgJRRJMheMsd26b2vRsrVIIzw9dEp04upG4QeIbBJahIcU4u7z9npNYdkiwGdbZTuSk\n/8ohm/QA0fJcdfBIjRZpVioYNoQn+tlygDmN6AAOrb3hKtplM03iePlEFohDdpK++wUSU1KgzgrD\n4cTh6HDM8sppzV2ZrF00BFnWtbw4L7IMECnf3+d4i67HBEFVInDDgdWOEB6eZ5KC7xaB4ohD0ySG\n9X0tEnWKxgwGLgZ6LmEkVc3fCtmGvXagSjwvNSNqF89VGJHnOSzKq5Sk05HWEM3LIksLY</w:t>
-      </w:r>
-      <w:r>
-        <w:rPr>
-          <w:rFonts w:asciiTheme="minorEastAsia" w:hAnsiTheme="minorEastAsia"/>
-          <w:szCs w:val="24"/>
-        </w:rPr>
-        <w:lastRenderedPageBreak/>
-        <w:t>Hk8m6b8\nlYBYk3MWGwnbXImNDKqEY1iaFSxjpVmBtC9BKI02Q4aIBdITJHwAmvxxiEQwIPjpI5m9aGbPIE20\njQAZ3eGVZmN2NcdCilNNSyKdR4Q8LTwjEe1N0bLtaBj663sxhZBjMIIYGauRQFy2MOAUCVJEGSmK\nVeYkf/gIZ4mGq5KHpylRkCzTMEWNdYjOrA55LkfVS8XB+Zgo57ed2O3XoZAzKEZxsc4Ymi1RAqNj\nwdFCQSqViPi1Fj7FGzmRNEW0oZ9KsGhJ11lDnUnyVBB0FgqT56BoEgSG7FBBVRgYC2Uy6aSVk8LJ\nASsdxTv95BtkxQRk42EXC6nLQOIN6Rbzjh0ksAYRihehQGPVkMozDa/c0L2gyMtpMLd6uDngLVu9\ncYP5zuFvzM+sHvjHeYM2NKLIKEYzImw4E8ZCbVa2WUzD6dcFD0mUX5/C2GGGY4hgBTkWsVjgN64i\nPaPImjToDJmiTewMnHkzZodXVyVDVxXOtK/RizEz0nRu2TEE3qkTBymDrYVKmWdZShAGBm9K+gto\nyAXJmd33/H3k3GnmIupXgbu6Nfew6/97sUi9+7a585J7S+vTOstymW7V/ZIdC/m8Tk2+siSmQgvz\nIq+ZNmulDbTiA6MJSS6EaZ3D4eZyd+rn/07GieOVR0VuPFcpzxz2/vrkpc2Is761cuqRZ7cD/9UT\nkAf48YNrCikms3a2WPt1+39o6fn3fO63iqEoEVuOKd7a+ERRuLM5/oVsdDIa8hcbXf6Fy998dSNN\n+gEbq98C5i6A19gsgxDPADocC4qI9tzHoMAohyxPBJplhIj8oaJa1og5qq3KYS8aFXCKOAsoVK1b\nbF0S+XzGCFFYNlj91Xuf2k+ejRY4XqI4yl8oBxrjoDg2fLBVZnjOaH/37bsmqhIHBAYJ8QM/BbsC\nMLCl/V3mrTQXeH3gt35lK9XvcrrjWupLZWm35zLnebdk95UNCu7N9/YVa7/jl7wt5byZIuIE7IVp\n41pn6bWCDXvJMiHYrQnv1cn6YSg8/7WLZNvS1eS9Sabz5rEXE6oochcZGW1rMDs0Zq/+8t8jmq4i\nyS1Nr1AMmRURw8MYmJ3f5HmtSKK6dt37mDWDzWy2Niy61DO8IkvSpk0zRICsoADifDKxgzErk5CT\nMYa7Zd+hywc0WpLHH/rgZy+B6xHwkwroi/zBss1HajvV8etuv2EbAq4WiQSNbLCoSjmNEBQ3Pizx\nIUHCkupYcf5Ao5nUUvWqN3XRlZ9i6byZsEX3inAkMXbl+lBECyca6uwv3lVy8hvms1UnT8UMvw5O\ns8JhiQDfFtT/j683gZPjqu6F+1bVrbq172tX7/s+0z0zPfuMNNola7Vky5Zky5tseZct8IJXMNgG\nBxsbCMaEJQYDISzhgQnOBklIwDgPkkfyyOcQ9gBJeA/yJfCC3H73Vi/TI/J9PxljzfT0VFfdc87/\nnPM//6M9tr2kz9LILeSTyA1zdhaZcXZXASk4RIYVw6c54gGJx6E0Ix4PvHdedSEU0JaEbrPhqrzn\nJ7fsPrJve+WyS/41ubs4ce/WnXWNU5BQvvpTf/bV3nWUKuuVaRcoEkYXhZxGsZCHfO+Xv3nlpky2\nk6lpUlHDiI+jZJEOc7s/+EYiFwHwzUWJuIkvESnO4kze4E0ovidv6GrSEkQ9tCSKc1eMZiVnaTaf\ninRyf/iqxb0N3hG7O/YlfCaj+E9Hs/TZAQ4ptLvtMcgBh8gLtDvOgG9NKn50v610XgN9NLMf/X1d\n+2BMZJIminKlDbXWjdSG4UnGP0UYRXAASVrr52/QGcMnk/pEqro9uImhbPG4x6BCWEyALThqstcv\nWkK81qj3fjVJAZ4D/F8cpEC8Uqeozc+vyYDbpHz1je94Wfdbcsbyp5qdx475yxdXr3/37J8/Ut41\nv3xgsokgT1n5hy+9kgJObnNbYVg2kMCueurS4vK1q5IB4sfDpFo7tbngHz1a7+ocq2z3l3DSfK53\nN4XjsZFd0nZ6iXbDVq1aSvcdlncV7k/AdWa8riyDM08EZFpW0wQGY3VTi5ryXDG0xGxCf3fDojXd\n9oQ4zh9Q7/s3lep5miHxQuY4RRIT1qSz89rGb53cfvG2+pyh04iQMFNn3/Whs7yhCH45GagWi4Si\nT/3P5OSjprq5MufbqYrCckf</w:t>
-      </w:r>
-      <w:r>
-        <w:rPr>
-          <w:rFonts w:asciiTheme="minorEastAsia" w:hAnsiTheme="minorEastAsia"/>
-          <w:szCs w:val="24"/>
-        </w:rPr>
-        <w:lastRenderedPageBreak/>
-        <w:t>nSraENE2zWIYzr8qrIbDnSO2AlQB7Yu4K3Snm1lrV5bY64ZF57G/0\nXuXqcFesFDsaOxOLFbjzic2RGMMGOgv5A811Ttcwq6ZNNxqXxaFoOCrljmYVASE5Rn91mfW8uFgC\nYpxMIbsUSwuMe7Q8CSjDKh31GELA5KbX6puoy0QR+nJYOXGcAgzODk1GFplaJUWrOR4tHixIGguX\ntnihjM/BX/kcUfuiazMHAOXqdjxh7lGU07kfGjwSpAAjJZnN3XfybBcDxZTbLao2Tah9aO/Vkzu3\nUZ/6xsmljBxWK2WZK+kXHzjTu7V30w0M2LV9W1Plj2xJCfgu4uvztL3U5WmEJABkvfWbf9EIzLR1\nm+28rxpxCx7u/Zz7Anx77PXAB7uwFZ5XtBsxhtYFriI+Nt1X7LC4BBnNZPttqn7hYSqq0HWnTXWc\njz3IwKJMomtuGKDg4LCcyfYp7YQaWuL6tdDRtZAnBbiRGJCVIKkQo4Ih92+jkNe6RNcgmzGHk0wr\nRFljGE7GOKyE8z5gpJJW3rD+OtT6WG88jH5m/ZiBX/FHWnEULkzytI3Pr6mlLMPOmCYSLIQhvQYN\nDLZJ/Xla0I4R1VAjtAwfQ2+aiejLdKSO5r42wpmAQqoT2KZnZDiLwShMWHsCeHwyXJgRVZq64tk7\nAy/Z9ISFb1G+1lTxO+SQnPA9d9vqip2fiV/84e2LosCUJPD1zSWc+HQXKfguN9v78RcfLkAd6kAQ\nEy+JnKR+PVfgHMl2bTLAIDDAluSHtr6DCEfwyWyjpcf9F3YWZXs6vemPyCtoEarCdQeB/PDd2z7d\nVazy7c34nuXJU9fdujNMb722DWVROVRUFdWgmL1h15pvhfSLlKILhZTPanR+26W/223l3dmURW4L\nKxABLPayFztBjZJe2SZ1UjnPy71tci+gJjet2JOSZrMUlDKhY4eOCwH1zniyXilkLP3Kw2cr7YY6\nedHtu8wpUbIpNQDstbOW5AWujfzC2oeyIWuLqoVqDI5ejxJ+HS3ouiuqspqUKfH5ZV5AYYo0MwwO\nUErCSlqiNnN172WTCdQbWJ6XP58qc0G9HJKBX0aJTxpghyRensklMhrO+H6VX5t2pMCy8V2Ju7Kn\n+DLRICYiwejc3CMHWpssqEgY6Asr7Tc98lRcVPwbpqAkKgcOpmWKms3pgsXl4nK/713pPcPdDv81\ndm/s8dhnQJ0ocoGvDGyxu14G6J/7cdzVGsllTU+loBO9ktC4om8uAVMFv26B/TMcHePzSB590VY4\nYH2tSzmb0XsMwiD500dsI9Uc8g/YWDlZh3cbZDDw7+z3y6N2RSkyrOFFjhRXZ4bSdYMr7YsUFEfl\nx6G6D7fOqR1c50x/dnbdfUF2sJynG70tN6plDrr/RMJnXQ9v3PU5QxFblY7oeaNmzBidZqz/OfIO\n1Eti3DTSUJINniM0NZ5NVEr9cgENWTdfUiXdJXRWhkrxVgLh8ISBE7ZxeoZFDzCM4KcSwksi9Awd\n2QpKajJMWGEOGeoBb5UCvor8+XJDhBF7AvS+f4mIz1Njf7JkyWZImSKH8HluUJGLCePYwfCMxRZ4\nnrr8jp0tC9ndRdXB9tCp53XL9g0ugXEpk0/IMjZKDHcpGRWD+FslwFGUVWSgSUPuGzznOkHckFlW\nkhGH7UFVWQDyoZ0/u7xMShSMCMm/aSW+NAsAz4DeiyYSIZs+qAuSz1t8Gwd0zal2NIdSUb1bTyIG\nIWqOghRqQ/pIl+cyxZ0aTiLtiUoYYk/odCZUxQgTW3/ami5IVqV52ZtWJEAYf54XSqZ5unXZrs2G\nNDV1q4YyJ+5l1ev/cJJlFKXbaR2pZk6upFZmk1nmMDZP0qOlIyVLbJ6J0II0C6nK5jMPNHeYYQJA\nmobA46BGZAcp7KKpydUvzQLtre9bevuHGLAn/7VL1trThVBw91+3JeULSJPw8aVlmvvuNUVXEmVZ\ndjlPTnLYrgURPvSghg8mr3np6aSn9u4zRYmB8Yum8PPFwRv/CsHQbSgTGbUsXxfE3o90QWFzxQQX\nVpafevtKt1AKbDYu4HDNi1Bz5h68YtKQaK13R2Kf7/8dzgB3XE/VE++/78CelabN64JptUt6a7Pr\nCoLLcILAM4hHDFNwBI6ICbDQ0EzBwM79i</w:t>
-      </w:r>
-      <w:r>
-        <w:rPr>
-          <w:rFonts w:asciiTheme="minorEastAsia" w:hAnsiTheme="minorEastAsia"/>
-          <w:szCs w:val="24"/>
-        </w:rPr>
-        <w:lastRenderedPageBreak/>
-        <w:t>aqBT4EYdiuBAj6WlHdtpmCQb3gWxNcL4wV8ZxCUej+F\nIjRun87qIsvt0vBxKh/ds/+Ay8JEKuGyihyU61dOCZ6maJZn+CVL1EktRUzOLS/wsrLHbZo6lAVG\n0xC47D5OuT6FgChBy0hMd8oX8lDz3YD4vNirvTu5gA1ix2IfB/vBVeAh8F3w76RG0B0McwxZNWx/\nhh4bJgb9GD5E3c/ScLB+vROB7TaaTttQ9iQiuxF9hx79xEiZYpgBRNI90Q+SnIIUe8dn5Po0i3HO\nwoYkYdgfIeVYSv3/9YLRLCj5AGCqS6Q7i4QC1/cpNQKuuiYc5tJTRBKtG3nbkWcpDAQKxkYZRu3Z\ndX9MJvZwhqzSLr5P+GtwfYI0gi6j+4L/V8K3uE9hGlPd7zMAR2Q/JjFSdyxlc+Pj40OPvt50IjI4\nUcK2ArjhXN/Qsxdd6vekb0PGMXo/ApqaMrfU2ZIth/vipLOajmNHwKuW6aKn6OPVTNz/MJHNSxRq\nvsBmc7xos5UMR3E1ABkyHEcOtsLO38rsKHYyzidxOkKkuLNuqzrQK6QoR8EvhbmqA4Tjm8XAmM8F\nplOpLd5wc6EEWIqjL7jQTRj5nOtOHQT/CWIpPyEmOqsYMyykqqbAP20AoHAf2NvJqP78qurhPH6i\nWo3rdlmgdFFihTCTgFSOh0CSk3qvh02b1TwF/+4M4Hv/zMAJVqhiZ0zkqwzW89I1EBACCQVvU6SC\n6RjVaCYJo7b05bsLQXyhqS//UKfa9tET/yx9aa0lCzJVTPZee/MFS0WDZVnkc0WKQQKnbD2bQBk+\niWQqDehN1M2O7FWabTKgRwuO7SMuKVW7KW/zzVtZBhZCE98ZSa9bWUuQWJhM2azLYjwE/2UvZIJU\nHeNiMokNVen42X/GkYFW7xJlp7HDYoBGf+KeJpkqupRlRfwRGAcAa6ZoAa7fs6OSD8isjgMd7SYo\nqsRj/2KYYpB1WRm7ugSrWHz0ukizDrjXI6jxjkD7iZJliWKgKUmqX6ylKATiDGFnUNijJgX+Rprm\neVY3XaJ9zDBAVrGlyKKIfVvPqkEOJYsBMkPvj68KA10SSCSsVQxe4VPZkPPLjd/c1a4Vm3UJPykW\nw1kOcacWaEfVS9gDAu1HVDN+5fJx6g+YEOzPvP1TYrXVxY4SCopSwpfUKcqirpghlBSUFx3knLn3\napfUCXXICUeqlWQ8FzgKn/7eDiRUASOnL/cl0vFW/1xCIkfmEnEUwZg/Vcc/RNpe5FbRkD7MCHsr\ngaR7cVfkddGM46wRY3c2ZzoyYCDzcVlyWpuD6yfyAHjLIX5eHA947MCly3Z/OCcBzVUlHDApICnP\n4XgGC7sSbvyxAsdoRIf/73tf5PbAl2KLscdi7+nrG0fWPDYbN/RGbrs/UhvJnaxX0QrdIbQiBZaB\nghXZtjC2b2FMAbVUpEuQHWmnDijDAykywtuIoKFt2YW+f+kMCWzUH05wlAIEoHc1y+/F5a0rtoP4\n4FZIOUhS5PTsz1icqq7Nd9LYnNg4WL5OMkpzGQAKAPz2jnx5+tidb6Zg5zUX37SpY8laOsGJErF4\nbt/Nb/3wyYs6pd7dN2z5aGr79654/oaakGTcPCuCxYuS+JxBclTgHgFnFvt3ZyanJ8FXPIPT6OTk\nnxw1JFn6LlsuaIaxt2riN9R3/nzRiquuwGMjFuFqnNYFzePAV9OW7thZO+6qmd6HXv7grWuqdes1\n/sxv3H1BoE+86b1//QcAfqWtLApQdIS0CaZ2L6Cm5VGgpXoMMFQj3nKSxOj2C0iXMRzcvtKfHc/0\nfoxjYix2QexU7O7YW2Jfir0c+1dAj+l/kJZftr9XwR1UL8A6Ku0/lhUwJoLRL6lPj7EBMXqxC0MW\nT1+Asv/j/QMwGFzrcw2mh0TXaFEfIfOvz8Y54wuehiGhP9/WHtddIrFquoD/3R2en9F3C6Pe4oDp\nWlj/3kjErDtDT4K1C0qhkDtUJL4kgS3K921aM61rP3FHKaEwMG/5HIt4E1s6YwquZK68Zka12DQw\nkFcJSimTPfwK0G5Pe5qnZjg9TM4WvHym6y5XUvI0DeJnvSA0SqA0Lzdrv3lxQpfL/3BlY8qwnTmK\nxk5henvvd2+1WEsPDCQauZOPfvmiA2sGJ2uCiB3jhDi7AAgZzd952xv+9PNP37</w:t>
-      </w:r>
-      <w:r>
-        <w:rPr>
-          <w:rFonts w:asciiTheme="minorEastAsia" w:hAnsiTheme="minorEastAsia"/>
-          <w:szCs w:val="24"/>
-        </w:rPr>
-        <w:lastRenderedPageBreak/>
-        <w:t>41ExJNsY8fWsLu\nX9TTh/jKqaBkS2629cqeaXz2tMz0zbpmNV95SNW1UrmVtBXs7bKhhx3z/TOyiObjGk4csCNZuqz3\n9TMrpVIFp8gY1QHuEEVpefviv/vvx2fjis95D+8wC9Ji4AuqkzINTWD3n/uF4goMjYzPEZlFJpIN\n42gpnTcZVv4jg8OezlIo2MiqgsAZc/t0TZw697opDcqaKOXmbtlyUlcretMst0KEkdu01GiRJqRa\ny83XO/uXbp2+iIisr+2b4aCIbEor2ZlmK2FMXLJHQaZkVS9NmzqgPgHa9aXTJ69pp2YyCm+Xtyw2\n89Ee2Rt6/4H91HNgF7gS3AmeBB8EL4OfUup6R39M/GVIZh0VaHIRGhsSUJ11fhg76kfMRHLqQ5FX\nuz/Q1m9a9JtLA53bgTyTSiioK0MhxeEvGg5FjYRkkT0zTs3JqmPCsUyXKBIMFRtKkS4DlxtJXEez\nc+sd/KGENr2x3U6+uy6PsHHYZli5WqDaREU2IjSM4c5IIDJqq1M5LsKq5Dtkic70sHqwErHYyZcj\nbq+9vhVxaGVwlEtvkP8b28nUcYZyQdHVkltWGG3MoiPrhuPyD/iVQ6LCiMjOTKQ9JOQki1U4WOy2\nG7L4qUNpma8pk52OvQnnVTgFEUv2o59f+JM3XsVQOJMktWACmwRd39K9wnJzOYyb5DiLE2e6lJZ1\nRhN2zS7ZQbOh01BP+SGrGOrRo1M8raULRmuhDCGUBIwmeJV18lKqUKeoDvIVQVAVTTnMIInPu5qb\na5VQ3pnuMvkwg4/rRKm9ugSuxWbN8zJfUdzW1IqirN1LcUIqdd3ZrRhUKG4YZ2kasHQakNFZru2s\nkYZRpKkq5Uwr0JOIBggimZ1YzDMsnD1wzRsncVrFlY/vv6Y2idSZJsuau2fB7yFNd9vtVXZywbKm\n7ayDTRYBpgwVo5AsnKE5kTfAYtYPxTzgHV+RbVl3uP0AKluO48sHoLcoSOp0PjshoZxnBvTzIRR5\nIT+5slTYc9fv/fKRPRi0+JwEFbI1K8txYvGi275/9a4Go+Dkj6J699QOF+P5xgFJDjEKE1kqz2QU\nB2MlUJUVHrRwfi8cnEvyvK7qiRzzspEWlZaTEyAPkJSKFzOB4wgsxp/xIFD7vD3GYE1TYRkN0oxM\nC/llUkiDSe/Y8aNbrvrMKoR8CrvypIndEXD0jqhKOMQupd0UNMTD197WFVCYThmQqLrqzXwVX6Uk\n8jytVyd1MW5WFMvsN92JLC0nybrF9tXWMdYSLyNIkmcxgDdJsYNm+YspyEiyiV0gZO8UIohmWpaL\nrwj/BBLpPCWsXmjyPIdBq3zt5339EM7V2apSNfPbtyim5oJDN1SnclJ6/pFK1uVmWF7hukVX9exv\nvvuLl+Vwyo3at3/w63/7b++xulrokkZ7j1QXaRbypyBPS6R5S55pMdt7DF8oI90DAMcw2G37JhEP\nj3AyDYQTgJJpEccIWwS9ZSpI7dx80eLuWmi2stWF90zxjIgfazZjJcrpzvGp5eYFW00LQQw/8SXk\n7l89bIk2L2QEhWaY70pezt/RvduwahzkH6ZzqifgX1KVIQ5LGHECJp4zFTWR9hxAlUk/7m29X7Iz\n8IbYvbFnye7YcQ3ajTsAxlPFsZ79aEvXwH/XBiX1nCpGP1iLxE2pde9mbmRFuvqIHcyNUYYwzIm8\nO/UHetzZu/gfhsDpue37G/NLssAJmvnCs3uwyWGMvemta3sKj22yQ7Eq1VoXYhhtpeuShOMgS1nJ\neRpSLCtAHLdNR9OCIJN9KjvbKe036DLDNtO3/6IGcZaX//w1m101rnBJvZ0WJW/XWjxRm9q2/3JT\nkbhsi22V9ryueuYyJt5JpwCUaYZCiljKv20+ZebLRV3W4jiK40zhxLTH4hgecmqcNnmJczXI0WKq\nq0qOsePq5QlA1p/InjogQBLeDT6qOkPWI0nmM3t7P37YpXH6kvkoAB967vSH7qt5ouDLCL7yCuH2\n0QxEvKKRtgHzrcDOi7oQmICVOOXwKSsGYj/v/YQz4bPRzrb1UbxRPCi2GNJpJRLvG8UO13ufEcWM\ntsjkiGu7Gwb+SPxyx+TTXacGyAigSttuJNOJ/9FGpLzhPDrd7gzobGPFkahu0H/qBfo76cyl16RL\n2/z6ZoOf8i8OM</w:t>
-      </w:r>
-      <w:r>
-        <w:rPr>
-          <w:rFonts w:asciiTheme="minorEastAsia" w:hAnsiTheme="minorEastAsia"/>
-          <w:szCs w:val="24"/>
-        </w:rPr>
-        <w:lastRenderedPageBreak/>
-        <w:t>vyb+yQoVjM4SdH0d94z7Vrtj3z8Uw3NMPcxilXxK+YVO9ksBun4cyat2dSWhJZt\nlbYceMBylqDkFd0gTD33QKBVd6xQ1EGFF2z/ig+9414ig20kfce1GlK6UcdQju3UazjfkFQZn7Vf\nXBqc2R0YSn5hcYqVlHQ9mT46BR6jlyEjyIxg+QpZIccQIo0HcWoqcLsnp4i+FmziDA2HsdJll212\nFmjDl3WeNfhKkjYFXieJoILTWNA+SbO0yJvIsxzFdAwc+r4bkaxweHNhOpEMyapkxkjU6oYReIHT\n+/adO+q5oKsmKhUeIgqDTypfeeKDt98VF6AjczCIhxqI9Ltpjq0Qe273/oa7DT4UexPR6QCjdlrU\nNx9QHq0NRZ/oEIw/6Og1Ub1IXUfuI6kNnWyhGTIwRwKCY/Alpo8VsEB30JwjDEnXPl+V47y6UtQX\nWO/iDQ5OwdzAC5keE8jkstzg4I680lhRi7lQNDTrpyuiktw5DYCeoMRi51R9Hh2dofDjBpYgGSK0\nd1x5IE/t2qXZqKSWG2v+3CVKOe3VJIO1hY6gSOwkfuY+g6Af9yoAUSa3pZUSUFqVZY9mUjPtPVsX\nqjgsKh6gXETzBd0p9y58QES69g7s4xeLliSSwMWwyrSwhLCbPlTnkIVtHuof8fYbvu42J2phbRIH\ntWoeZLi3Tuc71arReuDiQ1k+n53bhz09Dl6hgnMBBslckeYwYEzVC+msc6BO/yWSZfX5u+3pYqBj\nN89o6U1hAU5nSHnDdK6t0STU4JzG0JCmYH8oOFnfJEGT/ENCECIL1bUUWaI5947eF79w5SmgSCXw\nkxNLrsyLDC1B3sj8zWtv2rc957Mcr8VBFvz8ZEVmFCnOir2Hd7AKL7/mf1yxkyvYCfbuuYKZJjUv\nZGzh5zichtsyjuOJGbByh75ghWaj5GAf5GG44JjvBoLHa6ouU9jY9Tf/0RVxLROWWrqEP2r9gbh9\nLTEPNRp8NFSTFzkVEc2+3ie5F+AvYl8H8+DfzlPKJMc8Oz7v2Z9Id9wxmWB1A38oaiJTwyZyv/M7\nSqv75tGdKk0tgdLUcDka5ayXO6hx6G5Gon8joi9ZdLj0a8N9pPTcf9vxYbto2seG4/rcQ3lBMNNt\nj6JyvxtIDw1rtGtxyGcYJunYmrhxY8J/Hyv89MPAee2sFnU+m2tlvJk4lpZFohGWPVADGFYM+nPe\n6nrvjGLXk4qxYcTRorniaAxqQJY+Pw0il0XsvTgNMQxWkxkhOHHhpnxFdVigi3SJY3hatbSM4vY+\nQXOAoRmWdyQJsHOtapgqZfO/pHZt6qpix9q161K9dEczT9PHiopfBqA4kRQRxoJrBLLRIsMJ3L7L\nAC0hMizmJK/etdeFtEhZx7aWFAeKnZnKvtMnSiQu0XEZVmemkzyRg8HxmwGnZxUnER49WE8whkFU\nw859i8KGgrLBfNx2cZBSTNbAgARfXgXD6WIbqI79TvbTGHoKf8qWw7SR2rYT5/MMTM5SZkZ2SDtH\nefe8BeNmcaJWr+zrKW+4UuB3Fdt3HKfbvKIq6r1PVHFck6tLq0cmp0B/XsZhhJNXtzhWkDIPdRKG\nmhBr+dJyeMtfrjb9TCsoLf6IAiJwJxl+R1J8o41hGVLygEPCgp3//rNH3nxbUlQqet7vmul8/O6C\neKHecDsJU5f5pGJhLC9Aj8OQHSam9UANeY3TL7zoyrc0BE4JzMrNR6bOJP3+6qB7OxTim5VMoCMf\n4dDJUi7RTQtbeTGgGyCa5uBknTN0sSDhDyOLOprSlGUV0toUjsZ0wmlNmLyK4RepiWBUD0Uoc4yq\n5vlkJJeNcwQT3/yMQJubf9J7ofcCflwKw2TfDWZ+5yPA6qaUpOQbOA8wdU50dEP2vWcaDuK9jBnw\nDqMy2ahGndRUVQ4lmYh1G9qM+yugdCa3BCryA8myZVlKlHb/oL+ij1F0j0UiE+/952lGF9CzvYV7\nVjZNNE61CfcKUIIGWMG1V1fBwoOTDpPsTuoeTTceBxMe4PIydv/WKw8iWZGVsx0VCiLnpKe2LSyT\nZRekDo4TwIVQpnjEmRdsKuCvKirOXYCVs9UAZ3+8WqGAKmJ826Bxzui8y6sYyAIsRDVT5NXrHpq5\n2GEpWYAKK0Ep491Xki49Mf/Oe1cn4q5WNcnmY</w:t>
-      </w:r>
-      <w:r>
-        <w:rPr>
-          <w:rFonts w:asciiTheme="minorEastAsia" w:hAnsiTheme="minorEastAsia"/>
-          <w:szCs w:val="24"/>
-        </w:rPr>
-        <w:lastRenderedPageBreak/>
-        <w:t>JkNeXwIRSu/unorp+6b31xTaEHAgWr7bOPKWh4K\nGGDiUxTtG3rtqxb3GfgXsXfgvOBTsc/E/ir27di/gAepGOVGrF7isKb61Zvx+b++UmS/5b6+pWes\nyNMP06XpDZufOSs3mmMeepix/2SHGl8jKsB6F44M3nOlYQpC5p+A3ucb912TzbkYsAwphUMyKQkR\nucHIMfn64Mq46bGlHSPJlXVxMDDIXQaX07+GQd1oyEYrTW9orRHJlHGt5FEMovrlqGFVa0hrHrrL\nPljrO0I4Usukhnrl2Q2ee2xOemVwXQO+9cC5diLZH8L5HTZBqWj5dm79o5EXjZatDZjWhYhkOTN8\nz0EySN3wOmQkNA+7M13wydHl41Y4IVK8snuauooXJdFQUsd8m0EM4oRaVpz9TJBMMjOBGvCGttVr\nsYR5KKVzq10yg+Qx4iXJwEZOBSMJnVNrQcqcCzNP5xR8o5D/CHWsaBmiP7cIJN32sq7GyEh16Pem\nWbnT6cqAzVuMt4tRxJY3S3Y2CPffqZ8+YBmUyMuGJLIVk6lhZ4zztsIE8NKIkzmFVJkoB8Oe536X\nJGWVeGeemqcgL3Ob4hmFV1JFo+LvYdkygiXdKnmQn/VDnLsDEOFt/MmkbTscVSKMic4Ua0LsuyES\n9VVzcjm4cS6vs1DI6roMhYMLhcknMxdIGrRkK3Xt8omP5kp50Ww8uGMuFa5tSbQaK7ffWYGSVPyt\nq3tP1TPlRBvn9aJupWT3q19cAvg7C/nDt9SneYEsxaGY1lqt6t+1WndRgGBQmTJXWYbTEC2CI7+9\nihEpUI3GFlF17ouoSZTt1zI8fwLSlnkHw6UqSU7F8ApyUOp9BikpuDC5SeIVOymewIEPkGlJ8Pti\naeEoDm5iDbn4AbIo8n/cnRJOx2ZfZ2KQSQCZpnEAuvfYNmJUUl4AEPIPUjy/1zeQ7VkpEYNLplS+\nxmRFlOjYOqfnKYoXkrrIQOGh1ARy1FtxnoQKRY9TjEpzjdUooHwCkAG1JTRNxtaoM4AGvOgoYV1r\nmbepvc8OprTN3YpaIiGP+c5wwptNSXvkts/aqofSiD93D4Vkk7/ccASKw7c+mT6pu4+8Z86UEM6k\nxJ2mw/BMnsByTuPcB7+//eLtkiThCGeWyzjjjqMyL8lGovR0+kKdz2oSYe+ILMXkbB0yfEJYTEE+\nUfTv2NfZf1V985QgiYyMHW/OMg8erqztLO/gMfaXeUaafOf3mzN+q4nwndS0AKnPapAorIjVbqlF\n1EuJBWii7c5mUqSvKRcmLI0oGWNkmRC3+zkc1u2MJwpKymE4Vs4gWjJkXcMOShdgVrVPbWmTva5E\nK499Dc4hgC5fMV+nIUuZkOIo7NHZGIj9+NUF7jp4PNKLGwOYGwnQUWqWSw+rOQNPsEB1F6jz6kH9\nJG6sDwTWBT8H7aHhboVfK24bXez9mXEyf4HZ1swdshZOzFkW5MH98flpt77WzfL8/OTB3hff9CdQ\nFq4EIK6yJqfd8gC+k4hjUvW5RKhIibk9+dbmgmm41QrP0gYtcdDWnHbeahWqk1t1LT8v8xzcnnZo\nDkK4+bYfP/m+CuIkoYK63/jtf4AI9f7+4Sl3brmyaceup8BWJje19FRJ2VQqlqdNI1Uig92lIMCR\nFkMgFnYyWs5UyhTMgMJkQm01qrlb//7+5UInU93dAvjBJiAt0ZLAO9ry2hNfOVBTZI4orgPV1aDE\nC+iu//H8bfMqfgUXh8Wnvgbcz4mlQm7KmkzbNn6EZjXaXUFVXn07/Gfmm7GTsftiT0WVOWq4+Hyj\nBiuRa7VpK0Vb56t9TJei6EKPhJtHSN4co+a6ZpT9zKxvqZua7g5/ZCR7Q9HF4ZI66oOZfCa9Pfs7\nq+a8L2BPQtso2H1KNBAHASSKqUk3mUm4uuryZD2XLrhaXDd0K0ilWvc1Ta0DoW3kUzLGLY4Lk1wu\n8DldMz3hDV+pBKmw7fMYQTaytz516860MU0h7TvvbaatrUYJAtXe/Ny3FrUJ5hBZVilyWREqEJIS\niliayXJmKpm4kadp0Ptw4t7X+LZPn97SSWYbxYbOEMZAsr+VgiIjpxDnnEvdmYlOee9NAL105NFy\nlec16RyB+BSbYkVr6x02xYD/l2c032SkeWxvbcWCEti</w:t>
-      </w:r>
-      <w:r>
-        <w:rPr>
-          <w:rFonts w:asciiTheme="minorEastAsia" w:hAnsiTheme="minorEastAsia"/>
-          <w:szCs w:val="24"/>
-        </w:rPr>
-        <w:lastRenderedPageBreak/>
-        <w:t>z000v4PsQ6aCe673EfRn+79jp2KdjX4/9\nAGwDlxB8tGF0aWAA/e74ILOkI6i0YXobfwUnmf08c12BNBoZHy7gGU7BEHUsdr05NeiHqWBsHwgV\nEaFyG8qAGAmNskuTvEO3M5R4xIkyyQ9zpSFQ0gcyR45rc+C/2D0y/HikwGsOtFpzw40N/Vxw4A7o\n/hEk80fc+McluGa99zv4BfBGmhWn9xTcXHZLUH5H9zYpqyoYl0JdbhTcUg2jYD7fOqPDNn2z2JrI\nqPXCouKXYOrMWmEX2SltYddZa82tYN/LweeOtiZmjNljQsuOm3FK4H71IpQEWZYVdUeyhqSwO8mI\nPD6kLJAQmXs01IwjCAKGJQ/OYCSOwxi+ch3HVgURHlwaxVO2JUmaauGoh/DhV+Nklbn42CRL72Dm\nJ3Oqkl2UrFo5cxUAiEnSjCGxgb+4lSKZF/jMcsad3FWrV5+7HztsWDFSWc9IzbcmHFrx2UAR1uJp\ngeMgJeqanq+H1o4lTbGNLJh3nWq7pOe3rn3gQ1t692fmZ9uKFPfTpQUeGhRz4/cAJZqClnJ0Cuey\nNsVF+yJpqCuWKXMcy5s0EH+sUbLM49SNRzSLEwyMg5AmidROI9Mt6kLC8eNiyg0mjyZ1kMj6WlSb\nJNkW3xfpZmhdwSkJKOVsiXfNC/S49N3EG+66UEo0mlfYay1Ska8V87MT1h4pffJycCy9mnctwVbO\nvSsa4I/iNP4/BsULyTL+jwl6FuNAXgPFvYrPxyWdWe490FpMmLygW26ahxyTtNyEYMQrJmJ7P/nM\nwXsOF/2wtrdcNmlKx8kMx9BmPfHkmRqxaqIoAGmZtAXwiWN9S8EfFCHbEX/CCsXcrB94heYxBbFG\nLLLdXu+z3CILYp+LfSH2YuxXwAaT43NyEf0wqkxsXJm2nqf0Q2RkhhFAz450wYa6TSrd39EyGnvg\n1qPtAFETraOxwnihuz4LdZ6PoCHLjQYpQcFdYbmh7iowVao0Vltd38IKNkSLYQ1+qDDVT4hIGb+/\n+xiOpjVbwG2PWIFk+cp/+y0GI5gZo5TLxIEEmWAmKX2JZpJCbmF2k6BS8s1b00lpYtssBTIm531z\nJT25Y0VWBG9+7lsMQjDlSHOszK5sugm+6TjZBTIRT5vazKsxGuSvLE6q1dm5133JbXSOf/iSPxV1\nw9E1N8tIfCJpBRf494IvUHcco4SUky1kgm/SZ4SE0nL9elq67J/o3keXN82awlSlkXiCYq81AsdR\n9ue/Af5JhZOO9+QHPvm38w0ErbKRFcseAAGjLBmNycxFM71Lqxk5NbNmWBJZvpnKZ3Xjlb8BR7cX\n+aLQTidksMxKxSu+xFl6I/ca6vWSaV18/0sNlTeSKYs3D2z/F6/GS57DCzzzWScSZdE0VyZUb3d+\n1zZXDsNMKGBsvTfUFTkbTztlT24leejnMh6gRcGylAtxGPRxMoJ+A39ikjEwXPrelMgiP570MJoj\nw8WCE82L4PNNmJNCEkcCqXmHLEgmBtMUE39CBywtOLrI8mLy4Qoni5bjSpQw/QLR66PEs+oOa9VV\ni7T1n9dqDsumzIe+s72Jr4xRKMgyGIPLIiq1EpwXX046n7lkYqYC5ho8ApwkXiGwEzTycZbEQv31\n2LJkxceg6V3Y4eQZlucaEV4Beu+78EfwWOxw7PbY2zbMFPWbB64zNv0ZFSr7K9nIngl6AE8wWB0b\n7zIJIXaEUui+rknEcE0BEw4rppzZHRsYxMd5qs9bGmSs9K5zJ04WlNqeOdlnWUqiQanV0BzBip9x\nGqrOwGJ5qSBVTYURG/Wr3rU36Ztui2bRpb2vlAxeVlMfP3ExYk2XSvJbOo5karN5ZzWsipqqVY38\nXIvpfe9x15CnSNEPKi8StnowfWGYrShMGj8qWZu2vN84NLu7TDH/WtcKSqdoC36zmD1z7tzf3L3/\nMo11E0eNlMArOFrwIldLvhE86ELRV3D2JbmF3sMfx+EIKeFvfePLYO8vROY3ppYZFKTO/R/Sw2ZJ\nj54UIHlLB8sNl1HM0D+6AOwCoKBkyhDI34DaflmnTVHSLjlEdKre0vtfHILPxQ7FjsWuj90V+0Ds\nD0AGbAaHSc+wf+/HC9D98vOve8CRC1uf1+KyQ5LO2Jhkob84alR9</w:t>
-      </w:r>
-      <w:r>
-        <w:rPr>
-          <w:rFonts w:asciiTheme="minorEastAsia" w:hAnsiTheme="minorEastAsia"/>
-          <w:szCs w:val="24"/>
-        </w:rPr>
-        <w:lastRenderedPageBreak/>
-        <w:t>Id9sDTXcU2A6ej0YCHhsFKkZ\n7boaJA/jcurjK/5KxfPlqaMlBra1rgZZ6pep1mvj1JDE3D9D59W8o8O3BKbGsVL/evtAZliQ6vPI\nWXugW9odzuFw4Ast/42t99J0qLQaswskLlqcemv6YQqkUCa7b0ZTGbGi5UqZ2TOOrQZyLZ3uULnM\nA5P/9OgplLL98paibn/vChAy78llIJqk17bNuBZfpV9fL2PYSi/PKzOGK5eDnNt+vPfbOEkxDUM1\nqK1FnqNZp7ZS11sE6aJye/lUva1wAnVaU0ROyh5YmNBkPSgbTQPfJ57SVme3T6bk8vI21eVYjIMg\nSptZR0tUW5vy+FS6NUVHZTtN9GsjjsebGttk2fRxvLWW83OLk3VXEDUbGsrW1I0cDu95oZxtaxd2\n+Ywcz89j9K4orqBogTbtaHomKg+zN8+6rl0MaTAn+NftoBiVod/HT/NQv//6pQQKgnggGmxz9n6V\nSzx96W5Tiuf8tFgsNB8SVSnuyMErX6UBbVoaUYiUUMFJAGSmbBsDnpRUeyKFPwegFkXsJcXHkwIC\nzBKvMSot/C5ZD2f+6rN5fLtMUzWpQ01DCyppx0NSBltuaaK1x3RY7PcOOiZRN4hPVpcxgtkcLnmI\nhzL9HSLnLJdqCdEvdpvHex9TBZ6eOP2BQx/Z3ci5s0udUOBUyNMMxVfLd7vpLIr/vkuGYiRD/+B9\nu9e25lKayJoB6xsnNv8I3PNJ1jGyT+y3Rcd5ZZOiUjySgRw1lGkGo1eMRPQCtDQk0p/K6qyIvnkT\no+sMKuzs6yy8tfcy9wL8aOzpWKxgkUWZpCnjbjCPfuenn84NqQAmFxv3s/3m/Cg5LOhT5xv7qK1a\no7MqYw+FGIbCkKNxyRZFj3ARI/VXAOJzEhYCwU3LKsYCnKAbh0Lt8UUFefCvSe79/d49y7Yghgsv\nfeDQ3qOh/7HEpuV8UFncDv4oQVNatblrSvU47puHukJrsV5gkWwU33fVoSlOSYQff+a5v93djpe6\nrOXk75g+Wsldm1pbOXCA2bQou3O7AH3zg1ASRR2Fcc6QnESquHowyE8tunqluULGBnh6ijCeaBC/\nGlwu9Q497iIFmeU3P3v41NmFKZ+RZSMIRTQN0C1zHBOKfsbNCunOe57Oy3zOD+MUfrS0irR08rN3\nPrg/NAVVI3vhaKgmgzeUjxw9c9MrPUlUDKugY7wJ0r0vcyvwm7H/AySQxz73BLgLP7kodxprcLPc\nBi8aZfwlLpvLDp9pt1Bsjel+0X0S5a+JDA2KADPDTiJ5loPtFWMePmomFlbozvARg6gGlFXBWL0n\nEi3b2Fx31rHwOkUEcuuV8GF22KKIplh2MJmDgWp0cYMSc//tRp69vXFRxnBb4fjXRghiA090nabU\nDxVjx3vA/Rwmycw0DpnxuKPZWR4YFLBCIRCPXLM0oRmbV4PpC8In/5G6hyzHqxSTJZcCIf5DiU+u\nZYR0Pe0uXPAWz2Yzkul/JLlHCCXTnavWZi77yrMWxQiWBDyBbM3Ur+AUiv2YCCAj86nc1CTEWRlK\ngMaxCyHEGK64abGSMef1/UdPd04t6JqJzxENqTnnDs+yMbhkC62pyunqod/B9o9w7nXaywhl3W7O\nbO19Gz48ceVkmEpwMOCKUxdWeaG78xTNM0L+glxZFWRmpuRBdjMNfvw+JDFW1yswYu9mmcIgokSU\nl2/IVpYYJCOO+iqgtOSbL5o3zWL5PSHUaEJspELPks99Mbjp6jWN05Kdgmf6qiiZ7384wTMS/dWM\nzouSUyhXHW/TXJJz06szl7/lwfjMbHNnza7wR95+jGJIzdZTxMB3Iwkh3b9OAYwh4jQ+MS/P+iLr\n66pA85yu54SuWZsucCEjKlnPMTDATfkvWsH+tImsqM4eT4pGadOX3Fd8O55K2aqA43rQYLzpV2MZ\nBSfUoJz34xA/VpQJOVWJ0wpHc2RrPNmuQdF+3MVZLOBIBYIXDFtJqjSiBFXXDL5wM4q2RbFk6UfL\nDTDAjZJmhgJ/Kahv3ul7AcNROCvOzStKnjITDMMzpKjdvHTpRla2RPSrr2MwPrmlXilPTX0uyxoM\nkV4DoW/JLOp9TNtycnUpPpn3sdvTRYTUsxkOe3iIMxWZk73yyuY0ZLxEEEoGI7utUizqu</w:t>
-      </w:r>
-      <w:r>
-        <w:rPr>
-          <w:rFonts w:asciiTheme="minorEastAsia" w:hAnsiTheme="minorEastAsia"/>
-          <w:szCs w:val="24"/>
-        </w:rPr>
-        <w:lastRenderedPageBreak/>
-        <w:t>033XuXe\nBD8ROxX7GrbVbeAi8Dz4Gvgh+A9KjrYTjhlDC4xQ9UokN0ZH3ZkxNkL3POZMv521kbjX3VhQJHPw\nQ7eewDiK6MlHoyOUswIHr2rRxaFQ15ggxoD5MKZy1s2fl+piL2aO5hbGWAARB6jbn/kdEbXVkTLq\n+NWNLNke76epG70mviEMHb16ZbiaRAU5sngP0NE+6mxuKF0wTbKM6bF5PbghYx4IupHcnmicQWf8\n0wx+4zCOjkpn08NmWaSuP9QKGWXfBAGPTVlEGqsD/e/2gDmB7w5TpKoMtTq3s2QbejohEJauZgWu\nGweAsyCn0AiDtbe+6HOMzGr/+wFhub21kS67lR27b+Qho9AyfpLBdNK2SLMNCmWyJldAFq/mVj1x\n71awV4IUTi8Z7JrwuVUVT/ZOddRnFra+YevJhNQuTfvcWuquaxZu++Vdx1ousv2STjRgGCRF9aRW\nvWCXpfkTYPNLOTtR2t/a+d7/fsLJIwD+5IjM81DkTEUpsSYh7Jq8qwqh+0mKVhBIZEolyFK0rosi\nK/OGJVKeYHW2qqadNnm50Zg69WKhWnOy06pqZhYLV73+4o8uJboJ0ZutYvzcnjl7O6NNa3vSD+0v\nTMwoXJqXeIECteIn86xMEIcgh0TxkAZk1hLYgGYQnzK/vLXq2HJ1Pi0ZGHETyhzAkKr3EqfsUEKW\nZSh8N8Ha9sO6IbjVTV3O/JianDV9vhQ3kIQQr7peaB5ITjMfmnZNL1EHthlQT1YneAoj7vh/c8K0\nIeE8EEyhfPJ7IKaLSkjWwaHnCundsiKLKr3lolUjVd69yTI7daXQe/y7X5hYWdgeWkri4K5bf/AB\nVaSF3s9uVRiexc8TXBDIsqQ6Eg05I3g5PDZVqvAFTk/oriNrYek1/0BWuGInhwTDx6meqoDrVInX\nOSs7vTW7Uk+VX3dt7+Xfu6aDEwKEE0HIiiyikuVMinh5nkGm4onJZpnPZy/w3elPAuWxzx24cItd\nNz2RyJZRvFhqISVp+RTN+fgqQO8dMkXBROUWPSAu3uSRgN85FdYDmbU0HfsLWdZcIrtAyM6IAXyQ\nd1lNT7d1xImE568dyLCiGHCqJSkkYWYlF/E6b6mmQkOoa4ChBca6wdE4SW66SpzsFIDn3kVXAeW2\n846S1+MYM2EPzehrYoZljIhFi/iiynNs3nJ5O73t3scKPg1wppGiUUE3aBFHXBySGDC76EMoQqSn\n1ubSV5sUK9HyVVxUj+yvEVQoeiKpsEi6jlB60oRLDmAtx/ACLTVabLM3q4us0BfRLVzRPqSoqqRF\neu7vf/UR7iPwmdi+2G2xx2N/E+3R+zUq08YFsgNZtPOVV8Y4a/0sk8uWxqAes9Hl9V9Cd89b7NIv\n8fU93KCTNxIzyI11iFqAXU9+/z+uEzvMnwKYyJZ3FRAUWWPP5qITIiZRXVzWbSJSy4WCef3jr82q\nnT0nQvZ1JwOBlyjNmSyi7gsFFwWSgsRX/ujILPYYE5vC1lNP1nd4rgnhZOAGLflSE0dvHbxSzRaX\n55OuYBW6KeGSmxipUaThZJign3Js59OfOfXoZJjVQpx/i5c8yoid5tItj3UyFIRw6aaL7zixN+MJ\n4X/8xv6ELQth0F4xJVqkL6f4zuT8TJyVWD5+5uPXXHXPdCrUBLtUzvCWN29usewDXlO1ymJrsSAp\n9PJtKQlbSal9cy0Qsoj4RuaVv7J1yozHZYicJFI5HFwlydKxMRj4wBIaE2JFXcXG7SRUmbEDDCVo\nRTWl3qd9P/j6dYtdk1U4xWAwKjQAnSw/+fmDODjIysdvuWSmCilKwYji5NfPPnXNkhNYoukmQjFp\nSwsxLvbWVxPcF+BrY4ux18feF/t3IOCM4TX9k7V+TgaTQqMFwgMJU5KbGXAoXzFk3GUG+hY4dI6R\nAiNBkOJ0aZycTZ0feAdFj5E4SV+CeINgVhdsZChS5x/t9dUwdOk8obex4fzo/fq6phtpv4P36g8j\nOhsaR0wR2wh9Hp1xZro0foqtXzO49fs4kiod3AK4s37Ta55yGLIPo3h6eW8pI0GbSnbnFF0SKIh4\nTvxDYC8mdaV0et98Zu0+f1F+5cYGxvyA8nK8GyIBsISyC5T3L0wV4pxf62Rm7972RLpVX8wqqU7S\nc2RvdnI</w:t>
-      </w:r>
-      <w:r>
-        <w:rPr>
-          <w:rFonts w:asciiTheme="minorEastAsia" w:hAnsiTheme="minorEastAsia"/>
-          <w:szCs w:val="24"/>
-        </w:rPr>
-        <w:lastRenderedPageBreak/>
-        <w:t>aSnFDbi29cs6lHSjmZcnwml1fdg5e4cmIFcC/C5uqqBnmchkgqun/gxFSkJDDdqW9mkvf\n3HbWplnabzbVxuot8P26VG21K61m+rcpKk4kLTK1xQIiy+ewg7v3Z5eoiWQxlb/4jagg+a3JKVbA\niTTDvQOHWEdBBlkmir3ptfjDyctrSZHlaWX5wF5ChjTCTTO6JhsUxq5C2giPHjpet5o7rspddaWj\n8TwtYKifMONMgd+xyya0hdd97aG3ZiDgOU4Mdhy77YnXXq7liwq2OS/B+GG3xXDYiNTeD+4LsWuQ\nKc7MbP7b6tVBRmOVxPb85rOXni5NOEq6WPmS2BTxPQWNlCJLvBv4xHsLAcTBGOLHwELewZGeJrPs\nAHG9izNMEelL2aTvkzXQcdYWw9NzCmI5lXmU0lRKw5kWJ2ns1DsVnheSnh6QIKQjqOsAf0KNRqL3\nbpeW5LiCPQsMzt46TUvICQ1Dto1ExqdJEQm88tVZW8YvZ6DUwK9VDLn3DJIFhB84vbI3tF1TyiJO\nktKAugspqnNqS0pSWNa/8UffPrlqqw7tTpTiyHOyTZweerZ/pLxsGXmjOp8T1eZxG78xHy5N5IQ4\nD3hKSfU1NfnY/9P7Afc1+NGYEcvG/iz2j7FfgFmwF9wM3oR9Qh82jxdGIzNx2wMsWSrC9XM/At61\nwSrpSEcYe40F0B3l31FFIZoS3iD0u67/3V4BUZmA6OIVR0Y6AsbDOgQTbXCK9taNNC02FBK4Pshv\nRyS8wZxKNLduFjAux75tmkhiRNdKR5WKDV5lMMb8X1Zw14eniSZQXzjIPb96bA6JbYMLHs4cDNng\nHL3hx6LeW/SHOevSQOfEpbKRUmw/GQg2p0N29qJaEJbAx2+fKfuGNbcYh+qa6jooYVrN9LaogKpz\nLcdU51LZeCY0mpq6uKtJ4IffTtbSfjzNsZVVheiCSRLDzm/N76x4snND41evT+G8lVfYag4nwWog\ncqznBHLaLsVL+1dmZvoDeIBNCoVUsAL8kxPQYu2VY5zv069cIsdd17n5DiHnYyh0JYUzYwwAexma\nd6R58D8ZQ7egmNn0xwdEHPTA0YOVouZOdjdd2rnITsaL+mpXk1qzUKzmjhRLiJPFLOtNXHBJjaPc\n1HwriCcEAQM8gz/3/SqPU/iZmwoNS7FC36y5L2SqQOA8XounnKTI8/Hm6o7qNl6S6bxjTiZ5m4bh\njv2LM5xrWCUMJxlwxQRGv4ytBPWMJVsN8J6qyhmAUt2d2wqda0XIMWGYMQAEfYV1nEqzPCOA3zpE\nAccrT1bzcR5lHEW1be8N26q5eJVHc3tUDPYdieMpK3jtVgwqj1gUYFwiKzY3cWo3kQrCf2dYNdQF\nlYgDQ0kTeBZh57aSPrTZYx3Ba2g2xaeboS6WSgd68agfp0bM5LimTS9eVzFq19SAVYKUAJCIDh1Z\nlEQGJa0190Lw+Z26LOqGGSiWKJOHTQkUQqzcSu52XShzGMsm54+/cHRXpp73oeYHNUUXJS2Ueh9r\ni0RrWvKS+em8qbhaw+/JF11BB9bW3ObVS1KaJQpO4bIb9z2kYZhz85YJ+vKKDAWizlRLLxyR1Rah\ntJFe9+/0fsw9Dn8/dg4YIAemwWFwZTR/DUezOs5wfNoeUfoj+8mR0WfXGJBfN4LD/ihEZ9goTg0W\nWw53u/8XIwYjgR91oJZOph644UISat24BxvuB/C140ZXNEId2GX156CHpJr15YjRX8mvM8yZdQHA\nyCkMl8wNUUzU915fvTW48PM1xrCbGE5bDNTcN3Bq6PXPi7/EfFiGCpH1N03DFeSF2qQV8UuguSVT\nNDKL1YlD0NXN2VlmdiWsqFP4YGa3d01/iq1l1EpSf2bK03ikczQvkjF+ihIDafG2M/d1izc9lRWR\nCGvm4h5nCopHSvmE5yXlUuVWY9pDAkPWITASZWtSAu5PqobTLmS/oRi62OY4TlA1huIg8K6pdDQe\nG4pt4TRJotkUAG6lmVyelKykkGIR2T8CL7h7QSOaO2L2CzJglD2NmeKd3VT5cijJExIP8kTQWtRQ\nvrRcps4WhbCe2z5rOYvt7f/58wyyGHb1c47upIr15zqyasIqIxveFK0HsJCw8V1uZNuLB1vs1O8v\npqrdZp</w:t>
-      </w:r>
-      <w:r>
-        <w:rPr>
-          <w:rFonts w:asciiTheme="minorEastAsia" w:hAnsiTheme="minorEastAsia"/>
-          <w:szCs w:val="24"/>
-        </w:rPr>
-        <w:lastRenderedPageBreak/>
-        <w:t>6j/+BQ/TYxdNyTYSCbFM+lZEuqO/WrWPeibbTEoYRlUS4dzWnEe59959q20oMriq3KdiWT\n5J341fLBaX913v2aqy6cblvBwlTbca5ciOvlW+65ZOmmrRoUGCavze+Mb5LDb33ry2TzLsWyOiOZ\nPI2BfVMSTbpDlo3QHJXGeF00FGETwxiVTpvI3JK2fiAGPLDjlphKXIwwzmsBWjNlsrwEo5+538uY\nhXhKlX9+fUfhkdYBWfBCHGkpIe85EkNWS0H23P+iaEZjGBRkA3PKMUWdp2+uiojMJ7uGn5hYPNS7\npyZACYjpm/OeXqj1frbb0jnpOIrnJ66DmY50YsvE5MnNnp1cOngB/YiQu2F7rrXaFjgzJsT+HNt3\nA74ttjV2KHYydmPs0djTsc/G/hKI0T6S0jjiX9dVXq8Euib5d19v83xoP2Svl4ZN3IiFMhCYokrY\nHIjoACll5bIq2NimHeWakWohGIMlxLLcdbsa+YURR9F1NhhWpw3czlCOgFDXhrvpx5JqmtuwBHDU\nK8DAhu4Sga3+xx9JZ0WZgU2KfOftbqAbJWDbZgmRhmVBTsmJzjM70iHM7JjB3tghNeKKbVE673y3\n5NYDe+a227cEPOLrFx0vMwyTuO+SjEkxGaaTv6PWpXh7x0JLbFTpiWsvXjw0t+xu5+GSF74foCQn\nCkrj0kar7efxAeegIZMqCDj3riRrAnbhI5YR1B+tSbIOC35JJEuixQk57nleJ3mf2gkWLltIlWdr\nOc5hmasy0VIgvm6V+2CA7PMBTYZWc60tl8hFnEIS0X9P9lzNnXDXkOG7qsHQl7P46zTli6lsYwIp\nVFQScQ1dcj1wO7VglrpB8fFHfjk/a0ouUlKKItYzphKfua/3zhuW6q63GKpaStMdfdvbD04YkiC0\njj+9STNKx9UQh8IvuqwxQTGqrWG4+2lP5NkZ07Qo7sGtXOXc2brASaxVrlZ37OrgTEXgEpZP3BR1\nH6Ho4vAens7ZxsM7LR1Jly4dcQs85yXurB1uX40z0EvpH/DQzh7anmsvYSuQfkV6jhSg9SkZez9V\nXS7S16HCWy7hWOwl0rUyCrb/8bm/mzqybLlJamVz0Xa2Z9eQHlgyIhPZL5WINOFc6tnLlwMEPRyu\nRbd01cfwHUemnVdcmk5UM/liiBCJpzf1PsU9DD8YezL2/tinYl+OfQfs6avdg+75434JsDIWXQhH\njBrq7xCMS5nrpzWKU+OQewmMwe6ZjTk1vUGVdlSRXh/L7QvDtUB/uIbu9reI9flpZGhnuBO6X6nm\nzGHd/bxZGdg1u+fvMepPq0RCwNx5afVgUJgY5vRQ/JOmxn2JPjbCOyhmYQjPfJ2Z6za+T1MaxYXp\n5jwloW+fmZ1zHHuW1Wkhv+nvbuAp13ZdhJO9xkIVf2MrDVaf3+P7N2omBUVWwsCZjnNqmikb4hbT\nesZidWduRanIyeXtx6xU8t/eG0juiXgyhwMSYQ1vcTTb8xXFqW+Re2+3nqexU1Yki9kHXw8ieV6W\nRVI64+7456emrAI14GBRamZiNXcBRasozHAszcntZCNtxMsiPR9MnhP+WgO8QGWz3Yoso0z9lp+S\nkiV671Jg81Z5Sg4ZjZVd1zQUQ0GUjCzN/iTNbn9XVsUANXNlrpTjE1qK57lki8UhidEpapG/Z2Ey\nvjqTYFTWxlGIhZ6mFxIa7fGWKXqAFuTe5/fecvqi3TiKmboPXpeEmsSnsEty7lhZ5gqAEt3jZEiF\neXnBbuKEnzYd9/Nnc27gKUJSSCzt2I9xabaDcoLl6gjHUIlG6N/3GZ6DnR32dh98zktbLT+af5R7\nd0lEa0RgvdIkkSSlH8WPnczD87Iu7mF5keEFdXcAThkqzq91bzONrRNJV/pSC52bAHGE9iVyHG/G\nTU8K45t7P+P9uF4QDN205Knm5SVVk5zQF7yJXb2Xb0q0q5kSQ73hHw/busgUjLD3/rMBTo6Y9jte\n/CF46+/st0SPJ75DkUWJkQWpMU/s8z977+Mm4EuxbbFLY7cCHjTADjIp3BcJqlEDaatRsmpGWw7G\naJgz3UJ/8nR0VKPvjwbax+di6fOb1FE5rnCeH+ie30EfQeih5dpWJBV5ngg2Bwc610NRhY47Vv9q\n4XR5bOvygMvRF77s57LjU78baB8bW3OjltZI/KftO</w:t>
-      </w:r>
-      <w:r>
-        <w:rPr>
-          <w:rFonts w:asciiTheme="minorEastAsia" w:hAnsiTheme="minorEastAsia"/>
-          <w:szCs w:val="24"/>
-        </w:rPr>
-        <w:lastRenderedPageBreak/>
-        <w:t>mPpMv4szHHwZ1dlVnfNy8r84ZVDB3o/4yiH\n0xQxhQ+PnU4lQn177f7L54p2bqadX3rmKHgXqc5ITNqfncOxiebpXlDjORE92kYSTgbruWJNtOjc\nih023cBo64KsUxy1l3V42HGbMzOccstsUeqozXJiYs8bDz85ETICp3gyrzMcxdMl3WVp9DzFYryd\nM3nJyk7GWTfV+w4Shdw5C1sJ/uVAZf3D9oSqanYq2ftBxkd8TjDCspZ3Sp971vYtUbdCN5m92Nee\nO7sceqWF19wNemR2hpVSiwkOCl5lNc6KAoKQyAqanlo1UzgJJzKDgBFM9tCWfbZkJ/ZJa+D6psQk\ns2EGuwm99+kLXlvJph65Brye0DAx/uYs1ZYLWUehGFFo1SgBok5a4i3PT7IqNC2wO84KiH+6K1vN\nOtkI5ID7IRAMNyytBuaaqzqs9HOUNISrHC2Z2OqoCYPnadnWLJdXfF4j5EKa5+RAEUyIKIFumLwC\niKo8yzY3pdKtgqwzavwch5/0RJJL2kRuiRILRn0uYZoTzQO8BqEb5BMWpwmlF0qQtNi9XKCJSvX6\nnS3LNVSehoLW+wCPozQrZ08002ainpHI/lSGLOxjGEFBLv9ZkYMSaZRAYGcLq3lPOSbvjcViEHCv\n1tkt8IrYNbHbY2+MfRDHzhjIr4CxMJYApjNiMkcWNDOcJTAHkWrd+ErmGBvvPMi6HmY6ZjRvEb1s\nukBiGRwsziQqr7DUrzBxg3RzqBDQz0aHO6FNMvpSB7/8hbLXri9mQpOvAbDVz/qTrJ5PNn1GpnPb\nakoomoB2VV386BM8NBF2ZZIsYGDnF/DZrCaK+ThgnOziu6Nekny8PdsUXb0u0KtmKlW5O7mdectV\nFTcOdjJa79vE2SIch+Zp1Uyiwg13F+aQtJuSbYpCKmuJZy+xU1bv2X07LkoVgy71pmueZF4ub2Gc\nipt0WGSdeLZ97jsvnC5vFbx8qhNCmmaB7OvlzW8GLYaigKa8eNtDM4VyYE1C/zcBiW84M5J4OfH0\n6efvU3gJJ60Pf/2H4EPfOexo/5e9946So7oSxvtVfJW7OlXnODM9OSdpNEEzyjkHJIRACAmRg4gC\nbDDZZJNzMmCDA2DWawMGJ2yC1+CIveC0Nt7Pa3t37TW2QcPv3Ve3unvYPWfP73z/fug8qqfqhfvu\nve+ml5KmeHgIJvaYcP9b3LBai9tPSB7VzjxIohK1J9Gz/F+GDFulcDNuJUFzfYu28EtV4xF19lpq\n2LJBSnkDFt5LQvKDK+QvSn8LLWdccHXoC3iCw9wVnErjzhC+h8w/1qHSIHej40Igb8H/iAYTBQW+\nGiI4ppw7NcG+KfweDYSuGEQPRmpHH2GW6iBs5IWpEc6GtRvo4Zw7adXaPR0lt7x8kgpyjNEoS/va\nyqmwbmRjBfZfqn80KvUU6WnrDdVKFpuNIuMOUVPCrhV2hzKR7Dc/k16WzlhNcBumtLb/lkua9PG0\npdtNYjhfjcdXHHHEiDmeyCczJJzyWjsLnYOT8VihvWRVmODrFDOthb5CRjl9e4ve6maiXCsLrt25\nhI4fcLYYhZbkuHR51YgkbL23rWhEFXvk+Nn7b353OnfE0rHOTGxQ8E+dkWBjmtmVGZvpdXsvu4i8\nmo639QxE7HjcsjVd1N77IhFsJlEkw8lXK1eu0WTXZkNYkKfgEgNRs9jAt1RKIFQBV3kpVBCYu0tY\nnoWw1lKSSNSmrOPmi4RvuqKG2mEbzPw1SISNY0nja15Wzv5KPUPu537r34lFMqSbLCQbybGwPq5x\nHVz90KmcUAsh8QhQELdlj8Z5MLQuxfq26kYBARdVerggjpkDgUZuVNSBhY2hquaRhv1WDTue/DXt\nidpBNjy2hOdY1RzvQQiD46J2uJomuDG3ca8YhJyHymp9TTyrrzoyxDdPIZey8nw6roMb9VxKjtSl\nJxyJzyrE6UBfio7UJtfQm5a9urdbxyyZXdzdX8jnF4wsOmkyW7FK3RlCZK/tpKMX2krzFnuq4hrl\nclMfY0s9VV1c8Mx2uD9dIoq1+sBax4s7Utyk9sFdo7qqGwsvvPzYruJnXENVbc0QfjSsakQ2SlGl\nnOuuFNu/SytdrXaxt4Xq3c/rxF49NX9Ajif1SHKgb3lnTIA1K6KbG4qqmix</w:t>
-      </w:r>
-      <w:r>
-        <w:rPr>
-          <w:rFonts w:asciiTheme="minorEastAsia" w:hAnsiTheme="minorEastAsia"/>
-          <w:szCs w:val="24"/>
-        </w:rPr>
-        <w:lastRenderedPageBreak/>
-        <w:t>WZ5KRgd6qrilLjMRD\nX3tyKqoKUS8qexCd8USztFKOyGGNmuITlx85IKf7iq2D3qLvymY0apvOdMrW8pQ4qur+XktGIxGj\nHE8m8uIR2ZMsTVXDVrit3ElEo70Z5vx1psW6CmMJy8wfgvkhQYgPHRhqaxmVyNsknlt+tGNHqt2q\npc07/O9aJF8sJ20nEm2jimjqkkSZmWGIqmInTMNM2gZErRymBZy2oijnzWWPxo5SRVFVDUczTCFS\nKpg9lY7bYJsHGzMyJSKVxjqts5dke64YqygaZWicfW67JMymfpfau7AjoyiCcHkyQ718dIaNK8Fk\n7nhSbTok6ZpjOYKsakrq9qhuNDPqaC2dW+59Y9uGliQhBU0tta/K6nyjtps3Tjji4KmrWhYT5i00\nGcVsykydcvH9EUujblg1V3XKCSokBBlCAQKzACIZJ24nw5qlaIfPvpkfwsfklnVvnPwidT6BLSaM\n1bUeKrv9GzLRLDhKapIW3x88IxeHFpXywqmqZxN+NnS8Y++8tWdQOqqXOtc2xWMrjWh428J4x4C9\naPm6XKGcK5aXd5ddQvi81wuz31N3KT2hwdDbzIZfS44j55PryEPkn7m3rX5oPFcHa0dDwaHuk2Ld\nv4TArn8SJt6W7Xuo0Q5Rhbklf2FEB8Hj5xonk2q2sb82Fg88HhlgGqUWgPL3S/NjREX/eu1Jfjoy\nhpogTg2jvZ+ftCXUFs92CGVmAhM4wtM/q2tS+JAm9OH1apt7YekcgCLIdUUISwAGq/VgWLRWywBE\n63CDWYdYF6F8jZrEF6LBxT0FYbB22m/jklv0X5oL8twX1Q8tDvifzgHjOaoNp9QrqnCbll+1cKJq\nKYZRWrdqMclkFrQQErX0nGHSqwrdRqdrJyYHTioa+W7hJGb8KE4841FVYvqfakprsTU/anlqDkYV\n7N0XIwuOe7ugKI7T9Zc+WTaNFE08sD+jyZWOls5ymUgkkjzy4NN9rLykp+x0fzgcJmyMuZahwzRy\nvNicTB4laUTKFvoTTkQgumTIlHkzO8aG569qmVidjK1dI8txsTo93pf10tLhpxKlQm5xZ0vRTXYl\nmvJRLTm1wIpCpXA1ccm0vBZmRMclQmbPU+VIPJmlmkCoLNnhcnOuLZpNn765vamaVEmurFTa8szu\nzqS8mKU1jeaY9lxI7K7sntNamxLxXLWSWLTputaiqnXuPhS3rXjsKLOpKMiGPlxcO/uzJUNSQlGb\nwrHOyrqE5ijC8c1MGJh0INbSPrW9yQob7b+LhkU1pZfaWuavunS+0e61iprG9PKaXRWHmnZy1VhB\nd4VUZrhDT9tUtp2BNdMtSWpRs7zx8gsmmS4S8m2pmOkaTjszfIqqTWxFD2spnTqy+d5LajgiSswN\nuu74LafsOYLJK1j1AHNpcCSdYhnuUVtvqsjEoGrs5N94PCIpRMtaKpH2wiKTs5ot2bqjJ9i/qBIJ\n60Q08QJUfjqZ2pKXHEWOpwzLVYQyvFclSk2h3J4IU4XfZS46InM9dOaNiJIqyppcbfGUaKYShtM4\nFOaCElFb1FpJtALPFJoypZZiuNza/gYxRXutbdkRNWbNGsxU1XRZUWTlIubCiNw8gjOKqNTLfBrL\nptRwbmaGjBNVmHXTpSYksJ5c5mspxqAX1ZtJ3oSLojUzXB3YnWa2fZvGxaJhJob797Y5VD9tWGK6\nRIvFzLzhOKoRlU1TVekJwzE41iy94YyxlvGYLGZbCwnKqGGGKNFnv6ha8p9Dr5IoGSU7mOR7iLwr\n7MBVQDxgUcErLgTcQOUv+58Td0CrVvClUn2GrYqnePljuOIHIJhca66dNFBfoQ87Q/Fr47Vgc0IQ\ntQN/GiIRtTgJhjaHR8TggMja/Tkoq4YHGsIe9UAmDxz6Owd4f5kQFv2L//xVA7x3wTWU9aOWwY2L\nJ+JezP8X53tZ8SQKMMnk+iIBjKuOBBc2B4uX6hsZYFehbyPC4Yms6TgeZaiS4KCL4BQdX7LHYfuZ\niv9yQiUnxAq1yFEgSWtLJXi8SODTqM1zl135C6ek/0GwTpKG45VQrPvmZXD5mX8xXv0wIr6Wb7uR\nTFeSpfb2UllannHNwvDi1MiGoYlIvrJ1eWc//YgYTkdJNBz2lg8amu4VKs7S1BkdU4qg0LBrMviX\nbF50wrd/d</w:t>
-      </w:r>
-      <w:r>
-        <w:rPr>
-          <w:rFonts w:asciiTheme="minorEastAsia" w:hAnsiTheme="minorEastAsia"/>
-          <w:szCs w:val="24"/>
-        </w:rPr>
-        <w:lastRenderedPageBreak/>
-        <w:t>NtpfIiaJnMDygNHuQ7cKNsF5qKSZIORuu16POtk1Nj48tmX2txwkXyBbwFOMX5WSj9P\nGhGvMDJ7jZaKp8aTy5Ns9LrMBApbMa80cuUTb/Q3y4YZVhwjQUika2Jje0q4n5kmHVHRUWy9EivE\nYtWiEzNoWA4L51y3+7ItpYye7V6jp3RLK/ZV4tQoRDNlRbVMcvfU4nYrr1oiORm2iKuiZHthJuK0\n1JrilKxbppOSTOaDt/ZUTH/SBMRMWCmsWTNEaDjurp7vmnacrFIdI55MacvSvU1xuCSabxWQBWom\neruP38zEneXYVjibtTvj1Y64YET7V2c2tvvLMiR99n7mPEeYE65n7XRSYwTtrd32fL4j5zvPC5NU\nhHaFnbDZPdQcyVbnxyRlSLeWHiU8pYaLubjZaRUGB7srTbnFpdYRpqNMTZRSTslWdZGJR5lBE2bG\nrGGkzIQ3GBvM5NZIBJdJEL4cmsTbRjsti4neU+EoOomJH1UhDPMkns26sCxEZe+ZLJWYS2u35qVK\nWtdKyf50LMy318uiA8cOg3mn55oKMdikJjHtxqxwKRmFGWitstBkoyLfCSshNSbpDULyNF1xLJkK\nRqn1kYSuyzOyYSilLJUNwVh5epunty5ZIyiy6tCUyWSmxhTNQMGVqbXz4KAZgTuLI9VURLFj27oy\n2nvPpBL3J84szPSWIkZc1il0TBSdqBE3NZrtTyuRrhNvPL5/dSK/jnfalOHeLELOVUyVMu7nu9JE\njanR8HInL+I5zKJsacLjjEtkSWiTTU2Ce4BzcBKILF0NJRRZPMh3pEjEZKrSiasMFVo21gfXeFBm\njU1xFAlw75xqq1sU0mq4kinzS/T4GjXB0Sely2SDLuo2pIjqyRLAZcf4KdCAVUWBU6n4HV+s3ZWu\n4Nlm6TJmzCSvhhlrPe1WBiO2QiLDBKw/0Uh6dhQOXGHQUZmqUUdSq5Fq2FLVdls1GHn7uJuuGElX\nFxXWxZgKVwHwrdxsHMqakaCiQy1VNsot+ZjCxqkCsfNrZ/9LfUG+P/R9spicyrTO58gbYG3XTi77\n75E27tP6izv7mZHL1IzYcLhr4y7C+jn/QeSlflZKcE89l2xYNUwe1SLlsJcCjiLydY8jMieWiVp+\nXRE/5azBy622jAsNhyWA0ByApWQybnzxbeuB4Fw4oa50VKXasE894V/g5K8X8Xe91DRc7Qj/+rpZ\nXzoHd47OVWi1/dR1tYhY4xFKPHdOgLNyP7ykpn5BxtAkmTN75quhOXH9+lq7eqeksz8rkooeERmn\n9BaXLZwZ1dnY6eif3A27MouxtlOWwDloonFMe1QMh5Wi1uzai2SVSE9MMAvJIVQ1xebefYIb2RFX\naIf02viQ60raaEUsL6+ohalIfEKXNbHTJEI5Frvmip52cGkdRdlabdEjGqzXorHpBU3bLiRueMEx\nyzoi+bbS8rUb7xgtuNGeAuNBOuOUFeZmknHr8Pp+ZoqruuPaMTunFRZk40Z+nGo5N2aVS6WuhX0x\nmZHetfJhqqp6sjNly6MLEpHsxPwOrynhMEUSafaihqjtzBtCtTmbaT5vUdfZPdmEZlWnBeJN9a+/\n9yM7c3Z+qiNcoj1FhUHdH5u0OxNsbBkwDaFkjaqTUslVn/XknBuZ2i0eDrdfv6E3azqUKoqVjojp\nROyYPfdev3YBs3CVlKoJ0lLbUuLi4UezDOt2MjW2tLXHUjzT7Z5nOobTdOwi8TamI8NxNZJrX3DR\n1h9ff/aJPVWVed2dgzf9gpyYP6NYVqSIERMVEy4MZdKjYySTNdSkyiRcXI0mSqcNp2EWkgkhx7Oy\nRJRjRLq5aJuKErciLc0RUzSKmtGi6IqyM2VkxZgnWykRDmlKtLendBMkEfO3LeqlFU22NWaClhLR\ncizNHJWEV4lWmnPyILNxacEQ4XR92Z4sDH+3EjNszYikvXREZaJRVboV1XPVRHrkE9fNX11MMgE2\n0BLvy8DVAkx35iOHuhafPj7fVjPMjY9mmeJsT88rlSNKRBWJY4ZNSXF15kXoLLsVTzmybVhCxu2w\nK16GRqrJGzOyYgtM5AkAg9blRtueW120tLhIZt8o3lJ0U5Idfe/i5iWxoa7MzIbu3urKAbm1uWS0\njs5b2H8opryemypF9QTrradrhmJ3DM+up4LJmNga</w:t>
-      </w:r>
-      <w:r>
-        <w:rPr>
-          <w:rFonts w:asciiTheme="minorEastAsia" w:hAnsiTheme="minorEastAsia"/>
-          <w:szCs w:val="24"/>
-        </w:rPr>
-        <w:lastRenderedPageBreak/>
-        <w:t>mdl71sn9OUt1lXAsr8bSfTP3n7CU7+NYN/ua\n+qR8bGh16MXQr4gE++3EObLON1VrS+19W7FRcuCsRT0eMQQnXQ61VJv5IlRFrR8eUDv0Sf3wydX8\naMoE7tCLR/HWEl5KqklVFWdE/DlKgsesN6xfnbupZKThUrjGDXP19fsCUyEKVfT2k/ZtKFqKbufb\nnrrzgCiEZbd3bUzSWidM22zfrsWYNRNVHcfw4jaRzbCY1RzfbhKz/ICzA3Yi46bknKNVi3E76vY3\np8pHGJ0dTRFrnV5u6V114tJTxrSKObay9+hTj4m0kw0bRTVnqKwaZkHYRqI1E4szm1fuH2+1LEVK\nMuWsGeYSr0BVQTWYUzX7Hty9M743knFky25Jd4W9Ut/oQCVdeuD0gVsSh1dv61s5YauC5GW7FmsR\nmTlb/et2HjdRjcmKJ2gKhbP4ujesKVmypumJ/MU/+cTuQq635Jqikl3luOGh4SYjN/bxH140kYgn\nxloFM2ele7R1225YFWNySmMGblr6Fo+NMb9IZgNFZqaTrmhpf104UVUVVocqCrViVtwktCUZrcgw\nX2iazMd1rezgKZHZzdGEXj2jAw6FkZlMWdhTYFUQha9zE2O9nQfIeW0neFJcJn9i1pQnybAkgRpR\nNRIthB1dVTLRblP+9er2/Vs64pUxIpQG8pbGxq2RGNu1eFXG1TQ17t/x8D11jfwm8ciZ/i1hSPp4\nDI7uT8y5Q9mfSq5v9MBNQo1HcfDYdTBd4s+g+CuxG/Rtf+BeBbFr3PnBnRlfVzV/aE2Jfyo3P4t+\n7h7yuTPUZfDO8MSNeii+zDd3TspzgulCDepEXVkyig03NDH339zd5LVYIO6fqp95UDuMtVEVF4jw\n9iI4TUCVmPR2Ik0/kqWI/iIZ6uq3jXQ6wYPJsHTVUGG2lLGPMXjknn0DXRFdrXQn+rZcftv5qYQR\njSQ78+mlBTjGWbSEsqsrzYN9btzofKDj8tjgDBzMb5hGW1t7fzFTGH20RKxYLJVs8pqTVxZGSdg2\nxXxmqp/ZspIVZcwpSpSZhNmZomrElUjv/FRHuMvRw6lCKsLsXNnepFhDzfp0SR+yjG432nF9c7MM\nZn5BMRl/pNy1HScNlFtoftno8UOnq3GrWNn7hVSCWauirCbT8SWj4+Qxf6kqGNOK26YwbqayaMis\ndsOI9Q+VYxVVkBUh1hQL23bYlVxTpozHM8+9cPzqTHTTKfMmsgNrdm0Vs6evzRVb+qYcGY4bIyty\nWYGKqhhNbVvl2b2i3pa8ToxS+ogw3DPsDPXEJAPun93+7Lxos8QDNoJamWzvNHSJtReO64WhjTed\n3dkCljmztiG6DzfSaHImnTZBEULwiIoP8ZGsKMzYMCU1Kj8Osgz2xfazP/M7TihmKU2kY0k9Wh3e\nyi+gARtd1nXW20giYSnM1Bb5xBe/CFB7WFCpEGaCSssaDAMuc6eI9Jh/8KCiOKqmldKJouQ7Hoou\ngOXPiJSOMkNgQe9IDA4ACZA5rqmGZVLZZd6RHm/rci1TTTALXhJMz9Q1qhmCbkhwJxFJPjpRTmum\nKUVTbnHL/l1S4aKcEU4W2yzgNZHZ9Xtmb1HH5JtDE6EHQm+F3mGWazvcETFH9QTWKW51wPMn6scu\nNKwUB8OzYWziGJfxjMG5Z4iI8foxyMFREz2EXxajNqyHK/OgBbdz+Y6yudsdSbAHowwLt6XAgsZ4\nFA7DmiFN+OXOIwMJ+BcY+Kyh2sEoA5PCgDfn1lfcAw5wCleVjmiPVdoGih3h3sXdd/f0rqm0eVQ2\nC+3Z4cpY980nnizKuXCsSdfFsEa9vuFOlbl+RDiRmq5umoK6uScT7q82pyu7t2/tk0mar6uU89XJ\ncS0h8V2n2RG7vzgyJjDzvbe/d3OfZMiWnsiEb51kDmIqn/CvxyTk/bvPP2pJQs1MxqKeK2XcQsqO\nSeDQqcSiW78IVyGFHSkabmLeq5WGVaCyakknvxknTdR6Ize+cqqYEMPgYhq6uiCnlPNPZGxL9dKy\nMuBJzMMljyxMu52VrsKeA0tMO6YXOiNCpqhVxT+pLg3HIjEmDxSV5jQjqjkaNeysG5FUOeky7zyZ\nq2xJJpkfKWqR7qbeRELXVHH2ebjsGjxZN6xlM8z9hEgLJaddvYrCIcai</w:t>
-      </w:r>
-      <w:r>
-        <w:rPr>
-          <w:rFonts w:asciiTheme="minorEastAsia" w:hAnsiTheme="minorEastAsia"/>
-          <w:szCs w:val="24"/>
-        </w:rPr>
-        <w:lastRenderedPageBreak/>
-        <w:t>YXilQkGN9h5XLCU96V1R\nF6ikMkOimI+WeMBCVg8/9NI5925YKRDL6V7aAeuoCWn3IkU9SZ2IqcaU8oIzorruwioJN1FKJ4sX\n7ClBXEQN87DK7N+bH5XEnFAgPzBsz8A7d6ywqxKqNDNLlOnjcBTO6SWfj1IrzIz+hOeKkhGOM1ue\nGfVwd911Hwyoz8ufDy0L3cP8YZFYpJtsICf542aO2qjvaMAriYMbjZ3gPmM2ciBWWYUlmbWJYVIz\nKPlEdkGM4BLn2t2b9bVlXH82bqQMrl3Dowq85rn3KgQLzxo3bDR4n7gefERsVH3+KGPqVK3UlWDN\nruWzSzDAeDix5u4O1PZPOP65o7xyL6i3ITSME2gD/AagEb7YbLggJmrl0TgWL2zfvmqTqCuSQcNS\nuqusJe+ryDIx+7wdbVSNNM/+ncTNLr1k25nuBU1rMq2LSdikUdnpSbQRYfzqki0nOtZtXZJts7dD\nOL9r78xkZ7aYS4rUgt0YcLKltODUq76zsqCFnbA7vmRxr0TLXSPW3ju/nHaztrzlEFNZ7z8rN8Vy\nPbpEwpqRnugbTBjrKrFiR7Nlto23z/u4VI6d0xG1yv0zopIYWHiqcsrWySi1B5bbJa/Vi2YUVVKs\nsB33pIh6UKNO2U6FmbflxE6/PytE3cR95Xwqpy5YwLxtOC1AkfTenfelbI3K6UI18tiY4IaV9qZW\nQjK79yyUTUkPM42uDcVhdYVY0MvS0Z5syFK3LOqGmxzPVOLhZHq4uyIkqGuXCEyysCHqRiJKmxuT\nlHg8cbOl5k0hYbpn6mqCehohnfOjHvMoqWPHY3flEsSIMVlBnqloXkcyx4NUmhWNZ2YfeuWyqe47\nL4l4t1+5wXKoEpXb7/k9efPLEA8UzVg0TODodCFSbHrnwZ6ERltiuREt29J5SlObLOYrA2dkNNmR\n9GRX72hLS9RVY65ryzKTI0aWUCkb1ZLFqMksCZXGDq9OuBU9UUyqTtPScxyL2v4NzyBD3Vhi05Xb\nMmEtKs3+ufS4o0eZes2THyuyQkx+GzOE+0TDjcabVbhHOKKJ97sMFbbjOFIMzhvit2W4CZ3LGYEK\nn29iEtMUCBgFkqx58Wxffym9aqqHn20YOnH2z+o98v7Q38licmwo1IyHXfmHLkkf9ucUfvUin6sA\nrldx9qN/UqqCdgs2Lfh3oNa3WtR0XbDQSByuHbhSN0NreT98bgDs2yiQ/34sV3OwddO30ud6sjUF\ny1ooUAIewX+/+LfhKLHonL0jc6VGbaWNUqlOSqiCGyaF0UwQbvENKAKhc8UteGE3edG6SrQyohcS\npU1tq+WufC4Xcb1mdZ6g2maMKQ7mwWciVqaziZCcp5bS2ypFvhsorGZEw8yk2kpUV5haGavk7Ghf\nl0CiFUXXGH9sHdO4S1peFM/1NQ1EZg4pnd36lKRNs8HvCsTrKZRzltNSTWTsjkX5mEJLbmW47ZcX\n/vTPX+2OOe2b57e2faq097PPzT4zMU1El4plOPJSFJXTLhiMKaab6+ueXGzAARKy1TI4QEisaoSd\niGubuirsosyeeeyK4S5DEQxmwsUi0aWnPv3s+qpFiUySasHt7zp2w5AE51Ka1ZnuWC45IJCU1bys\nrU3SpUv/gx9X7Wm6RDVJ05y2Ck3KCQgxG8Lv31Q6jTZDVuJqRoD74yQ5W7TLSsyOMFUrOYTKzDEV\nJdbytwVuzApwyHGEDQERzpRVlS8SiCK70Zlm10gwL9aLJMxYcqBn5TzLZfZEwpF1fqQuiVqv8elY\n1ZUNJ2sKTOH6S74yBd0e6EhJtmaZETfmKEyDWwoRn4tlYqe0Lc0nFTFsidRlnmpu9/632jqZw6MI\ncVWzTVnWnl5ftqgWK48MnHTOuYpZlORqc1IUowOKRplhq8oiueQG1zizOjHef/RAJDK1otKsdbZO\n7eqaaNtrjZAd3cOOlopHE5Ey0/mENqeTWryw7E5CIpZJJCpLQm/bUxSu8M6J/pIVgTJwiKopVtWB\neM+LbFz/VP50aGnoZUJJtlGnD/gXKTWEdRQ+1hvHjx9nrc36+XmD49XASRY+dLAAvmwcugJX21ge\nRq+UkGEEcv3IRER9gKMFjruua/OGhK/UHhieFEnDeq4POc8NwxoWSjYMazABOJBzd0H</w:t>
-      </w:r>
-      <w:r>
-        <w:rPr>
-          <w:rFonts w:asciiTheme="minorEastAsia" w:hAnsiTheme="minorEastAsia"/>
-          <w:szCs w:val="24"/>
-        </w:rPr>
-        <w:lastRenderedPageBreak/>
-        <w:t>6H6XpT4rU\nkMLLymnbKZvGWoHEi9ueaW3tirnxCjOldIXqq8zmpElNJVNcNbqE6Skt0u/FmI+XKpmVwz8Te9rL\nUbXHEhzVFuC0xtWJ/mSBppr3Hkip3tBYtBg3ViaMtuFEu5Kw9LY9+Wzqjl+S9aPVeG8ink0WlW3F\n6KA3/9or+wZeb1kxNZJr6+1zPnHh0qN7s56WHmyOS4JRGRSkcPeSsQ4hM80YeahVG1yy7KPzS3Z2\ndEGqe/+p+9ubb//G+kGX2ZiaQO1W97QLn3xj/arfVDQt+/7bSTVeFo19nWPRSNbrWSh19/PL3DOO\nqTF2TNqibA8YjkuZGxUzVd3Y7pQShqXq7X0HL7p/kc54tSwQPWeBOx2V8pPe2PvhYnXjkslMmHlm\nsQuLkm7y7cpSGjY+MzWlZ6bC5Za0EclHnd0FRxH0dCUzsCXnLmRjlDmbas9i/7DNqKFnrcS8kU1O\nPpUwwpGYMuaZjtVfycbguCJKRWFehqRjjsG4OtaUcZpaGKUy45edv7xazC7uunAF02jhBSf0xMyZ\n4fHRwe23/lsTE3LkzRZDDksqEXOZylRbqThvNY9/PvxBt/oN+enQtaHvhX4L5q/slhuMRT+qw/cQ\nDQVXodVDPsLwh/gOI5iFhhsL+AJedMwGGm8d5CON2ZvS3D0Y/l6IATgjWP4fJsFri4viwRU6DSfd\n1O1Nf9thQajbl0KLrLY0zKXPifxAU+IzJD6+critODxQdeLR/igzxiJpb22xqsuSKVvhXN5Si629\nhXlqdF5k8XGT1bxdrk5XZ0Wjn3kjEZbCdqS3v9/t758gZOn2JWe0agZzjaghXnTK/E7TUzMzS0Vh\n9cb0ijNenH31gsTmUjzcNzFWGa30p5pL0WxmvnT2E5YBB0wkPvPZow7sm1/RFTtaPfj2AzdsSOUX\n9XmeTnXDYK7j2Is3nPnKdDQ3seymld0dJ63uXr89P0tTrCN9axfP89x4dtqJtQjzs46Tlkw9zNKY\nKrmVmZFitmS164Zju02VCfKsSHWdJqMJixAFJjoh3CjLY9WhLE1BNEJ1ohFLgVU6zJZiajVaDCcF\nxokZpkGG2tt4fMMw04V4TpQ0YXYRn3w24DAROV/Kx5k5TTQnITk6o0ECToBiagnmOxWmHKNh2CCf\n/+NtGyfGIwZzVM3Uyh/d/cuPrqFjYx2sdc9jtKEMnPLEa/s2rUqpEVuxnPbqjfvmH3dq4n3m6aqu\nSPRwc35qqOBtiqX6rnQFSqMl2TETsutsGs4Md3Y4mhqhCR6gisYZz6uhoz9Yrn5VXhtazKy7LBki\nl5O7ydNw30Z9QfHc1Rik4fBTPPlUbgmuUgpsOK92X4dYM+Eap0GRR/EWP1UORDxTJ2PEg23uAyDV\nPb4fSFRrMdlJAW8n/NB2BwEXDg4F5+j4kA4kGrg+uCUKI7q4rqQ+ddhwupSKMd3m2uGhBbGmFcYJ\nqS2IFGDLre+r1uYuajoI7gmtxXgLhAuOudgUYS61eTjYlB9sLobmhxpW37CvMA2sqPIBHmZUJvNl\nW1GsSO+6RHsysqJjfn7ZyUMTBxaOdml276L13aPlHRc5Vmyy0DyoWiTl6olMtZocN4X3L1CZeTbQ\nvyRuq5LkSFa1tbpwbYfKTLpiIUsjzNUbekB+XdMSqdlVo21Zy8zNn/Lg6gNZoYoim6Qqip3Vb6lH\nN5ktrXCbNc3uPIoxuVWKucmKahdSRy1vi+i6VVBoLLzi4ov2skGULrUNRJnRFma+jUaVfb0Drh3J\nlIlQGHVF1g3BP6UHToaQ4tOjJomVTTYmogKFqGZclNx0a4tAbFGRmlqYdKKzfcTRmQqSYXGEom10\nrHBmfq80Fts9xiSG5EqEjJeYSsi9qUpG+LHpvrhdikU0wVZckwn9sNKcyPfYyWSpsiq+pCue1opj\nM5rg6cYyrztqzL5Ew8zWk4WzRp2ImWyi0ZbJ/f2DTHyVpzs6wqnEgKuqveGV7RcsYGb4SbDEQJTn\nZ0e9mJdsa2ZOLtWrXspau6G1MByPhEVLFzUnkp75csLNrW7tjYkyY3iJRjLuQkskB2GbiO7EwYAn\nagSu+Qy7blyLxotNTF4qmuMmtOzspUNCzNHuijE3cXB+JubvcBZpO7kgwkSB48Bh65H0WKEFLgcK\nF1M7qgldN8y</w:t>
-      </w:r>
-      <w:r>
-        <w:rPr>
-          <w:rFonts w:asciiTheme="minorEastAsia" w:hAnsiTheme="minorEastAsia"/>
-          <w:szCs w:val="24"/>
-        </w:rPr>
-        <w:lastRenderedPageBreak/>
-        <w:t>cosYj6z7+9uc3yh1etT9uRiRDTIPHSpryhfmZeLgs5sYZFVwPNvMz7pJVqqtte7fa\nhx/L6oaiN0thlcE7VGkr5uPMfhBFr4nRQN2rM6ObryURxMKaXCJ2xIqsQNYLVPWX2xz+TCJlHxAJ\npfYNo6PJkb6skVLbjiXlbxa+cvRJS6qOFrcYKhhfOUrU1MzmjqQSk7vbe2f/ZSfzYCbAd2fOribR\nJwWRamFCxmCpvcEMjtiVvV2WGjd6y/xsIFKZ/bPyS/m+0CizZHeE7gk9HvoKMUiFDMI5/P2NN+MG\nCxBw2V7NKgXRwbT68JwoD9xbAUeB8OHIVxMn8KIn3OkvBnIg2IOTIUHYF84I8obrV+P1zwlC+dfn\n1c7LHEG5OHffMWvAEf2qYfkdrGurXRxcXzZYO8k0HvUStSnYxpOKRoajpLaYohosU5xzBKffH/HI\nT7MuebD31ZIThY1wbHucSMS1EnY4NftV3bAjYUfyz7VWBU9NZhNdjy6HeKsdKymPrW2pfmrIAK2p\nJMO2EFHFkun8ffYyN+wv8Yn2ZwrpyHpVEdq1sh1jsrd0xDF21LVsyhQSREtFqqQnFjmZWLPXYzv6\nhSs6t/QUkswCcBK3j3lNUpcWaUpWw/Fss0GaHPsH0opXFowx9ysShaMQDSYvbMNhtmZStdsKuvfY\nGXG1OMJ8XZpQmciXKtFsMWbm9fneVsNWxOObXGaDi7Pf3rVg0Da9mK1kRN200trpIzFXUTKLBvsq\nrhcbYBgIp8z4L4SWJriFnGFAcjuTNCz1TPx1Xmsx3ZbzUumUK2meaqiWEy6o31zeamkRfXZZymBW\n6rPVKBHGu2xYAyXY5w2K/SQye+aP7ELCyriPiMLCwcF059fIA2STe3ChrcHaad3IQ1xaFvzVUERq\naU+piZYTXrko7UatsYRhMAfx055GhFHmiFLVkNULqdIlVGbvyqs05TI/JJ22mZfNJNOy8u3bqrmk\nRiOSqREx0UWbOxK63Zmdt/f92d/ftaU7ky8bi2NrdMUkOd3pI7JwtUVBVhP5MTY+Wfd1ZqUMw0pl\nNXKwxzLFSojvZSx/MKO+JC8LDYeuD/0w9JvQe+BBynONSSEhe42qMbhTEpdGeWTuhL3AfbU5m3XA\nyeOMXL9YeGgQLlsQY7XwUzD8MD7jNTdeOYnrgFSf7WVRaZzwVevrSH1IghiPF60pX1jJ21M7x3YI\nbgjDESpPS8wo05Rz44qbbh6tNDelR5e1/ROZvyoVG+u5xXTXjZa35yZb1sYr0TBVOgvl1Ptfmsku\nTtpyVMuv6q2a+vXReOLobEvWLheHF+qWpE4P6ZmVWctazAw6+a4Sn2wTBM1yGPfmrTFJETvsSnte\nuDTpReKRnvXTLhPLyaktkVRshpmqhjF7uEmIGrGvq4ptfkHJZmAFYFhL5iqSIHhUo2JnpBwpr3ko\n6YZjGVkxxOjrZa1bOGUiG8tEKzCdkDYjs+R2WdU0TTm0N9M2UWJqNR0rd3k/PDunm7pk6Q6ZXzm3\nunPkYGVewbDVwZZqRvhzxmgyqWB05xNWm63ftsDOFvIf2TnaOdFebe1VqUkMLb/u3K64ZRcedo0o\n49L3b1LC9lBrNtd2U0vH/OExt+efSY58/LHJhJ5w8rD9X9LScVUzctUmmmlZO/vu7cVi/vCdbcYJ\nkkGtr6iVUoTZRcmBBUVDV5T5P36fvPzcwoyT0A7PZiTNTOT7nH3dlIijxZimWtdTjdk9VMyJPSEl\ntPWDnHqn/EDoqdDXQm+G/kDGyNWMg2EBXz+/MLTxxDfQHMNzT2hyhOGRD9nH4odyiB8+mrSsokcJ\nAUGHzOF1f08ncPn/cPjM8LgYnHHJrxPDuQeu3YbY33HYdcNADuYrKi0Vvk68NiPDRb8aKJC5Xauv\nY587mVlbGDBYXznjn1gFKwdFZtyjRmrc5vJhtPgXK805AGNyrqE8PCJdK6ow5SSRXWcdUFZEqBgx\nzPaWpoJA7Wgib+ud4Ujrgi0b2nu7BcVuZb5kyY62DFrtA9X9WaIlYibtSPWVOpmn19e0VMi6o2PF\nNPUm1nrx7iVMBPeGy9mYGpFf2ry6FdRXLhazsk1aSjKIrnjO6nifTTW5SU4nrZM3d8bE9IJJOMQq\nW+iZEA03EbZjol5JH3FC+</w:t>
-      </w:r>
-      <w:r>
-        <w:rPr>
-          <w:rFonts w:asciiTheme="minorEastAsia" w:hAnsiTheme="minorEastAsia"/>
-          <w:szCs w:val="24"/>
-        </w:rPr>
-        <w:lastRenderedPageBreak/>
-        <w:t>2miYiiKcd8M0eKJrBtZm4Djatph/p+5daK0vu0qIluF1bOGaSiSKsGu\nf5epU7VvZLjDDYczqdLsX2B9Cw2PJmJGJNVdahvdMNQKBzAzI9uJr6zm0sMtNxjMpeyCWEmLf4sE\nibeNTDPB62WYIZ2JxSPDXrq/M9I9raaH7Z3KS4eHDFlXBnftOqk/nMxXCpNt3bmZWHpIE28kxLLC\n2sH5KV2MMEewpZQ6gjm3zLRmSp1VFGXD5isMTGbZMVwnHYHqsi3fDet4mdCJJEzZFFVZf1USNc2g\nXi5rWoZ/Rg4/zE8SwsmUnYpVJro6Rse98o4byU2bOqUWNe9sdJqYAan2KJVi9FN/ObSZylKpszut\nOszqKyzcc/bhZ/gp1CJh/b7Hlq3fvMG66mivwjXmAtwAKgtwX4kumaVYdZ6mJr7GXsmH1yUSpu6w\nysJaq8J8ilxp6bxVfcn4+NrT/Ktp8xG3MN+Lx1OrTzu4xfNa5EiJqTZhIJ3TEtGtC95xdUsR59te\nPH3HvO5ojLkQghwvtyeUsNS/avsE4et7Y5FwNiJbUQHko3P41QfLqkPVsRPu/8fHR5ifEo54jsRs\nFkVgenD17D8rP5GfCd0cepJJkrdC74ZCzbV5DaXSUuP6MuywK1eqjeP9v00p1DbczTmNtrlBS1Z6\nhEpLhzBnZXBzg5jxorBfLs4NU27lqmKzr8x6hPr1UNhINSjLjUOWGV7U9oUMgbblkgO+kMbNLw2i\nSzx1o+ct+P5HJgyqmwMjK681dYEbH0JckuKldEJNEoUUrZLXkh8WJFW2W5Ky5ESaK6/PVJziVH+p\nfMrMoXxHy4Qe+uDby7LLZiJe17ZjE0t7mj023oyJvsfPHkkU19Ei+AGnz/fUxJppIwsL71OJZC7O\nVN7I6vQdZOtM0u0rt3M2YCIiV9ZH1w529qYnnBFFIQfdahvNjCWlYmH2I/OseI9MFu5Ke4NNTf7O\nLEFQwsnZPfOMpJBZQiJOpFsNU3XeVaetjbJhEm3b/fm+rOaGR78ykZeJTvX2rg13jvUqucJIV3O4\neGA92bl+1NOjtkElamr5vVMdZUGQlHLcqGTLDkwlwPJ6hSSiimzoyW6v4u9OUNTWrB5OHjDatHCT\nnTfbm9JycsHFs1v3wqLhgb52IiwsJ2SFCBOTtuzGq6V0IdGim7JADSCMTv76yhDzuxLaH2PSiCbI\n7z5fNMRIhBo26YyWROafK0KXSpRZcbsQc2MDVDFFb3TzWKlpvCXpnQZ3AZJ5s79W3pG/EVoQujv0\nWujnzD1p9m/KnbvuxZfxEG+fs2azUpalxtXmk8yDC+5mAPdqMFhM17BhtPnDO7/nbinHg9LQhanv\nUsds7H/+dtSG+f5GmIKJfH6uBei2WjDLC9yrqMLGUH0f1ocuVAk2KlWqLVhBcFOEN1Kb15AUOBGl\ns5RxtbBpZ3VvZbZN1WShe8cp87I0r7VOjh4YuuGS2fdmv74lSqVKy1InvvfgI3fOtntUiMQS4VyS\nz8wQU4hr8Viz600L3k3Pp86cKibU2KltshfXo2a0smCwIxrLd3bmZUNTOvppW94oZavMQ/bsLrec\nvbTla79+ZZA0WREiFBMRwTLVqEwygrzswmsyzYqnJQan0zFrrGAN9G1b3ptU9WIq6001UcuT8klj\n8tiTc47NnJRiKkabw1lZWnVFpPukcsUp9U9n4/Zk2e6Q6ODiI8c9Sy2b3tDCsBHW00oxbcyUFm0t\nF6W3RFml/YMdSYtG4VZKL1EYLzpxwXaZuakVs8kmSSi2tFCvDaafxbAXff+d2eNPTQ2M9FYLqpYm\nqViy7LnG84XN5WLeTVKvz4qIcJzGqmyS0vbWk7/7saFdQ12d0339LarI7Dk3Jhh0+4XnHczEpnJR\nkTXKhLs2e06/cOH+cDoph1U5QsJMuutEKbennYjt7fc0jekNYQIirxKgfXdHNF/WyBODF+3vLtpK\njLhR5stqWlNvhBdI6rCUhspknAGt+Lc57a56ed009BAJffuDLrVHviUkhkIe8ci3lbbxv/3wFqVz\n/G/fZ2NKEK8OvS2dJv465IQKYFfOtfSiH/pb/GtnubVU7B4oFQv5Af/3aCmdKZEXc+WBnnKxVOoY\nLBeFpnxlqKtQbMm19Rea/XuweHrs1vhPjnIW/FfIoPA29OZ</w:t>
-      </w:r>
-      <w:r>
-        <w:rPr>
-          <w:rFonts w:asciiTheme="minorEastAsia" w:hAnsiTheme="minorEastAsia"/>
-          <w:szCs w:val="24"/>
-        </w:rPr>
-        <w:lastRenderedPageBreak/>
-        <w:t>VT+Th+Yvv/es7H3wwu5+GlLtDsKJH\n4CV4GWX/7H72inzA/qME39f+G4kIj4YWBX9JPJGPsBSlIaKJ74SOkf8lNF+Jhpaxd58TlodmWJpg\n+a6X7w8dy54b5YdCeyQSWisboWn29x0s/YWls1m6BL6zdDFLt7C0j6VzWLpJ/IAcYvWdpaRDx8mP\nhvYo7fzbZSzNkxaHmqVIaL743dBS9vdC8e+h5eKvQlul80PT4luhLvEnZFz8eegVaWOoX/yP0LhE\nQ0XxvVCf+G5ohWSFelmZpexZZe+XibOhLkkJDUhCaERKhTLin0I97He/+H5ovdAT2spgvkPoCy0V\nbublJJaeY7Q8gtW1Uvxd6FxWzy72PI+lP7Byi8UPQqOs/eXir0mV5ZkSf0ZWSOFQmrW1hJU9U/xL\naLNUDa1n8L4iOaHrGey/YrhZKf4t1M++swEWGhH/jdXzl9B5worQIvL10AvsOcm+OYyiexjhjmR4\nv409W/0UUlh6jb27laVh9q6HPe9gzy72/A177mDpJyzNY2kFy0tpSBzxy5GVLD3N0udZOoWlT7P0\nEkvNLF3K8qnsOcpSJ8t/l18/+ReWDrH0CZa+zdIXWTqapcdYWs7SBj8/2cbS637dQoQ9/509Gf8J\nCZbg+69Y/ePs+V/s7372vI89N7O0kKUhhOPvfhvCUpYUbPs1v1+E9Su0FFOVJYCR1RNiMIYyLHWz\n1MfSOpa2snQH5u1liaGZfI49j2AJcHKQpV0sncfSH1iaZgn6vYylFvZ7yu9bKM3SGSxtYmktSy+z\ndB1Lv8R6oL0OhGExS+eytIilF1iaZGk+SxH1R6HQ/5ZYvgGGH0ZL4TLKBywkkcGjXM9+n0BDMrR1\nyKclOcGHhdP1RVbmKZY+4ycCJzUyaUBy7MlwHDqWpW9h3/+B5flH9u1LLAHcT7D0V5Y+xtI5LJ3N\n0p1Ydr3fJ1FgZcLsXZylK1n6Onv/f3zeDJV9/JFX2PObLN+ffbiE/2DP37HEeCD0NvtO2DtWN7mW\nJZZHeIS938d+347vtrPE2hO/y77Nst+v+kkYY4nBKfycpd+yd4+yxPoqXsOez2FZVhe52ecPXt/d\n+Bvq3NmQYBwxXiBd+J21RzYijAD3vyEv/BH//i9Mf8H3gPMDLJ2K6Wx8dyZLJ7F0OktH4RPyXeH3\nkeMd8p2C6ST/Kcwg7zPeE0bx9wgmBpvAeIcA30YR90mWbFb2fZ8+8JswGUEUH8fA45xn/tXHD6fn\nhew3G1fiZciLjCdFxgvi1Sz9En9f66eQWuc7Xg+TIeI3/Lr4d/tD33+DdV+NdVxTr+vD9TE9M6cs\nT9r/8K4xif/Ld/l/+f6/JVZeZDJC/GeWbvMTrxMS43nxpw3v2d8gR/n7n2O527EPFGFV8UnwCUnB\nPCK2B3RisjFk+vjncgu+pbEeRutQCsdVBd/DWCyx1I7fGB+EPHym8Dc8W/z2FBhbxyLvHYe/j214\nB4nJ5dDxLJ3MUgFTO7a5z88L40S4xR8zwm1Ic0gMNuEG9j5PCWE6JsTGugxPJrclphtApsquz3sy\nwMj4QvpP9lzFEoxrplfkLez365ifwSD9kHIZJF7O6gadAnlB33yVPd9kTyYbCfTx5v9Lmv+/9P8/\ngZ5dwNIxlPMtl21MBnOZs4T6/A1PZluEHqRcj3L9upv6/Ad6i+mb0BssrfZ5C2gbApozWRZicj2U\npz6fg05itgDX72G/fW57cNsTYQA5tgz1OZOhoQmWrvfrJXsp10sEZB/odBijIMPPYukS6uu0j7B0\nC8IGMvxGlp99J2fgO9BrMAaaWJqHfWOyOQT2APDtlI8TwmyZ0CvYP/hdxN+Qrwdx92vKxwXXJ9Df\nl3w8EegDk61cr4AOYnqOXOan0Pk+fgjYM6DfwIb5GeLt79julxCHAPO7LIEdB7YhjCfQV0zH8/F9\nof+Nj5tn/bHMdVdAGyh/Ej730rpMOAv7sc3HNR+7IF9OQ/o+hHnB7mF6mNtZoOeY3UVApoFtxeRk\niOkQrk+h79+j3KYMgSz5DOZ72n9y/dyEdITExnxogw8TAZ55C+nHZAv5pW9jgtzhdiezt8iXWToK\n8Xk54htstfewHdZ3sMkIwA928xi+Y/ZQiNk0oQfYO91vh9yPOAM7aRpx+DzCfiHq298j7W/17RRo\n</w:t>
-      </w:r>
-      <w:r>
-        <w:rPr>
-          <w:rFonts w:asciiTheme="minorEastAsia" w:hAnsiTheme="minorEastAsia"/>
-          <w:szCs w:val="24"/>
-        </w:rPr>
-        <w:lastRenderedPageBreak/>
-        <w:t>h9OZlSUC1s1gCn3K1+Ec/2BfwLj5AktMt/DxA/bKkN82MRBesBt/QH2bPI3fm5D//4ztgD0Bdiaz\nn0NHIw2vRR4B2xdsYLBFQRfAmDkK6Xoi5oc8M9inY7B/G3ze5DQH/XAL9usYLLcay+xCHtiEfHQR\nS8zWAh7medZQ31b+HD7XIH8An2/BctuxHci/B+E+GWGAMjBOJ7Af2zHfEdj2WmxzN8ILNF2F5YEn\nlyN8axE/gc+wG9ta04A/gAVofA7m3YJ1rkQcQb8XYzkYL4xfQ4+ztAP7sx7LLMZ6P4blhrF96ONO\nhH855lmC/VqL/Tke29uC345GPABNQY72Y/vbkRbbsd3dSFcYnwuxLeCxI7Gu+YibUzDPTEPdO7H9\nC6jvpwDM+7DegF82IU1BFqzA/JvwO8iKNiy3Gd/vxHJgD08hTddge+vw906E/1yEfy3SAuU2fx6L\neXZin1bSui1zF/bhKMzXink3IS7HG8pCvT34bhni4iDi5xjs63XYRuAzbsS+rkIcrke8nYh0gHaX\nIv2XYz3baM1X4r8DujTj7+MR/lUNOA7G2HxMgX0W8BTAeyn2dQ/WsQTrXYPlN2B/9jXgLtBfkOdU\nhHET5jkNYT8L8Q7tHcBv0wjPJlqXATsQpwHNlyFOlyEOV+PzQoQjGPerkQZH0vpYAlgDPtmOeNmC\neD8S+wV/v4rtrqV1ORXQZx7+3oy4BJwcgX+fhHTej3XvwvqOp3V+2oDl92CeI/D9LsTVlgYY78bn\nZsQN8PQKxPHRDTAEdYxjO7sRH/AtkAlHIP7g3Yn4+0isC2j9GsIN5XfSujzZhbibwv5DOh1pvBXL\nbED4lmK5RUifLQjX6bQuN1cgrQEHQ1hHgD/A00ZsYyfmPQ7hm8L+T2Df4B3oapANyxGGHqQP1AE2\n0AKsaz32AWy/Z6iv+3/u95lAjAj8hKfwO9hKYO9/FnUx6GaINYCehVgC6P6VPu5AL3IcLcZ+Lsc2\nN/l95rYT6OIY9XkT7CKmU0OfxPrg+TXKbT/OO9/24Ql9n/q6AOh4MXvHxj4BXfwi6uef+k+S8OuB\n2BfYGUT2+8D981/677gdA/IY7DHQr7f4MIVuor5eBtv0O6jXwT96HPOC3gTbgPmlENvhtgjYyOdj\n3Zfhu29S3wa8BOuC2FsV4wTz8TeM1z/6/YIYIVmD5W7G+sCeYPZ16F6E73jsO8D3oE8zgI/bNDBG\nvoT21P1Y7se0Llf2IrzQ71d9OvH40o1IG5A7wLPXYltnYf8Bh89im1/A76BHv0J9OxPo9yj2E2Iq\nd1LfLgHZxewvrt8ewZjVW1j+n5AnAL71SOvfIe2/hTwDvH8fwgj2706E/VykxxOYD3gw0AUwdvch\n/NA/GNOgQ2GsvIm4m0GeAhw8Rv0xAbbJVdSX6Q9Tn8eexXpgXHwPv92N/PEA0hbiXDA+L/d/cxz/\nGGnxa6wLxh3Inx/gcxb7cTPW+Ti2D/TagDRYhviEfsPYXYH1H4sxtD2+3U0+jjEz8I/CGEODmPDJ\nyGMwhpf7fAM+Fymw5DEf3kJcfNfvP/hlEG/kMeImfxzzscVsCB5v7vNpR0y0e8Hfhxgx+FTv+t/B\nvoe6ef4s4gzGyu2Ij5sRl2DPw/h72q+D2+HPIb5vRJue9UNsRb75jU8bAjwHY+QUPz/4g3ycA93Z\nOCaDLE0hzW5F2s/4fef0uofW/ctLkX8uwwQ8xeRJTa9C3BbGzRLksZXIM8Arj2J/Alvxzz7OucwC\n2/9J6o/pB7G+a5AHp5HOf/SfPIYP/PoG+srMhyQAA4wdiMmCfwoy5u/oo9yKdX8F/ednUJ6dirSG\n8fkHLAN6gPlwfDz+BPvMEo9TwrhlMh3iq6GP+zzF5df3sT4Y4w9h+asRZ48jnsAfP9GnC7e1QQf8\nHNt7Eut6FHH+HeThZ7DPV2B+oAX4h1/EvPD9FWzrH5Bfvu/Xx2G9w6cXxKg5r0EMDuThDZgfZPdH\nsd6vI1ww7r6EcH4O877g8xGXjf+O9UKfYI7hWYQPxvJ9CAPoui9j/Vuwvp/iu2/TOm+/hPVBf0B2\ng94G3gJ+24u4BP/6s4jvx7FvEI/8hk87Lpc/hnn/3acPh6cLcRvgCXgKdPQ7iK/Xsc/XYR3nI28A\nf5+FdN+DfAF8CPgEGQZjE+TRa4i79fge5PCn</w:t>
-      </w:r>
-      <w:r>
-        <w:rPr>
-          <w:rFonts w:asciiTheme="minorEastAsia" w:hAnsiTheme="minorEastAsia"/>
-          <w:szCs w:val="24"/>
-        </w:rPr>
-        <w:lastRenderedPageBreak/>
-        <w:t>sAzML52PuHke8Xsv4ud5xPHHfHi5PXAjtnsPtn0N\n4hvgvgn5A+oG/nwMYf8jtns/9uFRxGkwLqG/5+C7NYhDwD+MTZBdX/Dh5PL0Gvz+JOqayzH9A+L9\nIew3yA+QP7dgOdDBMLbeRF4AnAHfgLyCcft5pBnw1QIsB22f7ctIDjvA8VWkxQPYtwcQJyA7wR/+\ntE8fPoYAdyALPoEwAmw3oP0E+hFkyfGIL5A5GFvhcgdiTWcgH1yF9GM0IVux3heQzvcg3r+D7byE\ncFyLsH0V+30H0hXwPYv4AltuBbYDdAF9ewDr/xSWvRLTY4iPC9BGexTrA5r9APN+FPv5MLYZ0OwK\nxPcD+P4ypOMdiIMXsK5PYX8+i99grD2H9QAOnkI6AM2OxnqeQhwDPK9hGZADIL/2YF3wDnh/B+L3\nY9j/ryGdn8K6Po84Bf5+Ftt6zsc7z3cZwvIJlKEfRfihLycgrcAu+gx+u5HW9Dm3n15GGt+P8B1E\nOgFOPufjlvcTaAFyCPgFxsETCDP0cxfi+i5s+xzE71347QzsD+D7EMLyPWzndh+vBOz1P2Bb12O7\nFyP8e/H9RxCuO5E2AAPwaKBDz8VywC/AHychfl5EGIDWW7EuoOuZiPuLEb+PII0v9uvhev/TPm55\n29dgHdsQ/4ewDtARKR82sEO43w7y43Sk302Idxiro37/yDEIHzyfQdwDzCDHgVfAXzkbywIer/Zl\nIthZIIPJiG/rgB3C56bH/HHD46XM/oD5ER4fHPXjhtxmYzqGMH0CczOE+WyEtUHa0f7q9+0Cnnox\n/wjWMYD5F2K+EXzXiXYUsxNCv0GawFj5AeI58B8uQj/hRqQZvIcxDmMGZOJOpFkQuzkV/76Q1vUv\nzo0Cz3Gf6hQfBm6rn4/fLsbf1yEPnoW8E8QBjsA2ViPcR+E74OEp5IET/MThBd55nNZjT+sRD5b/\nm8MJ9PsnrGsv0u1YpN1u5EnIG8Qygt+X0Pqcx9toK5+PvAWwPozw78S825DXgvjEIewj8OM3sJ5n\nESYYEzDWr8K+BfYT4Oh45K8rsf0Tse5z8BnMDYCOPxrbBpwE8wH7ED9h/2/wKQEusO85XJch/Tc1\nlDsPcXMEtnEI+xqss4A+XYB5zvPxwfMchX2BbyCXQFbAWAS7co+PewJ13Iv9h3w3YTnQ0zciXh/0\n8UGgr1v99ji8QewCaHQF2nd7Guh0DI7rs7Bfa5F2INtW+PgFv4WP8yBeuh//hnUwLfj3ufjuIawf\naHEt0uNhxCvw+3FYD8D7a2zjblrjPS4Hdvh0g7HIywN9tiDe1rH3FXy/CekXzOmegLSFev6GdNnn\n2+J8LQHgI4i/ASwhbBva+ymWh/HxlC9fuJ0czAsAvoBPQUbC2NuM+D8Dy4PMMbCfwTgMYnAnYp5D\n+G4H6n/mU3FbBmw3iKPAvPc/+2Ofz7OcinQBmQJzLq+hD8nqJkDX7+AY/k+0c4Enb/Bxw3F0F9If\nbMI/IcyBngT/HOypd2jdjnjEr5PPS4KOAF8I5iZhDhF8ZtDpYKfB2FmK9Pk09hdiM6DvPok88J4P\nC8ht8Nl5PTBXB7bMxxEmlF0E/DzwUQ6ib/tX5Kez/Xd8PB2F+Fjgl+FtAi3O9+nAfeW9iOtdiOsg\nrr4Y6zqa1uOpl+MzWJcCcuJe5KXTMUHeYF3Vanx3PD6hnRnkmUA3P4S/QR4B/4BsgjFwAOH5LPZh\nA9IlkNv3YxmA9VLkndX4/XyEaSuW20frc1knYh+gvxBDXIt9gfaOxXqAR6+k9TkHKLsDafgdbAPe\ngWyEsfkzWl+zczx+30/rNhDUcQvCcXlDviDvbmzzOIQFYrLbaT3eDt820bosCGLjC5DWJ2Ke5Yjf\nL9L6HMBBhC2IkZ+A+ZfSmk7jsms71jdF63Nn0CbOA/LYQCCrj2nAF/QTxsBKbC+YNwQ+2IhwBHNh\nxzTgO4hhwN/AG/+C5c/C9lcirq7CNq9A+kM9IO+fwt+QdmL/jqb1+Sug3TMIw25sD3DxMaTDGlqP\n8+/B/gRxt6Ox3mnE1Rn4DsYD2BZfQLzBuyVYF5RfiL+hvuv9OnicaiX2cT5+hzpBJgBvrKf1GH8Q\no/8Vrc+jQL2gP36LNP8pwhzMf8C7dbS2BofH6U/zy/N1fdtofS4nmLcDWx</w:t>
-      </w:r>
-      <w:r>
-        <w:rPr>
-          <w:rFonts w:asciiTheme="minorEastAsia" w:hAnsiTheme="minorEastAsia"/>
-          <w:szCs w:val="24"/>
-        </w:rPr>
-        <w:lastRenderedPageBreak/>
-        <w:t>Pk+AStz+uPIy3ewfom\nEe/BXMxZ2N6x2A8oC3I4mBvbge0Ec6LbMO8OrO94pFMwd7INcQHtX4PvAx4B2zgYAzsRx6ciTAE+\nzqL12PPLCCusVfgE2q7B3BmMzdvwCf34DuoMgBH45CqE7318/hxxC3X9E9IN5CasdYLxBTL/USwH\n/tcU0hnsnVf8eB+3S2HtoYt2cmCrvOXru9q8PdjTEEuF9bH70I6GeRKwmWf98jAu+Jo9wON3sUwn\n8hX0ZRDLwbw/xPw+4+flv8GXeQ75CWxx0G0g/39H/ZgmrMl82rf9ua0GtAP9/ZRfN9fzL6NfYKOO\nDew7gA3ssVsxH8RfYFzAmhFYn/ZJxNU5Pp75HAP4BqAbbvbxwuPrf0X99Yjvk3D/+lY/8fUpgGcY\nE08gL4L+BVkKegfsOJhThvkW4AuYO7kQcQ6y7G+ob8/26cF19pnIa8A/wVwpwHoDra/DBbv5Mb8u\nrosC+w74cQWW/wjWG/iKgV18HH4H+2uB31f+DmAHvga9eiryK8iiTciX0PdpzAu0hnEKYzJYnwBz\nVLDOdhx5BuaqNtB6zAj04eNIO+D3hxHPTyN9von0AZ64xscdl6P303qcG+yNjyIvLPP5jvsRAOs9\nPp1gjojb0uB33oZ9+STCALB8wucP/hvw8xmEB/oE8gLGJMQzQBbD+qUHMS+T9QTmYk5A+O5B3J6O\nuL4Pn5v9/NyfZuOTz0+BXjoGYb8a4Ql8F1hzfjPa8EDfP2Lb+7HPEIMCWw3mCoJx/Claj2+xuvja\nYoiN/tzvO3kI4YQ+g51wL+IR7JBD+P73iNcvIexfQBzCOPgt4v5dxFcQYwL/H+bKACdfRhigLzCn\nMoPtAA/DmHgD/4Y20Ofg/XoY0zWIZ4D9IsTn5Wj7fhzbvwJpAzbnObQej4U2cd0T8DwJYraQ93is\n9+9InzMwH/DEE4gXWMsNtu0fsK0bMQ/IoouQprciPoCfFiKMDyJM0O+zsE6IgYLv8Fv/yddswTeY\n0wLaP49+wVvIH2Avgu4fRHzAvAnIyZORFgAf6BSw6WEu80Rs81Js4y7sE+ADdNxP0Q+Cead+H0a+\nhjVYBwUwwZwPjLHP+ziC9ap8vTzMr0LfNyK+7sTxCPOJsN7uWL9uzh8vI42C/QIwjkFuH6b+OrR5\nPk+QEg0JsOciRrnfKgBfgz8RzP/dhHWCHAPfAnyKC7CPUA/EQx/BcfNjhAPy/QJpBvD9J+L9BT8v\n151gUz6JtAe5BWP8MezzEz4P1ebTAr56GfsMMvo1hDHQC8BrHyBPPIp/fxrxCH8/jt8C/wl8++XI\nW+D3AP//K+pLaPujyFPAp99EnO5HWoM8D9bag/wBOXA51gfjFuTHadif22g9xgsw9WH7m7EOyA+0\nuBjfX4GwfgG/TSG+9yEfwdgGvQA6FvTCubQ+HwVjN/BLhn1c8XpgDALvTiNcl2MfwWaHcQu8B+MF\n9EOw7gvkK/AryPBA50E/QW4Ec4UfxzruwXpBRoKOW4P1gt8JOg5kGsgxsH8uQRo8iLQDPgH+BLn5\nM/Shf+L3V4A9Bqf4epzrdyYvYX6W62eQqyAP/s23S/n8zJs+7rhN8XnE+2loDwBOZ3068/UEYK+C\nj4v+MretwOaBWMo/4vjM+nm57XLYbxtsMYjVcJvrHYQH6gIZDXJkN/YLdNO1iAOwN0H/Bmsvr/O/\nEejnTchX+xDHYIuC3XgM0ngL4jiwn2dofe0XPIEfNyIPAU/hHgtOa+CdUcy3B/kG6FDF8gAXyDqQ\nVUHMbwPSG+Qa2EtXY93nYn/aEZ4RhHMTtjOJdR2L5YFeIB9hrDC5A7EUjsuH0faDddbge4A8AP13\nga+ruK0L/Hsc2l3gc9yF/ALjHeJVN/v1cP6+E3ktWE9yOf5+AcvcjHlAT4N9+h7SB3j2h9g2jDOI\nY29FeoCuBNkRrNN+DMtA3fdivffS2vwAh/lOlOcgu0DmwFzAW5jncrSFoK37aC1OyNsF2B9FeODb\ntzA/4BnsCJBZICP/EfEPeWH8gB64A/OD7AB9DbwMvAhyC+TO6z69wT/h84V3IL9ifI3HuMF+BlkA\n4x/8F5j3hTEKMhrk//HY110+LkBf8LbfRpw+hDAGc4Snoy0PPP442jn/jnUE/XgQv1+H74O5lgfx\n</w:t>
-      </w:r>
-      <w:r>
-        <w:rPr>
-          <w:rFonts w:asciiTheme="minorEastAsia" w:hAnsiTheme="minorEastAsia"/>
-          <w:szCs w:val="24"/>
-        </w:rPr>
-        <w:lastRenderedPageBreak/>
-        <w:t>+VV8D/37nE8Tvo7qBcTtLSgnoFywRuA+Hw6Y/+d1HMLyh7DMFVjvp7AdkIkwB3YX0vU6pB/Qgdn+\nfJ061IPxBR7b+gTS6+vY32sRl0/i3/f6MHJcg2w5B+kQxPVu9vtSs7nuQHx/xccd96E+hfWCvAK5\n+TTmBd0d2L4A82P498cQD5D/XR8PXIcBjCBvv4j9PxtpBX34iy/DautI7kK63IxyFepmfMzXmjyA\nvPIlhPeffJxz2/UxrPsBHKfBHCHgAdZagEz4tI8zPofyMOL3igZ+eBz7fA725WHE6T+gzA/GeTBv\n+Di2CzYYzI8ciXkewbYOYBs3IJyXIOzQh/mIyz9gm19HfDyDfAPx0Od8fuDyCvAI8u9FrPNdbP9z\nCMOX8P0nsX/Bnoi7kE8+hrZTsO4P6HqxXz/XTw8i3DdhX4O1E4EP8yzm+yPS4TbE913Ij5sR9+Af\nX4/4AXp+FOGD8QX6EWLuMA5+ivj4M37b7rfNYToN6w/GDcDwJOZ/AfsF4x58GLBHfoL0Ox/p8w2k\nKSTw4T5A2O9EnIPtCn7+ISz3aYT1WYT1cZ/GHI/3YJ+gXYhNH43tAk2nsc47aN0PAN0EshvGC8iw\nbyH+gAYQ+7sCcQ75g/VTDyMuQc+djDSbQZwCDwVrpkEHgP16GPsT8NPpCAfw6mIsG8SSg7gbyJNg\n/8AWWl/nDHp8EsuAfgZ7agT/bsbyoGPnY92gVxdhWoh1AE7PovW16cH+qINInwnsB8gv0PNgm4Ee\nH8K8W7G+dYijfmwH8u6hdTsvgAvqa8c+LsZ+LsN+whjcQOfuCzgR+WAhtgF5QdcALcewf0ALiKuB\n7QHy6YsI2wGsD+ppw/620vo8JvTjfPwb7A+IJQPfgC00jrAG674vpnXbCPIO0/p68gPY7hqEG/KB\njFyOeFuKdW1GvTkP+z6CdU8gXv8Prc8LTCJse/DdUYifNcgDC/w+8zmZDdifk7C+dfich3jZhnRZ\nhHi+BPG/HOkc8MUqhGUtthvgFRLOZdfi9BciTCtoPR6/Bn/30jq/BrbcANZzAq3HooEeEcT1yfg3\nrOM6AmGYRtyegvgGGGEcAe/tQrptRrtpK5aBb8dj/X2oOwCGZQjbKPbxGFrfx7EXYV2HeH0W616F\nfQE8gQzH/Xo8D9QDsu5cxD/AP0PrY+MmWh+fP6L+eLgOcbce22vDunfhcxDpFsA1jXVdhr8vRTyu\nR1imEb5g/hjwCGMC4qzNmG8U05NY13JakyfcZuvx8/OyPbS+9nwL4vRCWo+jL8TnGPbrGIRnHv49\ninBBHcE88yjiZgzxcw7mD/ZBbMAykDdYc/8H7Bv062zE3TG0LpM3II5mEI/LMB2g9X2NpyNsgdwK\n6N5N63t5Omh9r0ew5wXwOIKwwBN4qQXxNkHrftVin1Z8jh7i54uwXYBjNz6PwXp6kPYoA2p7zJbj\nc7HfbxLIS8B/sM5jM/LEdAN+gQ4gI9qwLOARxtgwwhfMVR+J9QE9VmAdI9ifacwPcnQplp9GmKAv\n47Q+j9OPOOzFPp6N+IMUrE/q9fNxf3gav01gPwI5fCv2F3CyGn8vQpgBZ3uRFgGPt+JzM74PxgjI\nkKOwbDAOANZViPd1mPcAtgN1gM65HPHVj/WBPXMure9NgbLHIdwb8HewbgHHFW/vVMx7IfoTHVgv\n5IOxvB/b7cAnfIM1DIGsBfvv33y4uY9zK7YF9AK7Bmw0kBmvY/lgf9li7Os+xNU27Dfo709gP8fx\nPdhoYNefT+vrtMHefLyhLNAMYhLg74HNCLbf85jAxzgZaQ02E6wtAR4APRjMqX8EcQB0Cnyhg2ir\nXtZA8wMY5wA7DHQ08hyP+Z3ZgD/oI8S2wE4C3xnidGBzNe6bvBjhBxsY4liv4vNlpP+/Ig5gXOP+\nUe7Xraf1WMYqpAXwCfDSZvy+Ft914N8wJmB8g8yCMbkRacRghXVVQCMBxuD77Dns45zvvQZ6gK39\nNrYN8wGdGC8CfwDszz+h7/QuJuajk8AfgPgSrHe+wJfjPC4VQjxD/PYf/PgSjyuBDQk+3VsYDwF+\nuB/bB577hd8WjyH8HJ9/QRz8CfkM2of5VYhdgux9BP1t8GtfQxkHfjro/99THnfnehXmJsH+hVgK\n+Pmfxd9gk8Nao2</w:t>
-      </w:r>
-      <w:r>
-        <w:rPr>
-          <w:rFonts w:asciiTheme="minorEastAsia" w:hAnsiTheme="minorEastAsia"/>
-          <w:szCs w:val="24"/>
-        </w:rPr>
-        <w:lastRenderedPageBreak/>
-        <w:t>v9ujhf/ND/xuPqf8L6wN4J5i1/jPD92C9byy/jGHkFZQuux+ZrBKv++OOyF+B4\nHut7x8cf5/8v+3Xx+Qsoy/wJPp8I+vB17POTCMs3Mc8bfnscFz9Gml2DcIKPlsC638Z2YewBb4Of\nGOx9Atn/bR9+jkfwpf7q45M/IS/45EBzJi/4vOjnsO2b/DLkk9inZxAv4Ge+ifX9Er+9jH2Fup5A\negO+r8d+D/lwcDoA7ODzjSFtIO54DuID5nVx/orPq7zs94n7s7AG4hy/T5wW0A6MW5CdIEcuxnQD\nPgFGkB3/if0GvIL+AxkD4+ci9DtBhoLsHcdvzyMPXefXz+f5gA4w7o+l9X1JwX68j2F7wR5fiCmA\n3oMxfSrmC2Qf6M5hfwxxf/xIrGsJfj/axwGXCwsQ/nF8D/gGHIGMDmQEyBaIAT6HOIvRus8S7FMM\n9jNC/aCPgBYTtL5eD9IiWrcTgjUhUBZk3DW0vg8V+gRy8GrE6WlYf7AX/QCWfR7rC+yR3X473B4E\nHIJvC7rsVYRnBsvPQ3oATIGOBNkGungFpmC+AHD2C3wHcmDQb4vHqwBnsM+nC2OPCzHPJK3v1dqC\nsC/B/JMI29+QH5qxz8H+8pdofb/tTl/ucVgmsF3YQxnYdSuwDzfQ+t7bQ36f+Do8gGsx0ijY/7wD\n//6tDwefkz2G1uwyDstSrDuIjQc8twZpO0zrtgjw4DYs9zDCtxz/3oi0wb2pfG3fpF+Gy4Agxr8V\nv1PEG/TlesQXwAW+arCXfB7mD5692O8uTBCPAlkWrM/agPVCXcFan8BXXYe8HNg+sCYF+Lcd+7gK\n825vaHOe3x4BWu3B/m1EGHG/L5cb65H2VcQV1NFK62dzrMH6F+B3iPeC7AF+PQf7G+wrX4nwTaA8\nDvb+7UF6oo9Egj3pAV7309raIdgLyMc51HMGrY1vjptTaN3ngbEAMZ4BbGcv0jKIwUwjn0D7v0Mc\nwzqnEv79O+wPwH42PjfTuk0zje2spvX9xvtofS8w5Omm9bVHU9iHZdgnGC/An0GsBeA8gLgcwb6v\novWzX47BvDuxbngeiX1bjv2YT+vr9vpp3d+Cun6JMIMePx1h2ojvAnke5B1DeKdpfS0lrsHjOmAd\nfgecTmKb075M5f0bpfXzOFYgHOADDiHNgrMEAp8w8AGO9mnJ+e04Wvc/xxEngR0I/QxkyzDmATyc\niXlP9J98DEPeeQjTCqxjG5abwO/Qzn6kxwJaX1cKfXseYexGGn0XcRvk24j9WYx9gDLrad1XXYf0\nAnutF+kJ47vp/2vvTKCuLI6E/X0fmnRykkwyk/njJGaiMRqNqFFxRRBxAWXf90VEQJFVUEFABRQE\n3BAVlygKKooL7nHXaNz3XeOC0agTnXH5jZq4ZO7T/fTtL+fPn5NkZjJqXs4p7nff+3Z1dVV1dXV1\ndXco8bxt9d3a+AxfcN2EP/rbfaynp/hpzx1+h2cbWK63snjPtuY1wzY+p9wDzfjXQ75uoQ7kOSRy\nGimv2oVyhkWeTyL3IdLC9xwHGGSbh4lvR8vcGspY2S6UM03GKetP5Gl75d/L9nw3lJhl83hVjsdQ\nx6u2Lcsvx0PzHoDe8qK7Mu8rv78eSkxkN+vJ9qGNvMtzY+SOzV3p3xeIa3vr3iXREtdP2trmHWwL\ndewXyhkInUMZ7/B3HFOifrX0/Z7KbXfp38bnmyiHnta/dXovxtLahRKf6Zt4FWP/I23fD8XfUXzf\nl+db6e+iYxtKy+6Op5QZoIy3kVcd5PV2ymI98XcIRT9HWk97Y6dtbN8Wfk6xbmhlzpPzr7G5F0k/\nazbXixPbh934vbiw84wt9FHmuecoB/7GD/2pfAPHVJ9NU249lO0ZlkGnco4Jv0+WD9ifnN9OncTV\nL5TP1EO/O1NanpDWl5TbsaFuw+JYhuwXuZZxhbiYHzDfxk+dJ313iI936GMzLDtfemYoj1WWGePf\n6Ncg+YRO0TcXh3quXcSVc1T4HX+UvodOneDvjD2MDfSb7MOdKE20+UfK5kTxz/Nv9+E1outXSgs+\nfo5B36a8W6d5TYwp4Dddm/zNuJ5L7IF5ZDfjm/A724sfaAM3DCXWvaVth+/o7UZ+Tkk4op5tFkrM\nP+eIsSaXY2RDQsmfcS4U97TNNmYyxu/wg3n6V+0Tzj/j</w:t>
-      </w:r>
-      <w:r>
-        <w:rPr>
-          <w:rFonts w:asciiTheme="minorEastAsia" w:hAnsiTheme="minorEastAsia"/>
-          <w:szCs w:val="24"/>
-        </w:rPr>
-        <w:lastRenderedPageBreak/>
-        <w:t>GQS90jws5jcyj0ferZx/vZTejXNebPnb\nIZ2z9XX9x1vkPbrC3I95EHld2G7zxOKY8Yx694p9Kc+/mcdeq37hAxObYmz6fXo3zrtWOR9D/5mL\nsoaFf/aq+ne+3z9IbYz1EFtgrpjXkFnnYq5NDuIy63jG+vEpWM/rp5zBe5/vXCGOtxMdsf6DfX6q\n5RlbmS8/Li76/wvy4fmkV/Hvu+ULeJHHjaGcQXKPv79pXeB62XkD4wqxgXfUlRyrYD3vsSTTyM/f\n2n7mLPeHkrN1h7b1bvHw3pm2kc8rpfsOZbJamc2V1k/k55vy9KZQcuke9v2bbfca5fMzfQF4N826\nX/a3q/Rz77PM27b/OWXyYpJn7GOvy7uP5eltvne7PLjA5yv8RNbE4V5JvIl10q4PbcMNtvVl5Uxb\nPkrtjeMM9KOD5K1gSx8Q76vC9fLv19IMvdjgy9UJcD1ifWts9y+lBftOf3pavoLneZ99IE3oZvM8\n2edC0aMnbPeJiT8xzrpKGmg3c633pPNFefBrn7/vs0ek917nWh+FksP0mvURV7pfvj0rP4knNtmW\n58R1ju26xnaeK7/MJ4i697L8Q0/elE/o52zpuFPank40xXbAxxul/TzryHkg8HSc9DXXw5/Jnyx7\nZIPeMe7lPNpTrS/nf7wYyt7oBdJ5iwCORdL9oDzm2UXS85HtuUE+XC8Nv7D9+BSXWfd54lgTSt7A\nydZ7rHXA/1HWcZ1tfUQZXC1vfm55eHOXZRkD8TsmJhlF+T8Zij5mWaz2ffrMaeIe7zNoZ/xYEUr+\nyWX+jS6ZFx/t/+3y6Tppe0Q+QU/OU31d+Vwurbf7zir5gE6g83k/xd6+Tx8/Xf4/pqyes92vyt/F\nlsU/Jl53t3SA+2bp/pV0gfOUUOzC69INPTeJn7UG/IVb5dMdvr8qFHtDGWJXZzQb8xZZ/09C0RHK\nXqvM+ZxuHbxjHnK0tU8oI35DJ7IOXSP+lfLuWWm9yvfw6ecqZ57TD7AjORcNOom5nW/70X/z/eNc\n4+FQxgTw3Sfdv1cWyHCg+E5IMo/xvovF/28+g64ZtuOJUHKIXhE//Rrb9rjtvVd5Ercm7oGe4Qcv\nVH7wB70k5rjMd1fIQ3zLG6Wf8guk4X5lfZTtoK48tuc1IvxB9AebRfzqGfnOsyuUIXx8RzpmKjP6\nw9v+/gvbf2Mo9vgVy6Ev6Aj6eLXl7ghlLes6ZfustJ/p77+U1/erA/TfedJ+n7w+U9nl/d1nytvD\nretcZXSDtF1kG5DxNbYTX/KnvnektMMj7CV9ZI3yQx/oY4x59E38TcYX+tt/2N5XfB+8Jykb+uRS\neTVXXPhe98g3ZEZ/zfsnDvA5v78h7dD7tHy8I32P87jz5R9tIddrkHRTL/3oRWnl++WhnLsDLnxi\n9An9ynmzd8qL5fJqtjTRT9Ad9O19+Zpl9IBtvdPvJ0gX8e8l6gDyQr/PkcenhjIePBnKeA0fVtn2\nwy1/q/yiHfvIjznSeUEoexHyWgv8Rw9yXvjNlr/I7xf6Pr+fbR3nhHJu3i3y51JpHuXvx1o//EV3\nsTerxUWfoa+gO8t8n356qHQenfgfYwbzfL5/anOMox2Q8DfC17H6/rVnca/e4iSfeH7RKL9PlB76\n3r6JV3EfDnKaoMyw18yHj7Bt80JZD2adk7FhhLThZ8+VJ+jaTHEz/2LuhX1fqGyYC7Eu+ptQ9tHO\nDmVv8oz0TrQt6MAvUp1xz1YX30EHsMHYEcbZA+XtJPmwqXQz38n5onw/KZQcwtPTPAz649rh/tZ7\nmu9c2axcXtc8VP4cLg2/SO2LcunnXA7ZMu8+yLrp88xNXxL3QfIGXHP8zGd0DLJMXv95Sv4cJX/4\nDd2fIh+/Lu+Q5bniRx7EKfCNT7A8fQMb95B1zhIXsEx8Z0tLjmNMVo55L/1U+b3c+l7RhlA/PuS4\nUPYQT5c/x4sPW/Gk9BwYyvnJ9JXsMzF/e99yxLkYD7AXC5UDukSfQV+Hyg/1MZZBFxm3rpYPOXdr\nsbzF1h6n/KbKl0nK4te+y9oQcboX1dGlqZ11H5C+i56dEsreeHiH/tNnbxc3dezvc77fJw+PTL/F\nfcALlNU7ll0hnR9aHv8m54ntKr7FtvcgZTxIurERHazvSnk9Q1kzj2aMYV1832Y6Cn9Pdv7HvIx9\nleDJOZh7pr9j3xhhe0eGcgZBr2bP817WX6</w:t>
-      </w:r>
-      <w:r>
-        <w:rPr>
-          <w:rFonts w:asciiTheme="minorEastAsia" w:hAnsiTheme="minorEastAsia"/>
-          <w:szCs w:val="24"/>
-        </w:rPr>
-        <w:lastRenderedPageBreak/>
-        <w:t>mT7xaZRh05IckqzqGP9/s0+ZHljv7kOBX2DN27LpTz\n3nlvYuJnXIfMe8Hg0dvy6UCf7RaKzuYcqzXSmfNLDku0x/1AOUaI7pxlXbQ/79MdZD1j5Dv4Vkvf\nzspsofwn1tlKGvLaBrq7MpT8zBw3znutdnfNOueKYT+wXTmvcc9QckwHyftdQ1lP6Sm+Vr6T80+J\neRPfJuac8xyJpQ4JZX/9rtJ1UJLRH5yNTPxzS9uR1/BHiXsD+bOXPN/R+idYXy/L5HWAb4eybrRN\nqK9T1vPXcv5NXp9uJ03QQ8zuh9IFru/Jq9GhnNlwcCj5c52M3ZlnF+MgnZyL9w9l7WJzedU+lH1J\n8GgL5fg96dvI93aSf/AY+7Ct9G0Y6jHseq40vNjMtnaSzrahxOr7yRvsJf4X9okYBLYLHw9/CXuC\nzaJfoCtTBHg8Vv6gd/RB9Aq9pu/Qj+krRymbo/1+SChnJk22/KH+lvN/qS+Pv/TRM/wt7009QBr4\nRE9HhWJT6dezxDc2FFs1NZQ7iegHw/3eP/zhmSTQNV0ac15bG2k5RBnTz8+XT+jLidKSbTFl8MOG\nShdl97Yt3eTJEfI/4x0dyhkp6OQQ6eC3gaGMlZNCyVUbFUquW96L39M2QuNN2vnfhHLee/Mc64nC\ngFDOogBPH9u+n99HhHJWxhRpGO/z6a6xIhvs7eFJD+KeiJzLwXvDQsmzBtdIeX9AM/nO0BZOti19\nlcN+ynBUqOcIRfvY0fLHhDKO9AklR3KmuCaE4q/ub5nJtr2DvDhM2g8K5WyYYcoo10UbGceWpHEs\nvrOXzydIF+NjD+vO68Xj9IezjT/YdsHDqQlffc26cyhnf+T9BsMSj+KaxQHSOVjfepD4Rrj2x1ka\nW9u+NuLBDjDXYSxmXkifwI/BF66N/TGfsGMzfvG5bVrHiPvL8WXx0Z5SFti3l0I56+b6RCNx4Jgn\nwd7kmv2K99Gx5kBOGPmZgxK+xguTrx/P2MNeEnfGzyEf7X7pu1i+oAdHWT92hjGUfURHKT/4/WDi\nbcxtfE9ZnmY5fBrmkO/qPyP/Rxy/of8CdQNfCBuIXzVD2U6S78juaG13zbbG/ej8nnOpWodyxwC4\ncu5WHpt6y1/6NnZ4VPhD+7JjM1w5N3q8308NZR2pq5/7qhd9/b5fKH2YuoZIA+V6hJJrPzjpSZyD\n5DVmyqPzfaQXXTkilLyMvrZrj1DuwJkUyvr0ptJK/dgpxhv4M1qceW/Grn7mvIN2tjnXA3SRj0PD\nH+75GRnKmf47yrNdQ8mJ6hzKnQRjxbOZ/ODvaf6W9yF3VQ6HSc/m4jk4FJ8r78vZ0vb/QBytLd/d\n93M+Qmf5vFszGnJO/S5CD9vFuy2tZ3fxd/B5zrFhnG8jv2nHvye+NcKLa/WJiSdcmNaO4n2Q6Cnz\nZOJqP3MdktgG8y7m9vjlt/iMz3tC2TM+Ln3Pe3rjGMlcmpjL28oX3p1uG2jPcmnFZjD3wzbdJj76\n63GhnJFAXIx5+QqfM34Sn7g+tae+7xB/9lbff8n3oIF+wPiCj3FNKHmtNRxNzH0fCSU2/0YocRne\nZf7bTdx5HSOvxZ5t3Q/6DB5cLf+vVEY5hny9dB2T8MRzdq4X7+uWu1O+POs8BxqJY2Bvc3wUntyc\n3o9nixE3ZB7C3PhG2/yi72O3f6UMkQ2xo1Wu890nD68RfimOHNvJ8fkV1vuIvz+ojK+0/HTLviK9\nr6R2xbH4BnG8mWQcz1q9KtRjxXHMzbEznmE/bpH2efIL/uT55W3Cg2lsiDQ9rKzvVAajlePZ0n2L\nv83TBqPr2/o8nyfysLJjzMj2H7nhv+b9n+C7UJnRXvQNPcVXfUB+3CUNdye649kzKy0Hr+akd+L4\nsTCUs64vdu2a3M+cy0dsnHnlolD8GfQQO4mdyzY772XM+wHznCvvSRnhu9hVbFXOZdpRWnOO7W6h\n7KnCVmOPsFN5Prh/KDlXzCmxZS3Vh81DuYtpF+tn7oHde8G6W1ondeBDri+t0LyBdGC/sGl57tYq\nlHw2/saGzLdtB9i29qGcE7G5v9EPuvobc5+e0r618tvIel4N5dyJvIcQP2hcKLlkj9jenHtHu8bI\n8zwu5DEUnd/U57TtcttN2cOVXSvfgU/o+VDrJ9+pl78h3x/K4+3kwfeVZ86fXF9+ri9drcSR86</w:t>
-      </w:r>
-      <w:r>
-        <w:rPr>
-          <w:rFonts w:asciiTheme="minorEastAsia" w:hAnsiTheme="minorEastAsia"/>
-          <w:szCs w:val="24"/>
-        </w:rPr>
-        <w:lastRenderedPageBreak/>
-        <w:t>u+\nG0rOG3w4Vx5vJT3gvtk2dpH+Cc3e30WeUN+MUPZqLhV3zpke6G95b17en3qQuPj7RGkdLG3tfT/n\nUH3QrL6JlttEuedxPO/L3V+e5hxr8JKjS59pF8o+Y2Q4xLqeEMduoczvHw9lzxY2c4Q0o0u9LTfE\nZ7Mtv1coOUPwLe9BzTGnsaHkfXYIJad6v1DO40Pn2DezmW2n/OjEjxiz2zqUu93OFfdG0g69w0Lx\nraaleuJZLnv4Tmv/znnFAON9L+WT89Kyvejpd2jik/hE3osN/U+Gst+wbSg5dZ2lM8tmX9+h3oOl\nhXHI9deY54FPTewau4Z9mxPKPijqmSy9fa2DPj5JmY5r9hx+odtDQ9mbjd6cFco9wHmP3uGhfrYp\nZ9lGOz4ilDvhpoaSw7pXKGeuYkeG2448n+2rvMaFsm8wP+sayjy5a5JDnP9k/7ZvKDmFA+XTdsoT\n+nP8iO85ZkccYKtQ9k7srnyhDV3L8/EutneC8tjHunJsd/dQzr2hzp+Esme7eyh3DO6caI+5a/1T\nrgs58/F+FvaQEIP615DODPpuWuvn3iNyyOL55uSEsd9hYlqbiL/B91qd8Wx0cs538X3KIgfGTvIG\n4NMVyTeJe6Zq/ijr3DHm+6X0d5TLq877GH8Zm6f5exfjZDVfI96Hgg+Ar8T8kHlazRdpHJ5iuI1j\nUp3R/i0W8C+wCc8qb9q8lrLpJp9nKAv4l/cjMO+kz+CnvZ1oiPSvK+/wL9eE+t2asX1fS/PXOCdm\nHaKtPPnn5JvHe3uGGn/5MNmKeA4zv40O9XtP4jlO39CfWO0clf1wxGNnpLLE/OMZ8zU6Ymz7Letr\n6Xya8U6fJcp2V/la86niOYnk+4yWt8sS7bGuDVIb8z1i8YxNdAc9f8O2YEPx97Dv+O2HJPlH3Nho\n/OBWynrLQmfkE983Vje+n/Qv9lXXtogRRT4Tu8SXm54+43kD0JxzIOm/C5MeRD3Z3vbi9+FbXpK+\nxxw6/LzLk15GGWyYPqMPBs4TlTF07pz0h72HcV90zX7FO5zg6TT1/DvqHXbs1/bB2fYR9jzVxu7G\nqQmiX/pl+8Rq+fID5cTaw9bq4wOpn8TYf2/pZy5HrhFrMcSy8tyJ3ErmcbU5ed7LGb/fqO4zL7g6\n9ZnI16dDGkvgOf7ox8qK/QX7Wwc2m7nUWeoS+a39k57F+QFl1w5lras2z4h3wb6nnixRj1r4N3Hj\ne5XLHam9MebIvOXM1OfifAW/nzwD/GX87HtSuXxvSazjXuHa1K64B5UcVMaGF5LOxXlVJ2mkLX38\nXJroiuMHfYf+muN+jE/IgHeRzzh1sZO6QTnG/GZ7cbF5cUzNYwu61mC5mk8R71nO+4+mWT/485kV\nzD/G+z2vXdIOeD0r4Y5+zCLpYFxBD3M8e6Jt6Ccd9F/8pT1tI2V6JJlH2zY31M/piPdyjVc+F6X3\no31to1xuV4fuTXyNdhP54u+ydnan+pBzkwByA5jb0o+YU6OjL6sz6O2qUO4+ou2v+vvsUHIsnxfv\nKnWAWNxI339G+/a2tpdx/zLxUDfzNOIgH0gDNuAlaWGueZv04pcwNtBfc57ZI77PHHVNKLkk5EQx\nh1utjr4SSg7Ec/J2+2Qvog1ino5uvigty7U7i62fPdeM67W+FfMof5faFfn2sPzOeZs5x5c5N/bg\nMWV4vXXx/XXrQR70s/utK+eCMffGx0Bn8TVXylvoZowzzlCPscKvmaHkBD2qbJETdug0+Xy+9cCP\n8aHEJqD1AmlkvpzzHG/1XT4vVT4Pp/bEe9RyrvaVoew9WO37y2wnfBqnbC7z2UzH2i/4Xs6dgrab\nrP9eaYOH9AtsPHEL9AR784LPH3WseU86sD8/C/V4UIybPyut78nrZfJopbjQifO048Rmfq6cLg1l\n7zB+39nWQVuuU67w9Ai/4/uQx0L85Dbbcqv1LrccfRK7Rj/AbzpaeonH0afPkNYL03gU3x0dSg7b\nvcpWGUff4mTld7o46I/oFX0mn3d1TJJRjLEcb1t5D/8ZvUTP6Lf9xP+u9TFeMD+g372snHLfpD3o\nwSJpXuAn/XR/5XuTz1apI4wxtOkc+fkT5YFcxoj/F9K9UtnMUw+GOA5im/FhTggl14F+gx2dkHgd\nfd5vKH+eH5R8qLhewRoIvvLmyZeK4yh8Ifflc</w:t>
-      </w:r>
-      <w:r>
-        <w:rPr>
-          <w:rFonts w:asciiTheme="minorEastAsia" w:hAnsiTheme="minorEastAsia"/>
-          <w:szCs w:val="24"/>
-        </w:rPr>
-        <w:lastRenderedPageBreak/>
-        <w:t>X0c5gmPaXMXyFf6eG3sjX4ffnhtPhXXyZYnHsTv\nNVvfiM/RPfE/2mbGUeSDPcLnRJ5361f8WB3BBr2k/jEPQ4+xEW9op9BF7Br6enV6v/Fide4SZTg/\nlLwP6sV3PlGed9PvgU8jQ7njifjfOuJAToyjjO/PyusLQzkz/rpQxoeB8mOu8stnW8wI5Wy1h+Ud\nc+GvSssSx2v4St9hzNwj8S7O6Sn/TJJNzM3CxxynPwYdjI/mFcUy85MeN9Lf6KP9Es1xrza4JsqL\nI0O5vyLHd/AhsJvD5e+h9qfOoX5fXZQzY/NU5YYNekx/cKgwTh2Dtmmh3A9Affi5OU6V13CyPRkq\nH/FJTlUPzAeN/j8ywW9HzsNC/UyUSMOJyvDWUO5ROlt9o298rPwvS/5VrHO079JnByc+x7gnPh92\nB/vRM8ko2pMjtGWPy0disE8mmmLfggf4NfRb5ifEX+mrrKvV5izRN7sq6UDjvfIa3/i5UNaQ4UHe\nR/dQKOvSS9SNx0O5p+rnodwHdZh1QyP96q5QcgOmSAfr2MTh2sr73JexZ2+Fso4/W5zHKLcx0ko/\nmZTqqN/BuW/yY2Lf6envXXwfYP5xYNKXCIcJByZ66uPlC6Hcx/StUO4tedD6xoWSg3aU8phbykQf\n+PJQ1jnnJr5HPPw+J5Q1/byHb55tHSOdvUK5r5C69091xXnRkFB8Vvh5cCj300wPZV15UijnaRzb\nrI6hSf71u3gOU0f2DmVdns/jfR99xrbktcJpymiW9M+WhjnK/KvyZo46n9u9QHn82nYeLi/nNqMH\nWZxmew+3ff3kR45j9Q1lD/ih4srrl/QdxqOBzfib167xcS4J5dz/BdI5JJS95ZQbFsp8ZZA0zQnl\nfvP9QskjfDTUzyeJayXPJZyN4MU/wS4zBjFm1Pyrxv+r3dxUOvNaDvpxu3KaJg8nad8eTdBITMyc\nyjiGDpV35qFEf5p+/u/Kup9toC7GWmz4APn8ur4/tvknypTfsYHYgT7yuLvPZ8qn2fJ0nLqwt3Xt\n4zs5z2LvUHLx+vo7c68R1jVIfh7o96y3E0PZz5vXVpgT5/nZxFByZMb6e3/rmRRK3lKtTBPrtPjh\nxBdWKPMJ6gExpMGJv/EM8X3TfC+OxeQc7B3q67kxNoH/+6bvoTfPK6M3k62N8RhieMRsa34A8bIY\njyAfg750lfx+JulEXNd7NJWLcTD8xR7KlPkY+s9Y/Tt9F2KJIy1Ts7fxnPHNff/dNKbGuTr7TXdO\n9cV9JdjtS3xea0OMS+I7vC8PiJEQdxmb+BBjZ3vpB9APbkl+ULyXoI/lD03vxDgHMdmLk28V9a42\nD4kxLPQKf+c31g9tqxI/YkyFeG9tzIz3vYyWb5/II3wixvmXk65jL2LdxPfcsxx5MFUZQDNx+id8\nd33pO95P871jO4jX9ZZuaFxgPcjkR8qROs5PNMZYFuv2GyY51O/7fSbJPp57VKs7xvbQA3xOfH7i\nMsRw/yGkdYvH0t95z2ljzgMc5t/0fewYsTTiVx3lxWPybp7lNlWP8d/wKz5WN8w3j3f+0AdrPlOM\nZ/JsE2mG3vsSnhg7+471EBPcUp2lf+CrtLXs2YXHkTb0jJwj5m3Mb8nXIUZIjBZ/jDUZ+h3x1btD\nfW04+vGMMQ8murhfJvrZt8iH91P9MV62wHZgp5gnLVEGbZX7zra7m/rNeP+IPLxXnQ7ylX6KD4Uf\ngn34wH7BfGqJOsDz+5OOx7X+xYlPUed/mPQmxg8+Vhb/JM0fqW+T5ckb6jgxtG8nXkZd+4L6tjDU\nz1iLc5hZSS78HXUfm0jO9vhEZ7QfLVP7sCERJ7CVsmRu+qp9D5+SMXpR6hfxO7x7KqRYHvtGvuFz\nYiSsG0xLfI39DTpma0vWk5YrUl+IdbZMfTTmkKGzXVL/jme5oTN32dcWJ52IekZMZqG6gS05XV0E\nH/15W/tuQ9KxuNaA7Wa+v36SU+yz8PyYJJsoL/Jx/lGZ7pLaH3n+ZeW0NNmNaMfQ16HyAvvwH9L9\nNfURmX4/8SnK/JupjhhTukE9nCJ/4N/h1ge9m9lHmE9jOy/093WS3kSdnC9t8OiBpC/1/RanJJ2J\nPgLvMpe4KkGMdYILG0/fZoxgDLtJPBcmXY/6R3ufTG1vPDXJN44le6f+GHV7Hfuie4PjPB8dqtls\n/IrY</w:t>
-      </w:r>
-      <w:r>
-        <w:rPr>
-          <w:rFonts w:asciiTheme="minorEastAsia" w:hAnsiTheme="minorEastAsia"/>
-          <w:szCs w:val="24"/>
-        </w:rPr>
-        <w:lastRenderedPageBreak/>
-        <w:t>Ruagv7JPY6uwY+7liX38n1Nfruc3XaMOMybOTX0eOUVZI3fGOOLM2BZ8V/z4o6X7ncT3WOfZ\niUfRJ8GvYT5BLPpbyvkj9fS3qZ2Mg9FWvCgN4xJfor3tLN2vW0dP68HO4T9ib86V71fZt9a1nwxR\nF94LyVZcqg58W725xHrpd/hMK9VP9HkncayjvK5OfIl+DbEBzzCIZ0awDtNGmo5KcohxsqdDfU9x\nlBcxGeb6+DdHpvqijtyVPuNaz0v2iavkwXfV+c0Tnij7TdS7F5Pcoz0kX43x819C/S5l5qv5DPZI\n58bK4mb16GXx0J7R/rZG/Itt/zD5syDxP+oKtjvHHJgTYxewa9hh7BW+HH2asfMO29/C9sDfHZKM\nYswKXcBuzU1l45rKT5XNFPnoPC7aWuZh+cwB5q70Q/pkY6jnWMWx/JiEP9qT+fLuvoQnxkSRZc1X\njzbLfbExBrhG23SSuroi8Siu6V2hTreWHvof4x7+9O/Eg+4SXzwl6VSU20vKjb6FrcdnYJ/NNMvM\nS7yONoT1COzaIdbN/HSG+OAN8wlieXn/wzi/d0p8iOvwxIDIhcEf7xv+MKZKfx1pOeZWzHUOT/Kv\n53HkHG98fuZHea19us8Zn9Hh9uLHv2LMQn+JBeVYA30u7y3pbFnktaX1LgglPyPvy2Ns2yOUvULj\nQzlnjf71xSTbOLfIew4ODOUsQGicZTnzvGMuwqah5JUeYn3wE5vWS5uDb9paOoaEcpZtjpkwT8FH\n2dU2Uddv09gR+TY4lFwqbAY6Ni2Ue4v3TnJozLnM8GSlMj9Vup+UT12tf04o+60XJ/sX5115zxb2\nkHqPtE/Pl5+TQ8m7uURcPDtM/Dn/vnso9/T+Vr7NTHXFOOweiZaYs71fKDEH5mkDUlujX9c5lHPa\nx/s7NJ8uLw+Uhl7KdTPpWB1Kbjf+ODq1fyh3Ec/08xDxYpex2WvkM7RfI66poexjHaMcsSl578Qj\noeyBGWMb+X5KKLkr0NfOdsCvY+Qz40yfUO4yR0/y/rwp0jVauwL8PpQ7DPumsS/ScWp6L+racNvE\numLe3zAl0dqY90Iull/YLfo4PuGh0nRyqiPalMk+pzwxgyP8e7Q8ucy25rk+sl+YcMQx+yhl1jHU\n88biuu1IacDGofsbi3eOtCB/fOVtfW+4eKA/7+n8ONT3CsUx2721jXlvJDzCruHLozPYqd7azg99\nB70+Q3zYgs6hnHM6Rj0YGsodDDkntK08YMxwXInPWLeAh+1D2Tt2j79jV3vaXp6/4Dsj5PH98oC+\nxFjzfCi5V+jW+/72Sij3cvSRp/iVOSbTM5SzDqGb/pH3v3UI5X7gHO/Ja9+LQzk/dlgodxEv8jk2\nG3ufz/la7OdByvffpYE+c4vlofVn8poxiTXadvIx5+0NDPXzXCM9PUO5z6x3KOeA9wrlfvZeoezJ\nQU/fC+X80j1tbzfryDzZOZS7zPCLf6d8836ZQdJPOWL3+SyVn0rblv4+NX2PfucOtoX+jF38N+nq\nJV20bXgod0fwvZ9yYH59rvXlnNqLE/3RZ4N24oSMuatC2YfSLZS7YMCV92m86HPqPtI6kWMP251z\nf3tYH78fkn6Lfg5tw9/C5/yavj06RG7ouNQf4zrEMP3wt0PZ84r8pltPD/nb3j48MJTzhW9UFvuG\nkrO3bijnOm8rP2daN3gnKZsJ1gXtH8ifngJ0DRVnHmcZC/Je1x7Sur58XhnKfeJtlH/2N/rr68L3\n6x0HWUvGPhPPrvX5OKcjJvthKPrKWthq64beM23H4eI91Wd9QvF93A8V/fjlSW7Rp20lnqf1H7HJ\nzIfwO8FJTAKdY+6B73Wo9CED7GI+CwH7vcC5Ae/nNQXsdfZvcp4O72I/0Sn6xH3KCRv+kHx7wXac\nKH/pv7fZxvNTuVgX7cVWoY8HiwP8jMeMUfs3owUZXCSOiaHcL4N9yXn22Bhs+fHSNFX6qWOubTs8\n1H3JuPa2dyh7SpeE+npUpG9iMx5N853Zoe4P1f0deL3Ieo8PZVzeJ9TXMSLvGbNWSMuUUF9nirZw\nTij5Anktf5btgaZzmsmT906ybaNDuX9urnxbKL3HydOF1oGMvyyvwU0fOF05LRBm266Z4qTO5daZ\n4+VHW+Y0nx8p/uPlw/76iryDLuPjDBXvVOk5KpR1j0VJJ+pnW</w:t>
-      </w:r>
-      <w:r>
-        <w:rPr>
-          <w:rFonts w:asciiTheme="minorEastAsia" w:hAnsiTheme="minorEastAsia"/>
-          <w:szCs w:val="24"/>
-        </w:rPr>
-        <w:lastRenderedPageBreak/>
-        <w:t>syXrpw/jG6f5TtT5MWBthddOcNn\nuQ35rB5+vzyUPYELQ8m1mh9KbkLeO3p8or1e9jDrRcY53jBT2unvF4VyH+L8UMa7N0M5p2LfUM7R\nyHnM8PgS5XBcs7aPs67p1j0llDMvhqWy0Zc7Qlkc0Yx29CCvg3VTbhPSZxz3a3oUc3gHJz7EecAA\n8Y6X7/uEsi+8s3igsVUoe3jhZc9Q7m7NZ7BMCWVfed47Pd530A3GpJ2S3YjzKHjQ37LQFkL97NK6\nvI7wE55M0ydc4vcF8mhA+i3iuyPxKsaXviJP8n7GMaGcZ91WHMOlDZls7vfTpDnn6QP/ZHvRgbzP\nkvHnSfEwxhH3pC3ktPRK9cUcxHbGDhak8TO2vbv0zpVP5KTmPDp4Mk+Qh7H8aHWFumfZ9ryeSAyH\nulynJX4W+8RJoZyTAd+G+Czn8We9uyCUvtHbd1raNuSxTij3KPGJrZ2Y9COua5BzSm7IpcZYnlJf\nTjIuNUDa8YOJcTK+GsOJ+6CJQeLDnJja3Zj35NH3iO1CA31tacLbeE/yO6LOLDVWsjLRGvO4L0j4\n49oavhP9mvkrcdRh6hd9mfHyqMTnuB4Dj4mZMa+gj9BHf+o78Gl5is/EnJ/50kp/vND2LUv8j32p\nizKYZV08I97FGthR8vUJ509HO39eVPQkyu03fsK/R0OZQ9HX8PuhmVy9I0I542dsKGeUHKyOoLOf\nhLLm2VddQfd3V88mKO+B6gl1MtcfI859lTtjec9EZ7QX+4Qy1vaz/b2EA5rhHSl/sZH0k10ty3N8\nXvo+/RB9oM+ir/gSvaUF+4GPlucFtKtzM5r2kg/YrI1CsTm5DP2jZSh+/uBQ7p9rH8p9bvv7PJ85\nAQ/G+9s64ugijrznv7++2e4+w1bk/Uc7SOMU29fB+vCV2sqz74Zy5gkxSeZWO4eyP6pTM77zfGvL\ndQnlbrW8J3EHy+GvYkN2tDy0refvXfye94vx7iZ+7yK/8n6/rayLMQSfeog4coxpkHLkecdQ9jnx\nHV8Uvaa/jAnl3JmO4so5IHnfVwfrXxHKnq6B0pDPc+hkm8C/rXRuKE3Y7zNDuSeTOkbKd9r3Q8vs\noQw2kde0g3W58237etLD3AT57mW9y6TnrFDuJekobOx32r7GthL/7yM98Jm4P2NYa+mmTuZNLa2D\nNuIn4+MNFvqHcscZ75ATht+CruNn05/zXswR/g0fxomPftrT3+BF7n/72Pau8nx6KHe47C//f6jc\ncryjTSj3hdPmOaHcRzNJvPByRih5RSPlBX0/7xe41fomKcvDLIf8Z8uPnvJ6hDwYIT+6hHLGwKBQ\ncgHReeJe94Vy/1nHUPJxuoeSh7KDuPr4OV38h1jXuUn2dR8IPu1qvbQJfewk7ja279vWkfcH7CfO\nDSyDzh0Zyn5Z2nGcdTwsH/a1fF7by3HdbuJ4WFq7iIfxknXqH8m3FfKWcZKxnFwgckiXhXreYNRd\n5teMbaw7YSPQEWJ0B4VyFunB4mP8OUGZMi4zryM+s9r3c24vbUY3cy7UTHFCC778peIDF+PxUaGs\nQ+W85MX+zTiITky2jZPEdb3v7Gv9jN/niecIcWTfiDpOCuW8e3SVGCzzqUMtf7plzgllPnOh/Dor\nlBjoQvEv9FneW5N/n68s87zmYOs/1PadYrtPs234BWfappxLDV0DfP9Q6TlWXJk3h4RyFvJy65se\nynl1i+U3z4nZ3iSPzrD+MZafK72MseTqsEZGvspLvgu96N14eXOJ9C6WLuo8Wj6hF6eGsmefsugc\n+nundJytz3eP9cMjxjV0/lL5SX9BP97XJ6LP5fg44/DH4psvv2ZJ25nKZhdx0/8PEO9+ocyp6YsP\n+Q56iq252XaAC5s/xPahd+SbXC8P4N2Wypw+iL+N3SPeNlMasQfYiKfly2rbyfwT35V+cZt1kd9K\nH99A+Zwm7GJdl1h+ufw9IZT75EcniHMNdAyZMQ/paT3N9/kMV873KpOj5esq6enq5/HyFT6+qpyh\n50FppX199J8fNbbKGMf6/o22GXjZOSYxU9aof2FbnpYu5ExcAz15JJTzTg5MeGNddysXPq8QT95P\nc7sypD23ypO7lPWiUD+bIuKFB8/K51Xi57075Qm8ul+cS/3tQN+92HrfFCf973TfP07e8N5JKZYc\n</w:t>
-      </w:r>
-      <w:r>
-        <w:rPr>
-          <w:rFonts w:asciiTheme="minorEastAsia" w:hAnsiTheme="minorEastAsia"/>
-          <w:szCs w:val="24"/>
-        </w:rPr>
-        <w:lastRenderedPageBreak/>
-        <w:t>5wA329YbxJX3s9HH7wjlHoFTfPcU3897YGgXunyqbaH9xIkZk9m32WQ89Vj5nm163qOO74EddP0k\n+mvoH311/VDOCGJMZSwaLW5kn+NR9Il5/k5dX7ccdW4XyrkVjHfMi9FX9IbxdIA8oh/h7/QOJZ7c\n1mf0+Y1D8YkGiRPbhY4zptGP6FP0N2x7XtvDhtP3OkpLZ+WFP4fPhh80yjqzX9tSfOTdHRCK78B4\nmvP/edbVcnmekHPOe/ku9fSXjp1tz1byb7S4+4iDMvh1+9hGfMyDfWcz27WJPMZesP7VM5R7CJHR\nWOnvLS39Q7lnPMfnoeNXyiPvK+8l/j1s52Dbjh3cVP73kYetQ7nbJ59BsrO0TwzlvqhBloFXzOun\nNHuH+OmG1t9JnvHbOtIz0vVp6MAW7Bvq93fV11rzGRl7SMfAUPzdwfIqr2XsFMr5SntK44mhnHmS\nz03Y3vaDo5Vld1S+lHvLOuFl90Rn/DvjgN8d/L5VKPOU1qHc8/fjUO5e5r0XpLuzNLa0jXme087n\nlNlMOQ+3vd8P5c7ZfqGc5bKNfG4XyrmazKd2COUe+T1CuVM656w/IE/2s11biQu9ol/vYzsGW+/z\nodwrhr4cFMpZG0PlYUfl91Ao54yOsdye8qO1OjDQsj8K5b643NbuoawrtRcPtGEDe4dyRsZoy2wV\nyj1eW4TSTzPt+TyHn4eyvtVD/Fmmu4Zypmqe63eSx3lO2TmU+6y2C+We6A7W94S/T/Bd6NjctuX9\nQfD80FDu0QN/thfQ1FK8eT4DXYP8xDe6TR52CuUuP/ib583QvWMod/PtGMrZcuBfIb+Yk2wZylpi\nJ99rbf07yIfWodyvt3kzXrX1s0MoZ8l2CmW9tEMo9+hBJzYgr7F1tM27h3L/1c7i6+/7ncQzSNzg\nvdPPIT4D/wu2p7U07mC78u872tYdrffEUO5228a6NlCm2wv8Rr9AX1uFcjYu/si9odzRtovv40/k\nfA3GV+K8bc3t2iDFZmN+23au9fb3O+ul5L7u5Dub+D45wO3TGmmMjXb39z3TGl7Mjf2e5aini+9P\n0kffzHeJs9KuA5JfEHMT2WtQ40Xc/wh924pnsxRnrdO1m3i3DvU8xxiX7yyNG/h8Z8tlXNtbF883\nF29Xf2uf/PaY84jvhb9OXyTXFD+GeO5HoZ7nF2XLHAEfi3V58gLeMfb5SSoTc3nxe8hfJZ6Pb/p7\nY+iUM9835jd/VSCH+MuJjpiLSQ4yOZWcv4BP9VtxfCPxOcbbHki4oq/2QqIj5uRxRgFjHv4kPu1L\n0vDrhDe+R8zhOel7Xtr47fpER2z7J5b7IH1GPfmWvHlNvpCT2MK2fLu0OeaHY9vwIVf6nX2TxLzx\nU5cmHzT6ko/Y3n+Vx3PUX3xC5nhfsvy8UO71zPlJ2EHmGvhYjNvkr+f1uPdTf23M4yo26QQ/mSvl\nvVeMK+T7Es8kn+Mw+ckaBnYTnzevezLvIcedPIIvqFPd1MFt1ZPXks7HODn6xfrXP6t35JO2Vj86\n2HeaEt4o+7Xsf03WsY19D7szO9UX8153tQ5y/bewz5Ent2HSSe6AjTnCu8vzS5KMY1/8hv2oa+Jt\nHEcfTG2O+c1vSM8/qWvoCzYe23+lugVvOiYa4WWs+4vy3rWx+Df+wtXq1uDULyM/GROZBw8Rr3l+\ncazIeWjZ7+IdfAzs9Fjl1V2ZDghlTWxEKOfDd/W98aHkOv0mlPjaAPVodCi5EX3FyXiO3+t+knp+\nFngf8jll24eS84Kssc1t1cv9pDfTmMfEHN9Ez08KJfa4PJS8p+HiPyuUs5raqns5Zp33BzJPYi7z\ntkAc5DLxDg7lnKq+qe54Dg/+95FJB+rnKUIb87cpoeSBMp/pHMr6Cu9fZLuRA/Zlse3ZOhQ/kPk4\nYx7j+K3WN9Z6JoeS73iQ/Mix2b0sMyuUs6KR1RuhnMPm3qf6XRGjLcP89phQ7ofm815lv7u0YRMY\ny4k5nmLbkCn9vXUo64qbSNcO4sVGMYfGjlwdyrm0WXaMw1sqI3jE+LyNn/SPDfy9nbTxDF1hLpd9\nuI2sL/vgufy78mJvy9HeBdazSyi+SPZtO0gnejMglDPKBoVyPv4O0jpKvu8aynpU1lNkvIW/7RCK\nD0SdXUO5+7ildXYXR7tQzhLv7PdtfZZz</w:t>
-      </w:r>
-      <w:r>
-        <w:rPr>
-          <w:rFonts w:asciiTheme="minorEastAsia" w:hAnsiTheme="minorEastAsia"/>
-          <w:szCs w:val="24"/>
-        </w:rPr>
-        <w:lastRenderedPageBreak/>
-        <w:t>BjcOJWdv41Dupf8/4m8j3TsJ2WdqJ93dfW/HUM723UVa\n6VNH+r15XiL1zLQNzCkZa24KJT/qYfEO8D30Zj/5im/Gfi1yxtAhxkN07d5Qzn8cLC3oA30HG4mO\nMi/pl8bGfC5/5BPywH4fnexw9EX7hHJH8bvWRf3r6l9spfyH2IYO0t5HfuV5B/bpO9K0oXLMeXMb\nWYY6NpM3/2I9m8mfrFuHh3I+4AHSO0z6oSHnz8H/sbYNfkwO5d7sHsrttVD66hbSiizRvzx/bxvK\nOXh7+Bx7Mi7hazw2lDnIGH/bPdTv8q3fJUN/+1BaBvr7rDRexTqGSTvtGxrKucd7W2eeu6HbW8qP\nPeQnOkLf7JT4HuOZ5iPX1zd2le95TpxzxrtaP3vAwI3fsjyUc1bwb4gdDfCT9YkpAnYWfZwrPmIz\nOXd5vvKBJ6eGYvfzGsAp8oa9ozuIF57iVzKuk89KbO8+P+kX14ZyhxoxSOKDxCwZW3JMkxjxPQIx\n5zst96h4eG+Z77lfJPoZPKO/MTd9wffxE9/xk7gwMdDz/SQOi7+LT/J1faR/8G98znxWCjAk0Rnz\nIhirfquczw0pz/zy9Hcc6xhrD5L32PVjbTPfJ/g38st7H4Ypo7yP4ShlP1ea8Gd/pmz4nf7GGJ3z\n4dDD/sknjHq6RPkdKV/nhpIDd4p1IVtinYxRjEX484xfc3ye8w6PtmzWJfCiRwuS3kQ/jefo3OpQ\nzgde5PMxtvGkUHLjFoZyn9H0UPzqaZZpl9oX7ddZ0jVaeuijxB/HhpIveGaon3tRz91iDEd3icHm\nNZzJyuY/xHdoKDn4pylPeJ/zyLLchokr5+FNlfYZ/j1GvkDXyb6T8xKBFb7/ofTlvIHR0gT/6UcX\n2x5ybZb67OQiE/ZgRbrQocVJ5nF9DDs9MJQ7c/L5Ff2khX77Rih7brBLvUO5M2W5f8/yt7xf5MBQ\n7vFiDmx+edzLOjP55pGfjJc9kj5Ev7amUzEPmLpzzgd07x1Kfi3PD5ank6XxRenp7/yUtiz1neGh\nvtch/ub6YYynjrBtee7FGMfcj7XY36kLR4ayf4O2k5s1QJoWNdM15h4HKou89t86lD0pc9SLK0K5\nZwT9wd5kn2duKOvn3ZKs4/3jE3x/kfjm+ntez+4Wyp3q0GwuTX28A8cHoeT45zy/vL9kT3neLelL\nlNsq5dImtS2W5RNZvia9ed10ju1uJ993DuWOoovFs1miuzHnfqKj2NuDUpti/IZxnfj21FDi29ih\nbeQh/F0hLeBB5wakOWXEc4KyGh9KTjFtzHssTpGXo6RxsmUYy9mXjH2/Ls1fY1yEfr5jKPeXDUhz\n1cjPx6SjJi/240ca0V/qzjnqK0N9fSXm9hHPf1j5tQtlrwW240L9AXz99237b8T1RKjf7xfjQrS1\nS3oWYyPIgb64zLYwp2L8o38bF23MeTv0k76Jvjj3ZvwBGCfQS9YXJ9q2nPeNXuR9fvPkb86HPE1+\nUhbfBP1Df1mPy74jvtc46d40FH+tv7w8R35Rjr59jOW6hvpZjlGPj1COw30XvUOX3pOX8PHH6gV7\neuiDY0PJi5njd/zkbN9OtJ3nhbJXckGK/UR5zQzlvOq5vjPZ8Rx+Mv+dlfDEsyHwq/TjYnzxzGT3\n4tkK+Fq/N/6Dfanpcoy7vWLcA3rJk3w6xTri3gf8bHwd9prW2h3Ph7ozvRP7CjE3fPsXBdZHiYc9\n4t8v+vvNfuIb5Rx79OUk4WF5PiqU3GPklv2NfvIAeeCb3Go9+DO/NC6zxDbm+DY2Qr+0fscHekvf\nPiCU/UCDlHvec/RFf9splHlvHjPyOsVQ9aJDqO85ifGO/pbDJmObiLkSD/xIulcod3SGPhP3fjTE\nNbgWNTm1qPWvppqtbFGTe4uabWxRk2UTOv5QAr5HPLW+3aJm11rUeNkCeeFnTgol3yznauZc0unC\nwaHsGwCOTLAWckY/0UN8YHjwNfUB//db+osv1+qbnsYaYmoxL72mv2tTZ81OrH1CitetvUg7kOc3\nzD2REfNMbAjzv9o8rgmbd5jv1Wx0C8aoW1JspGm+siVeXWvrWjUbEWPYfJ6W2h8/6T+cG7KmVga9\nr/G2iT1NN/r5VvotQm3saFGzVy2I9wxO5TkLoslcvLjviT5T0+uYg3yecFDqk001XE38TZzykqTH\nkb5R6Xv87GqdXcWB</w:t>
-      </w:r>
-      <w:r>
-        <w:rPr>
-          <w:rFonts w:asciiTheme="minorEastAsia" w:hAnsiTheme="minorEastAsia"/>
-          <w:szCs w:val="24"/>
-        </w:rPr>
-        <w:lastRenderedPageBreak/>
-        <w:t>XrRLnxF/jZ9rY8eYPzxfw0c8qGbX167xtWmj5EM1dU1nFTXVyjedJz1XW/8D\nCUfTJ0k2sd3ma8e2z080Nl0iHejLybb/6oR77ZpOtKA/Eq+vzUOahui7YcNqvG/xcjA/eq3YJ2Pc\nt4OA3WG+xryQWAZza9ad8p45+uppvkvbmQustt8Q05pq/0Ef8Wnbpz4b46cbyas91RHsf2/7Hrbj\nuKQTEQ/1bSoN9G/GhN2S/tRzHP6x4c/4t1aM1zWObRjZcEfTuw33NL3dOKCxR1Prpk0bVzb+pPHH\njYMa1mrxby1+2fDFFs80fK3FKw1fbPhSQ4uGtRvWbrGm9teXGjZo+FHDOrXSo2owpunkpqVrHdPQ\n9wt7NFy79noNK1r8yGr6/2lo7PwnYFENVtZgTUND03o1qH1veqyhocUhNeq71+CMhoa1163B6oaG\nL9Q+v/BGrQsvjSv7fxqWJfjSN/9KqNXx5Z1qcFFNbdZtBrd/OuEr36ygggoqqKCCCiqooILPPnx1\n4wr+t+EfDvjT8I1Ffz/wzZ0+W7BOq/95+E67Tx98r6GCCir4tMAPxlTwWYSNJv5lsMn2fxxatkqw\n+VP/M7BV/88HtDqjgj8Xduj/6YLWx/9tYOevfLqg3Q1/ObR/6/+F3df5bEKHpyr4W8Be91UAdF1W\nQXPoeUYFFVTw10Kftyqo4PMBgy6qoIL/XhjSqoIKKqiggs8qDLvrswF7f1DBXwL7dK6gggoqqOD/\nB6Me+t+Dsbf/cZj0zQo+DzD5qQoqqODTCFNvqKCCCj6NcGj/Cv4UzPzBXweHbfz5h9lfqaCCCiqo\noII/DvMmVvBZgWPafbbg2Lf+tnD80r9fWNK7gs8LnLLsz4NTO/718JNv/nlw5u0VVFBBBRV8nuGc\n1yqooIK/Jaw84/MNF7713weXNlRQQQUVVFDBH4cr2lXwWYRr1vvr4LrjK6igggoqqKCCCiqooILm\ncNOPK6iggv9uuPWuCiqooIK/HG67r4IKKqjgbws/f7aCCiqo4LMBd39QQQUVVFBBBRU0hwferaCC\nCiqooIIKKqigggoqqKCCCiqooIIKKqiggr9fePyACiqooILPFjwzsoIKKqiggs8qPLfTfw1e3K2C\nCiqo4L8OLx/y9wWvzaigggoqqKCC/314o3cFFVRQQQWfF3hzZAUVVFBBBZ93eKd/BZ83eH/dCiqo\noIIKPm/wuyUV/K3g494V/AXQ2HhGBRVU8NfAWsMrqKCCCir4e4EvLqmgggoqqKCCCiqooIIKPnNw\n5Z8PYd0KKvh8QEPDdm3X3rhhnQb+NTWsVfu/RUNDaGjYnAeX/bjhp40/WOfIY77b0PCf49VidApl\nbmRzdHJlYW0KZW5kb2JqCjkgMCBvYmoKPDwvRGVzY2VudCAtMTk5L0NhcEhlaWdodCA2NDcvU3Rl\nbVYgODAvVHlwZS9Gb250RGVzY3JpcHRvci9Gb250RmlsZTIgOCAwIFIvRmxhZ3MgMzIvRm9udEJC\nb3hbMCAtMTk5IDEwMDAgODI2XS9Gb250TmFtZS9RS0lFSFgrVFctTU9FLVN0ZC1LYWkvSXRhbGlj\nQW5nbGUgMC9Bc2NlbnQgNzk5L0NJRFNldCA3IDAgUj4+CmVuZG9iagoxMCAwIG9iago8PC9EVyAx\nMDAwL1N1YnR5cGUvQ0lERm9udFR5cGUyL0NJRFN5c3RlbUluZm88PC9TdXBwbGVtZW50IDAvUmVn\naXN0cnkoQWRvYmUpL09yZGVyaW5nKElkZW50aXR5KT4+L1R5cGUvRm9udC9CYXNlRm9udC9RS0lF\</w:t>
+        <w:t>3o\nz5FwGmlnzlhhUeTo2/H/LRgUzv/5TEziOYYj+Hj03G3oFN5N7hvrjqCmdu+sqd3x01R//FpNTc1l\nITix6+nTe9/+1N6L1+9//s5arlC/823DA9UJvPvCT7aj7X2ffcvHXgA3gUs+8r2Zr7+7/WL75Sdf\n/uGnQB6sfMenSFv/59wHEYt3BmxyJ0cjAzwOrESDgEMjXVkE5BtUh4LuzJazvzt0nWoM3jNwEu8E\nZ4QZNzY5eSP6U1k1pvxnvpZc5y6C6WYgkEGJZqv36UOnCx7L7PdfbQFp5JMgjzIF0F3Bs7xw59pN\ng1ddkJ9ev/a2q3eVI159eG4o5r738FuOX/BXL1ZOvDIlWOD/NCMZzf1D+7k/feTgyvzBdSMXvPGh\nrZtmkqOjzSHHrswOFeb+7vjc0KEffOu9uc2feTp6qebMnyJtfAPp15tIv27o9Oo4eA20l45vp30q\nY3f+7m3tt7lrPa0e2FI5shd8g2IwdXjz/Pzs9ftmNgwNRXXLC5UvvOitl+9+739PDX7oZzuPvOPQ\ngT3RoDOUX73xxA1b992wfB9DYfKBL4B9m+++d+Vcfmhz2nEqA7bk5HfcvGVnbc/L7XMX6NHLf9b+\n76MDB/fdcX/QiQ1EgplV48s3XfD8/1mbowEABC9bSd9/jLCOHrDIk9WslGX2RnESJBqgBhIa/P0X\nvnCk1V6z+sjZv4eX1c5+APwerJt86fDU1OGXRijtzB9RuWsPt527nfTRYKBI7KHfC/8/z0/6LmUk\nmMSZGx759tHG3x647c49J7clbS2rTS+/5N7N2zevPvH45tU6fGv47BfhQ2/6ysVvan/3lmUzW+++\nPGQGwwN6dLaQP3r8S1+5eM+74S8vJc/y0Llb0aUEj5nAEGnOYgviWr2lJ15jhZ0WxDVL7TRHTSWB\n8Mb733dw9UMXnG4/XD4A6EMbXpc3g56hx6UVpYn2v/556+SBn90Cr7773ks/1P7znZvhk2eeA7eO\nrLtxXVw1DTdZNZ1GPnJWaZz95uylvwH7u31yybk3oEdxqWONEBHEKoD2IMFyQzW6OE/4ECcdgR79\n0daGPyrU3IpvDW1XJEU7235dSKBbDopQ323/ov0vL/4q4QX3JW31slPgJfD5w7cHbSd6+eCFhMUC\nhIWuO3cXupNgNBZoBObI/V7D3q3sX9rP+Xj0P6+lbHjZTeUr7j32jnceufFN1WPX1TZcfODhNxy8\n5vjA7y+urt2w6tqbNk4fW3cZQAjT+z/eWnbFlSvGL8ytuAB+ckvp2Me+etXOvae+/DfH8/U1Y7uv\nefTQ/nV7P/zR7bFt9WUXPvnk7i1717/tmQPzRfLMiJrb9h+vn1u/YeWpKzclc4QJyHg+QPB0BXme\nYmCMPM159qWpr7G3JdhqNXNLH4Gw0P+8/eH7tm09dsm7vrlvet+l3zm6/ljMTadtORWfrY4+Mj1i\nc8AufPTIivWjjYtugsceufLkCz+647Zvv739ufa9L/+yvvK2ZalozHQibig7mXEfuOEPh++Ov3Tr\n/z145Xce373VH2cITp+7A96OLlnk3aU9b7zmNwT5xFgpWx/LJUvZ2pLv6JJgcXpsgHyrjw4kzw4s\n/RXojPHYuafRl3E5EAxkA3VyJ0pTMZ3y7ZUMnFYnrNsFOtaWWlruPFcM14Lr2u0jb2wfyrdkcX0e\nfOzTJ06dfc9oas0Hdr/5+O4vPfHE9YcuP73z3s1uCt493P5a+5WtidGgVaIu2TKyZ98jr1x59ieb\ndGFk56c/sn1ufPXm+9+9vqkYY51+CKw49wz6PGmfTqyQeMU4GSqTgXnQdQtFkEglra6rqPY4Hq4A\nl4Pw2w7Wbm4/0X5bctVhDE6NHoqFC6OfOzHpmKUDuPy7x9r/+h9vaX9wdDN15bp1Z+6uqdLju08f\ne+7XNwFfE+XOfQh9l9wzESgFAmQoCYGlQErrE9n5HcPQma7F+y2BLQBrO43vtL/69+si7S9my5K8\nLgnue/7Su3bMtltP3r3q2vandm2Al5796aWj8PNnv793dNQ0h6kT61tr9v3V+/escoorPwMq64md\nrzr3JvQi3kgsL2DYiz1fAek+RMkmg8ku4jJGxq6HCbIJndq44tb337tzprXsc8+2/zB27Ot73h+U\n7dH9hZ0rL77/0Y1Ds41r3wkOX3/F47tvWebFh4+A0fetfuDK3adOzW+cGttz5tT+j6wVBtoP6M9u\nu/b6NZfdsKKWq13T/umHTxwp2xlwZ4eLyqSfvkf6yRcaWd9D+0MRg4nWQh8le16V0JGBnjEGNx9P\n7Nk5AtqnQWHQdtaF33yI5hBEMF9Ho5Po6+l9T2w9874DAIyMavoUtW/rf0smS7wZONB+jNyvRuz3\n74g/IEgACasz8D0b6I6H1emKDlDjIUA2wfvBaH7j4O6Xvrqrum0QXCXMu25r9lqA9xTx4Oi2Vw/d\n</w:t>
       </w:r>
     </w:p>
     <w:sectPr>
